--- a/docs/Dictionnaire_Donnees.docx
+++ b/docs/Dictionnaire_Donnees.docx
@@ -38,7 +38,7 @@
               <w:u w:val="single"/>
             </w:rPr>
             <w:drawing>
-              <wp:inline distT="0" distB="0" distL="0" distR="0" wp14:anchorId="22B13390" wp14:editId="518EBA51">
+              <wp:inline distT="0" distB="0" distL="0" distR="0" wp14:anchorId="22B13390" wp14:editId="57026A3C">
                 <wp:extent cx="450140" cy="604434"/>
                 <wp:effectExtent l="0" t="0" r="7620" b="5715"/>
                 <wp:docPr id="2135558676" name="Picture 1"/>
@@ -361,7 +361,7 @@
                         <w:sz w:val="28"/>
                         <w:szCs w:val="28"/>
                       </w:rPr>
-                      <w:t>24-03-2025</w:t>
+                      <w:t>3-24-2025</w:t>
                     </w:r>
                   </w:p>
                 </w:sdtContent>
@@ -406,6 +406,14 @@
     </w:sdt>
     <w:sdt>
       <w:sdtPr>
+        <w:rPr>
+          <w:rFonts w:asciiTheme="minorHAnsi" w:eastAsiaTheme="minorHAnsi" w:hAnsiTheme="minorHAnsi" w:cstheme="minorBidi"/>
+          <w:color w:val="auto"/>
+          <w:kern w:val="2"/>
+          <w:sz w:val="24"/>
+          <w:szCs w:val="24"/>
+          <w14:ligatures w14:val="standardContextual"/>
+        </w:rPr>
         <w:id w:val="1092828248"/>
         <w:docPartObj>
           <w:docPartGallery w:val="Table of Contents"/>
@@ -414,15 +422,9 @@
       </w:sdtPr>
       <w:sdtEndPr>
         <w:rPr>
-          <w:rFonts w:asciiTheme="minorHAnsi" w:eastAsiaTheme="minorHAnsi" w:hAnsiTheme="minorHAnsi" w:cstheme="minorBidi"/>
           <w:b/>
           <w:bCs/>
           <w:noProof/>
-          <w:color w:val="auto"/>
-          <w:kern w:val="2"/>
-          <w:sz w:val="24"/>
-          <w:szCs w:val="24"/>
-          <w14:ligatures w14:val="standardContextual"/>
         </w:rPr>
       </w:sdtEndPr>
       <w:sdtContent>
@@ -440,7 +442,10 @@
           <w:pPr>
             <w:pStyle w:val="TOC1"/>
             <w:rPr>
-              <w:rFonts w:eastAsiaTheme="minorEastAsia"/>
+              <w:rFonts w:asciiTheme="minorHAnsi" w:eastAsiaTheme="minorEastAsia" w:hAnsiTheme="minorHAnsi"/>
+              <w:b w:val="0"/>
+              <w:bCs w:val="0"/>
+              <w:lang w:val="en-US"/>
             </w:rPr>
           </w:pPr>
           <w:r>
@@ -452,7 +457,7 @@
           <w:r>
             <w:fldChar w:fldCharType="separate"/>
           </w:r>
-          <w:hyperlink w:anchor="_Toc193743870" w:history="1">
+          <w:hyperlink w:anchor="_Toc196837237" w:history="1">
             <w:r>
               <w:rPr>
                 <w:rStyle w:val="Hyperlink"/>
@@ -475,7 +480,7 @@
               <w:rPr>
                 <w:webHidden/>
               </w:rPr>
-              <w:instrText xml:space="preserve"> PAGEREF _Toc193743870 \h </w:instrText>
+              <w:instrText xml:space="preserve"> PAGEREF _Toc196837237 \h </w:instrText>
             </w:r>
             <w:r>
               <w:rPr>
@@ -513,11 +518,13 @@
               <w:noProof/>
             </w:rPr>
           </w:pPr>
-          <w:hyperlink w:anchor="_Toc193743871" w:history="1">
+          <w:hyperlink w:anchor="_Toc196837238" w:history="1">
             <w:r>
               <w:rPr>
                 <w:rStyle w:val="Hyperlink"/>
                 <w:rFonts w:asciiTheme="minorBidi" w:hAnsiTheme="minorBidi"/>
+                <w:b/>
+                <w:bCs/>
                 <w:noProof/>
               </w:rPr>
               <w:t>Règles métier supplémentaires :</w:t>
@@ -541,7 +548,7 @@
                 <w:noProof/>
                 <w:webHidden/>
               </w:rPr>
-              <w:instrText xml:space="preserve"> PAGEREF _Toc193743871 \h </w:instrText>
+              <w:instrText xml:space="preserve"> PAGEREF _Toc196837238 \h </w:instrText>
             </w:r>
             <w:r>
               <w:rPr>
@@ -584,7 +591,7 @@
               <w:noProof/>
             </w:rPr>
           </w:pPr>
-          <w:hyperlink w:anchor="_Toc193743872" w:history="1">
+          <w:hyperlink w:anchor="_Toc196837239" w:history="1">
             <w:r>
               <w:rPr>
                 <w:rStyle w:val="Hyperlink"/>
@@ -627,7 +634,7 @@
                 <w:noProof/>
                 <w:webHidden/>
               </w:rPr>
-              <w:instrText xml:space="preserve"> PAGEREF _Toc193743872 \h </w:instrText>
+              <w:instrText xml:space="preserve"> PAGEREF _Toc196837239 \h </w:instrText>
             </w:r>
             <w:r>
               <w:rPr>
@@ -670,7 +677,7 @@
               <w:noProof/>
             </w:rPr>
           </w:pPr>
-          <w:hyperlink w:anchor="_Toc193743873" w:history="1">
+          <w:hyperlink w:anchor="_Toc196837240" w:history="1">
             <w:r>
               <w:rPr>
                 <w:rStyle w:val="Hyperlink"/>
@@ -713,7 +720,7 @@
                 <w:noProof/>
                 <w:webHidden/>
               </w:rPr>
-              <w:instrText xml:space="preserve"> PAGEREF _Toc193743873 \h </w:instrText>
+              <w:instrText xml:space="preserve"> PAGEREF _Toc196837240 \h </w:instrText>
             </w:r>
             <w:r>
               <w:rPr>
@@ -756,7 +763,7 @@
               <w:noProof/>
             </w:rPr>
           </w:pPr>
-          <w:hyperlink w:anchor="_Toc193743874" w:history="1">
+          <w:hyperlink w:anchor="_Toc196837241" w:history="1">
             <w:r>
               <w:rPr>
                 <w:rStyle w:val="Hyperlink"/>
@@ -799,7 +806,7 @@
                 <w:noProof/>
                 <w:webHidden/>
               </w:rPr>
-              <w:instrText xml:space="preserve"> PAGEREF _Toc193743874 \h </w:instrText>
+              <w:instrText xml:space="preserve"> PAGEREF _Toc196837241 \h </w:instrText>
             </w:r>
             <w:r>
               <w:rPr>
@@ -842,7 +849,7 @@
               <w:noProof/>
             </w:rPr>
           </w:pPr>
-          <w:hyperlink w:anchor="_Toc193743875" w:history="1">
+          <w:hyperlink w:anchor="_Toc196837242" w:history="1">
             <w:r>
               <w:rPr>
                 <w:rStyle w:val="Hyperlink"/>
@@ -885,7 +892,7 @@
                 <w:noProof/>
                 <w:webHidden/>
               </w:rPr>
-              <w:instrText xml:space="preserve"> PAGEREF _Toc193743875 \h </w:instrText>
+              <w:instrText xml:space="preserve"> PAGEREF _Toc196837242 \h </w:instrText>
             </w:r>
             <w:r>
               <w:rPr>
@@ -927,11 +934,13 @@
               <w:noProof/>
             </w:rPr>
           </w:pPr>
-          <w:hyperlink w:anchor="_Toc193743876" w:history="1">
+          <w:hyperlink w:anchor="_Toc196837243" w:history="1">
             <w:r>
               <w:rPr>
                 <w:rStyle w:val="Hyperlink"/>
                 <w:rFonts w:asciiTheme="minorBidi" w:hAnsiTheme="minorBidi"/>
+                <w:b/>
+                <w:bCs/>
                 <w:noProof/>
                 <w:lang w:val="fr-FR"/>
               </w:rPr>
@@ -956,7 +965,7 @@
                 <w:noProof/>
                 <w:webHidden/>
               </w:rPr>
-              <w:instrText xml:space="preserve"> PAGEREF _Toc193743876 \h </w:instrText>
+              <w:instrText xml:space="preserve"> PAGEREF _Toc196837243 \h </w:instrText>
             </w:r>
             <w:r>
               <w:rPr>
@@ -991,10 +1000,13 @@
           <w:pPr>
             <w:pStyle w:val="TOC1"/>
             <w:rPr>
-              <w:rFonts w:eastAsiaTheme="minorEastAsia"/>
+              <w:rFonts w:asciiTheme="minorHAnsi" w:eastAsiaTheme="minorEastAsia" w:hAnsiTheme="minorHAnsi"/>
+              <w:b w:val="0"/>
+              <w:bCs w:val="0"/>
+              <w:lang w:val="en-US"/>
             </w:rPr>
           </w:pPr>
-          <w:hyperlink w:anchor="_Toc193743877" w:history="1">
+          <w:hyperlink w:anchor="_Toc196837244" w:history="1">
             <w:r>
               <w:rPr>
                 <w:rStyle w:val="Hyperlink"/>
@@ -1017,7 +1029,7 @@
               <w:rPr>
                 <w:webHidden/>
               </w:rPr>
-              <w:instrText xml:space="preserve"> PAGEREF _Toc193743877 \h </w:instrText>
+              <w:instrText xml:space="preserve"> PAGEREF _Toc196837244 \h </w:instrText>
             </w:r>
             <w:r>
               <w:rPr>
@@ -1055,11 +1067,13 @@
               <w:noProof/>
             </w:rPr>
           </w:pPr>
-          <w:hyperlink w:anchor="_Toc193743878" w:history="1">
+          <w:hyperlink w:anchor="_Toc196837245" w:history="1">
             <w:r>
               <w:rPr>
                 <w:rStyle w:val="Hyperlink"/>
                 <w:rFonts w:asciiTheme="minorBidi" w:hAnsiTheme="minorBidi"/>
+                <w:b/>
+                <w:bCs/>
                 <w:noProof/>
                 <w:lang w:val="fr-FR"/>
               </w:rPr>
@@ -1084,7 +1098,7 @@
                 <w:noProof/>
                 <w:webHidden/>
               </w:rPr>
-              <w:instrText xml:space="preserve"> PAGEREF _Toc193743878 \h </w:instrText>
+              <w:instrText xml:space="preserve"> PAGEREF _Toc196837245 \h </w:instrText>
             </w:r>
             <w:r>
               <w:rPr>
@@ -1127,7 +1141,7 @@
               <w:noProof/>
             </w:rPr>
           </w:pPr>
-          <w:hyperlink w:anchor="_Toc193743879" w:history="1">
+          <w:hyperlink w:anchor="_Toc196837246" w:history="1">
             <w:r>
               <w:rPr>
                 <w:rStyle w:val="Hyperlink"/>
@@ -1172,7 +1186,7 @@
                 <w:noProof/>
                 <w:webHidden/>
               </w:rPr>
-              <w:instrText xml:space="preserve"> PAGEREF _Toc193743879 \h </w:instrText>
+              <w:instrText xml:space="preserve"> PAGEREF _Toc196837246 \h </w:instrText>
             </w:r>
             <w:r>
               <w:rPr>
@@ -1215,7 +1229,7 @@
               <w:noProof/>
             </w:rPr>
           </w:pPr>
-          <w:hyperlink w:anchor="_Toc193743880" w:history="1">
+          <w:hyperlink w:anchor="_Toc196837247" w:history="1">
             <w:r>
               <w:rPr>
                 <w:rStyle w:val="Hyperlink"/>
@@ -1260,7 +1274,7 @@
                 <w:noProof/>
                 <w:webHidden/>
               </w:rPr>
-              <w:instrText xml:space="preserve"> PAGEREF _Toc193743880 \h </w:instrText>
+              <w:instrText xml:space="preserve"> PAGEREF _Toc196837247 \h </w:instrText>
             </w:r>
             <w:r>
               <w:rPr>
@@ -1303,7 +1317,7 @@
               <w:noProof/>
             </w:rPr>
           </w:pPr>
-          <w:hyperlink w:anchor="_Toc193743881" w:history="1">
+          <w:hyperlink w:anchor="_Toc196837248" w:history="1">
             <w:r>
               <w:rPr>
                 <w:rStyle w:val="Hyperlink"/>
@@ -1348,7 +1362,7 @@
                 <w:noProof/>
                 <w:webHidden/>
               </w:rPr>
-              <w:instrText xml:space="preserve"> PAGEREF _Toc193743881 \h </w:instrText>
+              <w:instrText xml:space="preserve"> PAGEREF _Toc196837248 \h </w:instrText>
             </w:r>
             <w:r>
               <w:rPr>
@@ -1391,7 +1405,7 @@
               <w:noProof/>
             </w:rPr>
           </w:pPr>
-          <w:hyperlink w:anchor="_Toc193743882" w:history="1">
+          <w:hyperlink w:anchor="_Toc196837249" w:history="1">
             <w:r>
               <w:rPr>
                 <w:rStyle w:val="Hyperlink"/>
@@ -1436,7 +1450,7 @@
                 <w:noProof/>
                 <w:webHidden/>
               </w:rPr>
-              <w:instrText xml:space="preserve"> PAGEREF _Toc193743882 \h </w:instrText>
+              <w:instrText xml:space="preserve"> PAGEREF _Toc196837249 \h </w:instrText>
             </w:r>
             <w:r>
               <w:rPr>
@@ -1478,11 +1492,13 @@
               <w:noProof/>
             </w:rPr>
           </w:pPr>
-          <w:hyperlink w:anchor="_Toc193743883" w:history="1">
+          <w:hyperlink w:anchor="_Toc196837250" w:history="1">
             <w:r>
               <w:rPr>
                 <w:rStyle w:val="Hyperlink"/>
                 <w:rFonts w:asciiTheme="minorBidi" w:hAnsiTheme="minorBidi"/>
+                <w:b/>
+                <w:bCs/>
                 <w:noProof/>
                 <w:lang w:val="fr-FR"/>
               </w:rPr>
@@ -1507,7 +1523,7 @@
                 <w:noProof/>
                 <w:webHidden/>
               </w:rPr>
-              <w:instrText xml:space="preserve"> PAGEREF _Toc193743883 \h </w:instrText>
+              <w:instrText xml:space="preserve"> PAGEREF _Toc196837250 \h </w:instrText>
             </w:r>
             <w:r>
               <w:rPr>
@@ -1542,10 +1558,13 @@
           <w:pPr>
             <w:pStyle w:val="TOC1"/>
             <w:rPr>
-              <w:rFonts w:eastAsiaTheme="minorEastAsia"/>
+              <w:rFonts w:asciiTheme="minorHAnsi" w:eastAsiaTheme="minorEastAsia" w:hAnsiTheme="minorHAnsi"/>
+              <w:b w:val="0"/>
+              <w:bCs w:val="0"/>
+              <w:lang w:val="en-US"/>
             </w:rPr>
           </w:pPr>
-          <w:hyperlink w:anchor="_Toc193743884" w:history="1">
+          <w:hyperlink w:anchor="_Toc196837251" w:history="1">
             <w:r>
               <w:rPr>
                 <w:rStyle w:val="Hyperlink"/>
@@ -1568,7 +1587,7 @@
               <w:rPr>
                 <w:webHidden/>
               </w:rPr>
-              <w:instrText xml:space="preserve"> PAGEREF _Toc193743884 \h </w:instrText>
+              <w:instrText xml:space="preserve"> PAGEREF _Toc196837251 \h </w:instrText>
             </w:r>
             <w:r>
               <w:rPr>
@@ -1606,11 +1625,13 @@
               <w:noProof/>
             </w:rPr>
           </w:pPr>
-          <w:hyperlink w:anchor="_Toc193743885" w:history="1">
+          <w:hyperlink w:anchor="_Toc196837252" w:history="1">
             <w:r>
               <w:rPr>
                 <w:rStyle w:val="Hyperlink"/>
                 <w:rFonts w:asciiTheme="minorBidi" w:hAnsiTheme="minorBidi"/>
+                <w:b/>
+                <w:bCs/>
                 <w:noProof/>
                 <w:lang w:val="fr-FR"/>
               </w:rPr>
@@ -1635,7 +1656,7 @@
                 <w:noProof/>
                 <w:webHidden/>
               </w:rPr>
-              <w:instrText xml:space="preserve"> PAGEREF _Toc193743885 \h </w:instrText>
+              <w:instrText xml:space="preserve"> PAGEREF _Toc196837252 \h </w:instrText>
             </w:r>
             <w:r>
               <w:rPr>
@@ -1678,7 +1699,7 @@
               <w:noProof/>
             </w:rPr>
           </w:pPr>
-          <w:hyperlink w:anchor="_Toc193743886" w:history="1">
+          <w:hyperlink w:anchor="_Toc196837253" w:history="1">
             <w:r>
               <w:rPr>
                 <w:rStyle w:val="Hyperlink"/>
@@ -1723,7 +1744,7 @@
                 <w:noProof/>
                 <w:webHidden/>
               </w:rPr>
-              <w:instrText xml:space="preserve"> PAGEREF _Toc193743886 \h </w:instrText>
+              <w:instrText xml:space="preserve"> PAGEREF _Toc196837253 \h </w:instrText>
             </w:r>
             <w:r>
               <w:rPr>
@@ -1766,7 +1787,7 @@
               <w:noProof/>
             </w:rPr>
           </w:pPr>
-          <w:hyperlink w:anchor="_Toc193743887" w:history="1">
+          <w:hyperlink w:anchor="_Toc196837254" w:history="1">
             <w:r>
               <w:rPr>
                 <w:rStyle w:val="Hyperlink"/>
@@ -1809,7 +1830,7 @@
                 <w:noProof/>
                 <w:webHidden/>
               </w:rPr>
-              <w:instrText xml:space="preserve"> PAGEREF _Toc193743887 \h </w:instrText>
+              <w:instrText xml:space="preserve"> PAGEREF _Toc196837254 \h </w:instrText>
             </w:r>
             <w:r>
               <w:rPr>
@@ -1852,7 +1873,7 @@
               <w:noProof/>
             </w:rPr>
           </w:pPr>
-          <w:hyperlink w:anchor="_Toc193743888" w:history="1">
+          <w:hyperlink w:anchor="_Toc196837255" w:history="1">
             <w:r>
               <w:rPr>
                 <w:rStyle w:val="Hyperlink"/>
@@ -1895,7 +1916,7 @@
                 <w:noProof/>
                 <w:webHidden/>
               </w:rPr>
-              <w:instrText xml:space="preserve"> PAGEREF _Toc193743888 \h </w:instrText>
+              <w:instrText xml:space="preserve"> PAGEREF _Toc196837255 \h </w:instrText>
             </w:r>
             <w:r>
               <w:rPr>
@@ -1937,11 +1958,13 @@
               <w:noProof/>
             </w:rPr>
           </w:pPr>
-          <w:hyperlink w:anchor="_Toc193743889" w:history="1">
+          <w:hyperlink w:anchor="_Toc196837256" w:history="1">
             <w:r>
               <w:rPr>
                 <w:rStyle w:val="Hyperlink"/>
                 <w:rFonts w:asciiTheme="minorBidi" w:hAnsiTheme="minorBidi"/>
+                <w:b/>
+                <w:bCs/>
                 <w:noProof/>
                 <w:lang w:val="fr-FR"/>
               </w:rPr>
@@ -1966,7 +1989,7 @@
                 <w:noProof/>
                 <w:webHidden/>
               </w:rPr>
-              <w:instrText xml:space="preserve"> PAGEREF _Toc193743889 \h </w:instrText>
+              <w:instrText xml:space="preserve"> PAGEREF _Toc196837256 \h </w:instrText>
             </w:r>
             <w:r>
               <w:rPr>
@@ -2001,10 +2024,13 @@
           <w:pPr>
             <w:pStyle w:val="TOC1"/>
             <w:rPr>
-              <w:rFonts w:eastAsiaTheme="minorEastAsia"/>
+              <w:rFonts w:asciiTheme="minorHAnsi" w:eastAsiaTheme="minorEastAsia" w:hAnsiTheme="minorHAnsi"/>
+              <w:b w:val="0"/>
+              <w:bCs w:val="0"/>
+              <w:lang w:val="en-US"/>
             </w:rPr>
           </w:pPr>
-          <w:hyperlink w:anchor="_Toc193743890" w:history="1">
+          <w:hyperlink w:anchor="_Toc196837257" w:history="1">
             <w:r>
               <w:rPr>
                 <w:rStyle w:val="Hyperlink"/>
@@ -2027,7 +2053,7 @@
               <w:rPr>
                 <w:webHidden/>
               </w:rPr>
-              <w:instrText xml:space="preserve"> PAGEREF _Toc193743890 \h </w:instrText>
+              <w:instrText xml:space="preserve"> PAGEREF _Toc196837257 \h </w:instrText>
             </w:r>
             <w:r>
               <w:rPr>
@@ -2065,11 +2091,13 @@
               <w:noProof/>
             </w:rPr>
           </w:pPr>
-          <w:hyperlink w:anchor="_Toc193743891" w:history="1">
+          <w:hyperlink w:anchor="_Toc196837258" w:history="1">
             <w:r>
               <w:rPr>
                 <w:rStyle w:val="Hyperlink"/>
                 <w:rFonts w:asciiTheme="minorBidi" w:hAnsiTheme="minorBidi"/>
+                <w:b/>
+                <w:bCs/>
                 <w:noProof/>
                 <w:lang w:val="fr-FR"/>
               </w:rPr>
@@ -2094,7 +2122,7 @@
                 <w:noProof/>
                 <w:webHidden/>
               </w:rPr>
-              <w:instrText xml:space="preserve"> PAGEREF _Toc193743891 \h </w:instrText>
+              <w:instrText xml:space="preserve"> PAGEREF _Toc196837258 \h </w:instrText>
             </w:r>
             <w:r>
               <w:rPr>
@@ -2137,7 +2165,7 @@
               <w:noProof/>
             </w:rPr>
           </w:pPr>
-          <w:hyperlink w:anchor="_Toc193743892" w:history="1">
+          <w:hyperlink w:anchor="_Toc196837259" w:history="1">
             <w:r>
               <w:rPr>
                 <w:rStyle w:val="Hyperlink"/>
@@ -2180,7 +2208,7 @@
                 <w:noProof/>
                 <w:webHidden/>
               </w:rPr>
-              <w:instrText xml:space="preserve"> PAGEREF _Toc193743892 \h </w:instrText>
+              <w:instrText xml:space="preserve"> PAGEREF _Toc196837259 \h </w:instrText>
             </w:r>
             <w:r>
               <w:rPr>
@@ -2223,7 +2251,7 @@
               <w:noProof/>
             </w:rPr>
           </w:pPr>
-          <w:hyperlink w:anchor="_Toc193743893" w:history="1">
+          <w:hyperlink w:anchor="_Toc196837260" w:history="1">
             <w:r>
               <w:rPr>
                 <w:rStyle w:val="Hyperlink"/>
@@ -2266,7 +2294,7 @@
                 <w:noProof/>
                 <w:webHidden/>
               </w:rPr>
-              <w:instrText xml:space="preserve"> PAGEREF _Toc193743893 \h </w:instrText>
+              <w:instrText xml:space="preserve"> PAGEREF _Toc196837260 \h </w:instrText>
             </w:r>
             <w:r>
               <w:rPr>
@@ -2309,7 +2337,7 @@
               <w:noProof/>
             </w:rPr>
           </w:pPr>
-          <w:hyperlink w:anchor="_Toc193743894" w:history="1">
+          <w:hyperlink w:anchor="_Toc196837261" w:history="1">
             <w:r>
               <w:rPr>
                 <w:rStyle w:val="Hyperlink"/>
@@ -2352,7 +2380,7 @@
                 <w:noProof/>
                 <w:webHidden/>
               </w:rPr>
-              <w:instrText xml:space="preserve"> PAGEREF _Toc193743894 \h </w:instrText>
+              <w:instrText xml:space="preserve"> PAGEREF _Toc196837261 \h </w:instrText>
             </w:r>
             <w:r>
               <w:rPr>
@@ -2395,7 +2423,7 @@
               <w:noProof/>
             </w:rPr>
           </w:pPr>
-          <w:hyperlink w:anchor="_Toc193743895" w:history="1">
+          <w:hyperlink w:anchor="_Toc196837262" w:history="1">
             <w:r>
               <w:rPr>
                 <w:rStyle w:val="Hyperlink"/>
@@ -2440,7 +2468,7 @@
                 <w:noProof/>
                 <w:webHidden/>
               </w:rPr>
-              <w:instrText xml:space="preserve"> PAGEREF _Toc193743895 \h </w:instrText>
+              <w:instrText xml:space="preserve"> PAGEREF _Toc196837262 \h </w:instrText>
             </w:r>
             <w:r>
               <w:rPr>
@@ -2482,11 +2510,13 @@
               <w:noProof/>
             </w:rPr>
           </w:pPr>
-          <w:hyperlink w:anchor="_Toc193743896" w:history="1">
+          <w:hyperlink w:anchor="_Toc196837263" w:history="1">
             <w:r>
               <w:rPr>
                 <w:rStyle w:val="Hyperlink"/>
                 <w:rFonts w:asciiTheme="minorBidi" w:hAnsiTheme="minorBidi"/>
+                <w:b/>
+                <w:bCs/>
                 <w:noProof/>
                 <w:lang w:val="fr-FR"/>
               </w:rPr>
@@ -2511,7 +2541,7 @@
                 <w:noProof/>
                 <w:webHidden/>
               </w:rPr>
-              <w:instrText xml:space="preserve"> PAGEREF _Toc193743896 \h </w:instrText>
+              <w:instrText xml:space="preserve"> PAGEREF _Toc196837263 \h </w:instrText>
             </w:r>
             <w:r>
               <w:rPr>
@@ -2546,10 +2576,13 @@
           <w:pPr>
             <w:pStyle w:val="TOC1"/>
             <w:rPr>
-              <w:rFonts w:eastAsiaTheme="minorEastAsia"/>
+              <w:rFonts w:asciiTheme="minorHAnsi" w:eastAsiaTheme="minorEastAsia" w:hAnsiTheme="minorHAnsi"/>
+              <w:b w:val="0"/>
+              <w:bCs w:val="0"/>
+              <w:lang w:val="en-US"/>
             </w:rPr>
           </w:pPr>
-          <w:hyperlink w:anchor="_Toc193743897" w:history="1">
+          <w:hyperlink w:anchor="_Toc196837264" w:history="1">
             <w:r>
               <w:rPr>
                 <w:rStyle w:val="Hyperlink"/>
@@ -2572,7 +2605,7 @@
               <w:rPr>
                 <w:webHidden/>
               </w:rPr>
-              <w:instrText xml:space="preserve"> PAGEREF _Toc193743897 \h </w:instrText>
+              <w:instrText xml:space="preserve"> PAGEREF _Toc196837264 \h </w:instrText>
             </w:r>
             <w:r>
               <w:rPr>
@@ -2610,11 +2643,13 @@
               <w:noProof/>
             </w:rPr>
           </w:pPr>
-          <w:hyperlink w:anchor="_Toc193743898" w:history="1">
+          <w:hyperlink w:anchor="_Toc196837265" w:history="1">
             <w:r>
               <w:rPr>
                 <w:rStyle w:val="Hyperlink"/>
                 <w:rFonts w:asciiTheme="minorBidi" w:hAnsiTheme="minorBidi"/>
+                <w:b/>
+                <w:bCs/>
                 <w:noProof/>
                 <w:lang w:val="fr-FR"/>
               </w:rPr>
@@ -2639,7 +2674,7 @@
                 <w:noProof/>
                 <w:webHidden/>
               </w:rPr>
-              <w:instrText xml:space="preserve"> PAGEREF _Toc193743898 \h </w:instrText>
+              <w:instrText xml:space="preserve"> PAGEREF _Toc196837265 \h </w:instrText>
             </w:r>
             <w:r>
               <w:rPr>
@@ -2682,7 +2717,7 @@
               <w:noProof/>
             </w:rPr>
           </w:pPr>
-          <w:hyperlink w:anchor="_Toc193743899" w:history="1">
+          <w:hyperlink w:anchor="_Toc196837266" w:history="1">
             <w:r>
               <w:rPr>
                 <w:rStyle w:val="Hyperlink"/>
@@ -2727,7 +2762,7 @@
                 <w:noProof/>
                 <w:webHidden/>
               </w:rPr>
-              <w:instrText xml:space="preserve"> PAGEREF _Toc193743899 \h </w:instrText>
+              <w:instrText xml:space="preserve"> PAGEREF _Toc196837266 \h </w:instrText>
             </w:r>
             <w:r>
               <w:rPr>
@@ -2770,7 +2805,7 @@
               <w:noProof/>
             </w:rPr>
           </w:pPr>
-          <w:hyperlink w:anchor="_Toc193743900" w:history="1">
+          <w:hyperlink w:anchor="_Toc196837267" w:history="1">
             <w:r>
               <w:rPr>
                 <w:rStyle w:val="Hyperlink"/>
@@ -2813,7 +2848,7 @@
                 <w:noProof/>
                 <w:webHidden/>
               </w:rPr>
-              <w:instrText xml:space="preserve"> PAGEREF _Toc193743900 \h </w:instrText>
+              <w:instrText xml:space="preserve"> PAGEREF _Toc196837267 \h </w:instrText>
             </w:r>
             <w:r>
               <w:rPr>
@@ -2856,7 +2891,7 @@
               <w:noProof/>
             </w:rPr>
           </w:pPr>
-          <w:hyperlink w:anchor="_Toc193743901" w:history="1">
+          <w:hyperlink w:anchor="_Toc196837268" w:history="1">
             <w:r>
               <w:rPr>
                 <w:rStyle w:val="Hyperlink"/>
@@ -2899,7 +2934,7 @@
                 <w:noProof/>
                 <w:webHidden/>
               </w:rPr>
-              <w:instrText xml:space="preserve"> PAGEREF _Toc193743901 \h </w:instrText>
+              <w:instrText xml:space="preserve"> PAGEREF _Toc196837268 \h </w:instrText>
             </w:r>
             <w:r>
               <w:rPr>
@@ -2941,11 +2976,13 @@
               <w:noProof/>
             </w:rPr>
           </w:pPr>
-          <w:hyperlink w:anchor="_Toc193743902" w:history="1">
+          <w:hyperlink w:anchor="_Toc196837269" w:history="1">
             <w:r>
               <w:rPr>
                 <w:rStyle w:val="Hyperlink"/>
                 <w:rFonts w:asciiTheme="minorBidi" w:hAnsiTheme="minorBidi"/>
+                <w:b/>
+                <w:bCs/>
                 <w:noProof/>
                 <w:lang w:val="fr-FR"/>
               </w:rPr>
@@ -2970,7 +3007,7 @@
                 <w:noProof/>
                 <w:webHidden/>
               </w:rPr>
-              <w:instrText xml:space="preserve"> PAGEREF _Toc193743902 \h </w:instrText>
+              <w:instrText xml:space="preserve"> PAGEREF _Toc196837269 \h </w:instrText>
             </w:r>
             <w:r>
               <w:rPr>
@@ -3005,10 +3042,13 @@
           <w:pPr>
             <w:pStyle w:val="TOC1"/>
             <w:rPr>
-              <w:rFonts w:eastAsiaTheme="minorEastAsia"/>
+              <w:rFonts w:asciiTheme="minorHAnsi" w:eastAsiaTheme="minorEastAsia" w:hAnsiTheme="minorHAnsi"/>
+              <w:b w:val="0"/>
+              <w:bCs w:val="0"/>
+              <w:lang w:val="en-US"/>
             </w:rPr>
           </w:pPr>
-          <w:hyperlink w:anchor="_Toc193743903" w:history="1">
+          <w:hyperlink w:anchor="_Toc196837270" w:history="1">
             <w:r>
               <w:rPr>
                 <w:rStyle w:val="Hyperlink"/>
@@ -3031,7 +3071,7 @@
               <w:rPr>
                 <w:webHidden/>
               </w:rPr>
-              <w:instrText xml:space="preserve"> PAGEREF _Toc193743903 \h </w:instrText>
+              <w:instrText xml:space="preserve"> PAGEREF _Toc196837270 \h </w:instrText>
             </w:r>
             <w:r>
               <w:rPr>
@@ -3069,11 +3109,13 @@
               <w:noProof/>
             </w:rPr>
           </w:pPr>
-          <w:hyperlink w:anchor="_Toc193743904" w:history="1">
+          <w:hyperlink w:anchor="_Toc196837271" w:history="1">
             <w:r>
               <w:rPr>
                 <w:rStyle w:val="Hyperlink"/>
                 <w:rFonts w:asciiTheme="minorBidi" w:hAnsiTheme="minorBidi"/>
+                <w:b/>
+                <w:bCs/>
                 <w:noProof/>
                 <w:lang w:val="fr-FR"/>
               </w:rPr>
@@ -3098,7 +3140,7 @@
                 <w:noProof/>
                 <w:webHidden/>
               </w:rPr>
-              <w:instrText xml:space="preserve"> PAGEREF _Toc193743904 \h </w:instrText>
+              <w:instrText xml:space="preserve"> PAGEREF _Toc196837271 \h </w:instrText>
             </w:r>
             <w:r>
               <w:rPr>
@@ -3141,7 +3183,7 @@
               <w:noProof/>
             </w:rPr>
           </w:pPr>
-          <w:hyperlink w:anchor="_Toc193743905" w:history="1">
+          <w:hyperlink w:anchor="_Toc196837272" w:history="1">
             <w:r>
               <w:rPr>
                 <w:rStyle w:val="Hyperlink"/>
@@ -3186,7 +3228,7 @@
                 <w:noProof/>
                 <w:webHidden/>
               </w:rPr>
-              <w:instrText xml:space="preserve"> PAGEREF _Toc193743905 \h </w:instrText>
+              <w:instrText xml:space="preserve"> PAGEREF _Toc196837272 \h </w:instrText>
             </w:r>
             <w:r>
               <w:rPr>
@@ -3229,7 +3271,7 @@
               <w:noProof/>
             </w:rPr>
           </w:pPr>
-          <w:hyperlink w:anchor="_Toc193743906" w:history="1">
+          <w:hyperlink w:anchor="_Toc196837273" w:history="1">
             <w:r>
               <w:rPr>
                 <w:rStyle w:val="Hyperlink"/>
@@ -3272,7 +3314,7 @@
                 <w:noProof/>
                 <w:webHidden/>
               </w:rPr>
-              <w:instrText xml:space="preserve"> PAGEREF _Toc193743906 \h </w:instrText>
+              <w:instrText xml:space="preserve"> PAGEREF _Toc196837273 \h </w:instrText>
             </w:r>
             <w:r>
               <w:rPr>
@@ -3315,7 +3357,7 @@
               <w:noProof/>
             </w:rPr>
           </w:pPr>
-          <w:hyperlink w:anchor="_Toc193743907" w:history="1">
+          <w:hyperlink w:anchor="_Toc196837274" w:history="1">
             <w:r>
               <w:rPr>
                 <w:rStyle w:val="Hyperlink"/>
@@ -3358,7 +3400,7 @@
                 <w:noProof/>
                 <w:webHidden/>
               </w:rPr>
-              <w:instrText xml:space="preserve"> PAGEREF _Toc193743907 \h </w:instrText>
+              <w:instrText xml:space="preserve"> PAGEREF _Toc196837274 \h </w:instrText>
             </w:r>
             <w:r>
               <w:rPr>
@@ -3400,11 +3442,13 @@
               <w:noProof/>
             </w:rPr>
           </w:pPr>
-          <w:hyperlink w:anchor="_Toc193743908" w:history="1">
+          <w:hyperlink w:anchor="_Toc196837275" w:history="1">
             <w:r>
               <w:rPr>
                 <w:rStyle w:val="Hyperlink"/>
                 <w:rFonts w:asciiTheme="minorBidi" w:hAnsiTheme="minorBidi"/>
+                <w:b/>
+                <w:bCs/>
                 <w:noProof/>
               </w:rPr>
               <w:t>Exemple de Données générées:</w:t>
@@ -3428,7 +3472,7 @@
                 <w:noProof/>
                 <w:webHidden/>
               </w:rPr>
-              <w:instrText xml:space="preserve"> PAGEREF _Toc193743908 \h </w:instrText>
+              <w:instrText xml:space="preserve"> PAGEREF _Toc196837275 \h </w:instrText>
             </w:r>
             <w:r>
               <w:rPr>
@@ -3463,10 +3507,13 @@
           <w:pPr>
             <w:pStyle w:val="TOC1"/>
             <w:rPr>
-              <w:rFonts w:eastAsiaTheme="minorEastAsia"/>
+              <w:rFonts w:asciiTheme="minorHAnsi" w:eastAsiaTheme="minorEastAsia" w:hAnsiTheme="minorHAnsi"/>
+              <w:b w:val="0"/>
+              <w:bCs w:val="0"/>
+              <w:lang w:val="en-US"/>
             </w:rPr>
           </w:pPr>
-          <w:hyperlink w:anchor="_Toc193743909" w:history="1">
+          <w:hyperlink w:anchor="_Toc196837276" w:history="1">
             <w:r>
               <w:rPr>
                 <w:rStyle w:val="Hyperlink"/>
@@ -3489,7 +3536,7 @@
               <w:rPr>
                 <w:webHidden/>
               </w:rPr>
-              <w:instrText xml:space="preserve"> PAGEREF _Toc193743909 \h </w:instrText>
+              <w:instrText xml:space="preserve"> PAGEREF _Toc196837276 \h </w:instrText>
             </w:r>
             <w:r>
               <w:rPr>
@@ -3527,11 +3574,13 @@
               <w:noProof/>
             </w:rPr>
           </w:pPr>
-          <w:hyperlink w:anchor="_Toc193743910" w:history="1">
+          <w:hyperlink w:anchor="_Toc196837277" w:history="1">
             <w:r>
               <w:rPr>
                 <w:rStyle w:val="Hyperlink"/>
                 <w:rFonts w:asciiTheme="minorBidi" w:hAnsiTheme="minorBidi"/>
+                <w:b/>
+                <w:bCs/>
                 <w:noProof/>
               </w:rPr>
               <w:t>Règles de Génération:</w:t>
@@ -3555,7 +3604,7 @@
                 <w:noProof/>
                 <w:webHidden/>
               </w:rPr>
-              <w:instrText xml:space="preserve"> PAGEREF _Toc193743910 \h </w:instrText>
+              <w:instrText xml:space="preserve"> PAGEREF _Toc196837277 \h </w:instrText>
             </w:r>
             <w:r>
               <w:rPr>
@@ -3598,7 +3647,7 @@
               <w:noProof/>
             </w:rPr>
           </w:pPr>
-          <w:hyperlink w:anchor="_Toc193743911" w:history="1">
+          <w:hyperlink w:anchor="_Toc196837278" w:history="1">
             <w:r>
               <w:rPr>
                 <w:rStyle w:val="Hyperlink"/>
@@ -3641,7 +3690,7 @@
                 <w:noProof/>
                 <w:webHidden/>
               </w:rPr>
-              <w:instrText xml:space="preserve"> PAGEREF _Toc193743911 \h </w:instrText>
+              <w:instrText xml:space="preserve"> PAGEREF _Toc196837278 \h </w:instrText>
             </w:r>
             <w:r>
               <w:rPr>
@@ -3684,7 +3733,7 @@
               <w:noProof/>
             </w:rPr>
           </w:pPr>
-          <w:hyperlink w:anchor="_Toc193743912" w:history="1">
+          <w:hyperlink w:anchor="_Toc196837279" w:history="1">
             <w:r>
               <w:rPr>
                 <w:rStyle w:val="Hyperlink"/>
@@ -3727,7 +3776,7 @@
                 <w:noProof/>
                 <w:webHidden/>
               </w:rPr>
-              <w:instrText xml:space="preserve"> PAGEREF _Toc193743912 \h </w:instrText>
+              <w:instrText xml:space="preserve"> PAGEREF _Toc196837279 \h </w:instrText>
             </w:r>
             <w:r>
               <w:rPr>
@@ -3770,7 +3819,7 @@
               <w:noProof/>
             </w:rPr>
           </w:pPr>
-          <w:hyperlink w:anchor="_Toc193743913" w:history="1">
+          <w:hyperlink w:anchor="_Toc196837280" w:history="1">
             <w:r>
               <w:rPr>
                 <w:rStyle w:val="Hyperlink"/>
@@ -3813,7 +3862,7 @@
                 <w:noProof/>
                 <w:webHidden/>
               </w:rPr>
-              <w:instrText xml:space="preserve"> PAGEREF _Toc193743913 \h </w:instrText>
+              <w:instrText xml:space="preserve"> PAGEREF _Toc196837280 \h </w:instrText>
             </w:r>
             <w:r>
               <w:rPr>
@@ -3855,11 +3904,13 @@
               <w:noProof/>
             </w:rPr>
           </w:pPr>
-          <w:hyperlink w:anchor="_Toc193743914" w:history="1">
+          <w:hyperlink w:anchor="_Toc196837281" w:history="1">
             <w:r>
               <w:rPr>
                 <w:rStyle w:val="Hyperlink"/>
                 <w:rFonts w:asciiTheme="minorBidi" w:hAnsiTheme="minorBidi"/>
+                <w:b/>
+                <w:bCs/>
                 <w:noProof/>
               </w:rPr>
               <w:t>Exemple de Données générées:</w:t>
@@ -3883,7 +3934,7 @@
                 <w:noProof/>
                 <w:webHidden/>
               </w:rPr>
-              <w:instrText xml:space="preserve"> PAGEREF _Toc193743914 \h </w:instrText>
+              <w:instrText xml:space="preserve"> PAGEREF _Toc196837281 \h </w:instrText>
             </w:r>
             <w:r>
               <w:rPr>
@@ -3918,10 +3969,13 @@
           <w:pPr>
             <w:pStyle w:val="TOC1"/>
             <w:rPr>
-              <w:rFonts w:eastAsiaTheme="minorEastAsia"/>
+              <w:rFonts w:asciiTheme="minorHAnsi" w:eastAsiaTheme="minorEastAsia" w:hAnsiTheme="minorHAnsi"/>
+              <w:b w:val="0"/>
+              <w:bCs w:val="0"/>
+              <w:lang w:val="en-US"/>
             </w:rPr>
           </w:pPr>
-          <w:hyperlink w:anchor="_Toc193743915" w:history="1">
+          <w:hyperlink w:anchor="_Toc196837282" w:history="1">
             <w:r>
               <w:rPr>
                 <w:rStyle w:val="Hyperlink"/>
@@ -3944,7 +3998,7 @@
               <w:rPr>
                 <w:webHidden/>
               </w:rPr>
-              <w:instrText xml:space="preserve"> PAGEREF _Toc193743915 \h </w:instrText>
+              <w:instrText xml:space="preserve"> PAGEREF _Toc196837282 \h </w:instrText>
             </w:r>
             <w:r>
               <w:rPr>
@@ -3982,11 +4036,13 @@
               <w:noProof/>
             </w:rPr>
           </w:pPr>
-          <w:hyperlink w:anchor="_Toc193743916" w:history="1">
+          <w:hyperlink w:anchor="_Toc196837283" w:history="1">
             <w:r>
               <w:rPr>
                 <w:rStyle w:val="Hyperlink"/>
                 <w:rFonts w:asciiTheme="minorBidi" w:hAnsiTheme="minorBidi"/>
+                <w:b/>
+                <w:bCs/>
                 <w:noProof/>
               </w:rPr>
               <w:t>Règles de Génération:</w:t>
@@ -4010,7 +4066,7 @@
                 <w:noProof/>
                 <w:webHidden/>
               </w:rPr>
-              <w:instrText xml:space="preserve"> PAGEREF _Toc193743916 \h </w:instrText>
+              <w:instrText xml:space="preserve"> PAGEREF _Toc196837283 \h </w:instrText>
             </w:r>
             <w:r>
               <w:rPr>
@@ -4053,7 +4109,7 @@
               <w:noProof/>
             </w:rPr>
           </w:pPr>
-          <w:hyperlink w:anchor="_Toc193743917" w:history="1">
+          <w:hyperlink w:anchor="_Toc196837284" w:history="1">
             <w:r>
               <w:rPr>
                 <w:rStyle w:val="Hyperlink"/>
@@ -4096,7 +4152,7 @@
                 <w:noProof/>
                 <w:webHidden/>
               </w:rPr>
-              <w:instrText xml:space="preserve"> PAGEREF _Toc193743917 \h </w:instrText>
+              <w:instrText xml:space="preserve"> PAGEREF _Toc196837284 \h </w:instrText>
             </w:r>
             <w:r>
               <w:rPr>
@@ -4139,7 +4195,7 @@
               <w:noProof/>
             </w:rPr>
           </w:pPr>
-          <w:hyperlink w:anchor="_Toc193743918" w:history="1">
+          <w:hyperlink w:anchor="_Toc196837285" w:history="1">
             <w:r>
               <w:rPr>
                 <w:rStyle w:val="Hyperlink"/>
@@ -4182,7 +4238,7 @@
                 <w:noProof/>
                 <w:webHidden/>
               </w:rPr>
-              <w:instrText xml:space="preserve"> PAGEREF _Toc193743918 \h </w:instrText>
+              <w:instrText xml:space="preserve"> PAGEREF _Toc196837285 \h </w:instrText>
             </w:r>
             <w:r>
               <w:rPr>
@@ -4225,7 +4281,7 @@
               <w:noProof/>
             </w:rPr>
           </w:pPr>
-          <w:hyperlink w:anchor="_Toc193743919" w:history="1">
+          <w:hyperlink w:anchor="_Toc196837286" w:history="1">
             <w:r>
               <w:rPr>
                 <w:rStyle w:val="Hyperlink"/>
@@ -4270,7 +4326,7 @@
                 <w:noProof/>
                 <w:webHidden/>
               </w:rPr>
-              <w:instrText xml:space="preserve"> PAGEREF _Toc193743919 \h </w:instrText>
+              <w:instrText xml:space="preserve"> PAGEREF _Toc196837286 \h </w:instrText>
             </w:r>
             <w:r>
               <w:rPr>
@@ -4312,11 +4368,13 @@
               <w:noProof/>
             </w:rPr>
           </w:pPr>
-          <w:hyperlink w:anchor="_Toc193743920" w:history="1">
+          <w:hyperlink w:anchor="_Toc196837287" w:history="1">
             <w:r>
               <w:rPr>
                 <w:rStyle w:val="Hyperlink"/>
                 <w:rFonts w:asciiTheme="minorBidi" w:hAnsiTheme="minorBidi"/>
+                <w:b/>
+                <w:bCs/>
                 <w:noProof/>
               </w:rPr>
               <w:t>Exemple de Données générées:</w:t>
@@ -4340,7 +4398,7 @@
                 <w:noProof/>
                 <w:webHidden/>
               </w:rPr>
-              <w:instrText xml:space="preserve"> PAGEREF _Toc193743920 \h </w:instrText>
+              <w:instrText xml:space="preserve"> PAGEREF _Toc196837287 \h </w:instrText>
             </w:r>
             <w:r>
               <w:rPr>
@@ -4375,10 +4433,13 @@
           <w:pPr>
             <w:pStyle w:val="TOC1"/>
             <w:rPr>
-              <w:rFonts w:eastAsiaTheme="minorEastAsia"/>
+              <w:rFonts w:asciiTheme="minorHAnsi" w:eastAsiaTheme="minorEastAsia" w:hAnsiTheme="minorHAnsi"/>
+              <w:b w:val="0"/>
+              <w:bCs w:val="0"/>
+              <w:lang w:val="en-US"/>
             </w:rPr>
           </w:pPr>
-          <w:hyperlink w:anchor="_Toc193743921" w:history="1">
+          <w:hyperlink w:anchor="_Toc196837288" w:history="1">
             <w:r>
               <w:rPr>
                 <w:rStyle w:val="Hyperlink"/>
@@ -4401,7 +4462,7 @@
               <w:rPr>
                 <w:webHidden/>
               </w:rPr>
-              <w:instrText xml:space="preserve"> PAGEREF _Toc193743921 \h </w:instrText>
+              <w:instrText xml:space="preserve"> PAGEREF _Toc196837288 \h </w:instrText>
             </w:r>
             <w:r>
               <w:rPr>
@@ -4439,11 +4500,13 @@
               <w:noProof/>
             </w:rPr>
           </w:pPr>
-          <w:hyperlink w:anchor="_Toc193743922" w:history="1">
+          <w:hyperlink w:anchor="_Toc196837289" w:history="1">
             <w:r>
               <w:rPr>
                 <w:rStyle w:val="Hyperlink"/>
                 <w:rFonts w:asciiTheme="minorBidi" w:hAnsiTheme="minorBidi"/>
+                <w:b/>
+                <w:bCs/>
                 <w:noProof/>
               </w:rPr>
               <w:t>Règles de Génération:</w:t>
@@ -4467,7 +4530,7 @@
                 <w:noProof/>
                 <w:webHidden/>
               </w:rPr>
-              <w:instrText xml:space="preserve"> PAGEREF _Toc193743922 \h </w:instrText>
+              <w:instrText xml:space="preserve"> PAGEREF _Toc196837289 \h </w:instrText>
             </w:r>
             <w:r>
               <w:rPr>
@@ -4510,7 +4573,7 @@
               <w:noProof/>
             </w:rPr>
           </w:pPr>
-          <w:hyperlink w:anchor="_Toc193743923" w:history="1">
+          <w:hyperlink w:anchor="_Toc196837290" w:history="1">
             <w:r>
               <w:rPr>
                 <w:rStyle w:val="Hyperlink"/>
@@ -4553,7 +4616,7 @@
                 <w:noProof/>
                 <w:webHidden/>
               </w:rPr>
-              <w:instrText xml:space="preserve"> PAGEREF _Toc193743923 \h </w:instrText>
+              <w:instrText xml:space="preserve"> PAGEREF _Toc196837290 \h </w:instrText>
             </w:r>
             <w:r>
               <w:rPr>
@@ -4596,7 +4659,7 @@
               <w:noProof/>
             </w:rPr>
           </w:pPr>
-          <w:hyperlink w:anchor="_Toc193743924" w:history="1">
+          <w:hyperlink w:anchor="_Toc196837291" w:history="1">
             <w:r>
               <w:rPr>
                 <w:rStyle w:val="Hyperlink"/>
@@ -4639,7 +4702,7 @@
                 <w:noProof/>
                 <w:webHidden/>
               </w:rPr>
-              <w:instrText xml:space="preserve"> PAGEREF _Toc193743924 \h </w:instrText>
+              <w:instrText xml:space="preserve"> PAGEREF _Toc196837291 \h </w:instrText>
             </w:r>
             <w:r>
               <w:rPr>
@@ -4682,7 +4745,7 @@
               <w:noProof/>
             </w:rPr>
           </w:pPr>
-          <w:hyperlink w:anchor="_Toc193743925" w:history="1">
+          <w:hyperlink w:anchor="_Toc196837292" w:history="1">
             <w:r>
               <w:rPr>
                 <w:rStyle w:val="Hyperlink"/>
@@ -4727,7 +4790,7 @@
                 <w:noProof/>
                 <w:webHidden/>
               </w:rPr>
-              <w:instrText xml:space="preserve"> PAGEREF _Toc193743925 \h </w:instrText>
+              <w:instrText xml:space="preserve"> PAGEREF _Toc196837292 \h </w:instrText>
             </w:r>
             <w:r>
               <w:rPr>
@@ -4769,11 +4832,13 @@
               <w:noProof/>
             </w:rPr>
           </w:pPr>
-          <w:hyperlink w:anchor="_Toc193743926" w:history="1">
+          <w:hyperlink w:anchor="_Toc196837293" w:history="1">
             <w:r>
               <w:rPr>
                 <w:rStyle w:val="Hyperlink"/>
                 <w:rFonts w:asciiTheme="minorBidi" w:hAnsiTheme="minorBidi"/>
+                <w:b/>
+                <w:bCs/>
                 <w:noProof/>
               </w:rPr>
               <w:t>Exemple de Données générées :</w:t>
@@ -4797,7 +4862,7 @@
                 <w:noProof/>
                 <w:webHidden/>
               </w:rPr>
-              <w:instrText xml:space="preserve"> PAGEREF _Toc193743926 \h </w:instrText>
+              <w:instrText xml:space="preserve"> PAGEREF _Toc196837293 \h </w:instrText>
             </w:r>
             <w:r>
               <w:rPr>
@@ -4832,10 +4897,13 @@
           <w:pPr>
             <w:pStyle w:val="TOC1"/>
             <w:rPr>
-              <w:rFonts w:eastAsiaTheme="minorEastAsia"/>
+              <w:rFonts w:asciiTheme="minorHAnsi" w:eastAsiaTheme="minorEastAsia" w:hAnsiTheme="minorHAnsi"/>
+              <w:b w:val="0"/>
+              <w:bCs w:val="0"/>
+              <w:lang w:val="en-US"/>
             </w:rPr>
           </w:pPr>
-          <w:hyperlink w:anchor="_Toc193743927" w:history="1">
+          <w:hyperlink w:anchor="_Toc196837294" w:history="1">
             <w:r>
               <w:rPr>
                 <w:rStyle w:val="Hyperlink"/>
@@ -4858,7 +4926,7 @@
               <w:rPr>
                 <w:webHidden/>
               </w:rPr>
-              <w:instrText xml:space="preserve"> PAGEREF _Toc193743927 \h </w:instrText>
+              <w:instrText xml:space="preserve"> PAGEREF _Toc196837294 \h </w:instrText>
             </w:r>
             <w:r>
               <w:rPr>
@@ -4896,11 +4964,13 @@
               <w:noProof/>
             </w:rPr>
           </w:pPr>
-          <w:hyperlink w:anchor="_Toc193743928" w:history="1">
+          <w:hyperlink w:anchor="_Toc196837295" w:history="1">
             <w:r>
               <w:rPr>
                 <w:rStyle w:val="Hyperlink"/>
                 <w:rFonts w:asciiTheme="minorBidi" w:hAnsiTheme="minorBidi"/>
+                <w:b/>
+                <w:bCs/>
                 <w:noProof/>
               </w:rPr>
               <w:t>Règles de Génération:</w:t>
@@ -4924,7 +4994,7 @@
                 <w:noProof/>
                 <w:webHidden/>
               </w:rPr>
-              <w:instrText xml:space="preserve"> PAGEREF _Toc193743928 \h </w:instrText>
+              <w:instrText xml:space="preserve"> PAGEREF _Toc196837295 \h </w:instrText>
             </w:r>
             <w:r>
               <w:rPr>
@@ -4967,7 +5037,7 @@
               <w:noProof/>
             </w:rPr>
           </w:pPr>
-          <w:hyperlink w:anchor="_Toc193743929" w:history="1">
+          <w:hyperlink w:anchor="_Toc196837296" w:history="1">
             <w:r>
               <w:rPr>
                 <w:rStyle w:val="Hyperlink"/>
@@ -5010,7 +5080,7 @@
                 <w:noProof/>
                 <w:webHidden/>
               </w:rPr>
-              <w:instrText xml:space="preserve"> PAGEREF _Toc193743929 \h </w:instrText>
+              <w:instrText xml:space="preserve"> PAGEREF _Toc196837296 \h </w:instrText>
             </w:r>
             <w:r>
               <w:rPr>
@@ -5053,7 +5123,7 @@
               <w:noProof/>
             </w:rPr>
           </w:pPr>
-          <w:hyperlink w:anchor="_Toc193743930" w:history="1">
+          <w:hyperlink w:anchor="_Toc196837297" w:history="1">
             <w:r>
               <w:rPr>
                 <w:rStyle w:val="Hyperlink"/>
@@ -5097,7 +5167,7 @@
                 <w:noProof/>
                 <w:webHidden/>
               </w:rPr>
-              <w:instrText xml:space="preserve"> PAGEREF _Toc193743930 \h </w:instrText>
+              <w:instrText xml:space="preserve"> PAGEREF _Toc196837297 \h </w:instrText>
             </w:r>
             <w:r>
               <w:rPr>
@@ -5140,7 +5210,7 @@
               <w:noProof/>
             </w:rPr>
           </w:pPr>
-          <w:hyperlink w:anchor="_Toc193743931" w:history="1">
+          <w:hyperlink w:anchor="_Toc196837298" w:history="1">
             <w:r>
               <w:rPr>
                 <w:rStyle w:val="Hyperlink"/>
@@ -5184,7 +5254,7 @@
                 <w:noProof/>
                 <w:webHidden/>
               </w:rPr>
-              <w:instrText xml:space="preserve"> PAGEREF _Toc193743931 \h </w:instrText>
+              <w:instrText xml:space="preserve"> PAGEREF _Toc196837298 \h </w:instrText>
             </w:r>
             <w:r>
               <w:rPr>
@@ -5226,11 +5296,13 @@
               <w:noProof/>
             </w:rPr>
           </w:pPr>
-          <w:hyperlink w:anchor="_Toc193743932" w:history="1">
+          <w:hyperlink w:anchor="_Toc196837299" w:history="1">
             <w:r>
               <w:rPr>
                 <w:rStyle w:val="Hyperlink"/>
                 <w:rFonts w:asciiTheme="minorBidi" w:hAnsiTheme="minorBidi"/>
+                <w:b/>
+                <w:bCs/>
                 <w:noProof/>
               </w:rPr>
               <w:t>Exemple de Données Générées</w:t>
@@ -5254,7 +5326,7 @@
                 <w:noProof/>
                 <w:webHidden/>
               </w:rPr>
-              <w:instrText xml:space="preserve"> PAGEREF _Toc193743932 \h </w:instrText>
+              <w:instrText xml:space="preserve"> PAGEREF _Toc196837299 \h </w:instrText>
             </w:r>
             <w:r>
               <w:rPr>
@@ -5289,10 +5361,13 @@
           <w:pPr>
             <w:pStyle w:val="TOC1"/>
             <w:rPr>
-              <w:rFonts w:eastAsiaTheme="minorEastAsia"/>
+              <w:rFonts w:asciiTheme="minorHAnsi" w:eastAsiaTheme="minorEastAsia" w:hAnsiTheme="minorHAnsi"/>
+              <w:b w:val="0"/>
+              <w:bCs w:val="0"/>
+              <w:lang w:val="en-US"/>
             </w:rPr>
           </w:pPr>
-          <w:hyperlink w:anchor="_Toc193743933" w:history="1">
+          <w:hyperlink w:anchor="_Toc196837300" w:history="1">
             <w:r>
               <w:rPr>
                 <w:rStyle w:val="Hyperlink"/>
@@ -5315,7 +5390,7 @@
               <w:rPr>
                 <w:webHidden/>
               </w:rPr>
-              <w:instrText xml:space="preserve"> PAGEREF _Toc193743933 \h </w:instrText>
+              <w:instrText xml:space="preserve"> PAGEREF _Toc196837300 \h </w:instrText>
             </w:r>
             <w:r>
               <w:rPr>
@@ -5353,11 +5428,13 @@
               <w:noProof/>
             </w:rPr>
           </w:pPr>
-          <w:hyperlink w:anchor="_Toc193743934" w:history="1">
+          <w:hyperlink w:anchor="_Toc196837301" w:history="1">
             <w:r>
               <w:rPr>
                 <w:rStyle w:val="Hyperlink"/>
                 <w:rFonts w:asciiTheme="minorBidi" w:hAnsiTheme="minorBidi"/>
+                <w:b/>
+                <w:bCs/>
                 <w:noProof/>
                 <w:lang w:val="fr-FR"/>
               </w:rPr>
@@ -5382,7 +5459,7 @@
                 <w:noProof/>
                 <w:webHidden/>
               </w:rPr>
-              <w:instrText xml:space="preserve"> PAGEREF _Toc193743934 \h </w:instrText>
+              <w:instrText xml:space="preserve"> PAGEREF _Toc196837301 \h </w:instrText>
             </w:r>
             <w:r>
               <w:rPr>
@@ -5425,7 +5502,7 @@
               <w:noProof/>
             </w:rPr>
           </w:pPr>
-          <w:hyperlink w:anchor="_Toc193743935" w:history="1">
+          <w:hyperlink w:anchor="_Toc196837302" w:history="1">
             <w:r>
               <w:rPr>
                 <w:rStyle w:val="Hyperlink"/>
@@ -5469,7 +5546,7 @@
                 <w:noProof/>
                 <w:webHidden/>
               </w:rPr>
-              <w:instrText xml:space="preserve"> PAGEREF _Toc193743935 \h </w:instrText>
+              <w:instrText xml:space="preserve"> PAGEREF _Toc196837302 \h </w:instrText>
             </w:r>
             <w:r>
               <w:rPr>
@@ -5512,7 +5589,7 @@
               <w:noProof/>
             </w:rPr>
           </w:pPr>
-          <w:hyperlink w:anchor="_Toc193743936" w:history="1">
+          <w:hyperlink w:anchor="_Toc196837303" w:history="1">
             <w:r>
               <w:rPr>
                 <w:rStyle w:val="Hyperlink"/>
@@ -5556,7 +5633,7 @@
                 <w:noProof/>
                 <w:webHidden/>
               </w:rPr>
-              <w:instrText xml:space="preserve"> PAGEREF _Toc193743936 \h </w:instrText>
+              <w:instrText xml:space="preserve"> PAGEREF _Toc196837303 \h </w:instrText>
             </w:r>
             <w:r>
               <w:rPr>
@@ -5598,11 +5675,13 @@
               <w:noProof/>
             </w:rPr>
           </w:pPr>
-          <w:hyperlink w:anchor="_Toc193743937" w:history="1">
+          <w:hyperlink w:anchor="_Toc196837304" w:history="1">
             <w:r>
               <w:rPr>
                 <w:rStyle w:val="Hyperlink"/>
                 <w:rFonts w:asciiTheme="minorBidi" w:hAnsiTheme="minorBidi"/>
+                <w:b/>
+                <w:bCs/>
                 <w:noProof/>
               </w:rPr>
               <w:t>Exemple de Données Générées:</w:t>
@@ -5626,7 +5705,7 @@
                 <w:noProof/>
                 <w:webHidden/>
               </w:rPr>
-              <w:instrText xml:space="preserve"> PAGEREF _Toc193743937 \h </w:instrText>
+              <w:instrText xml:space="preserve"> PAGEREF _Toc196837304 \h </w:instrText>
             </w:r>
             <w:r>
               <w:rPr>
@@ -5661,10 +5740,13 @@
           <w:pPr>
             <w:pStyle w:val="TOC1"/>
             <w:rPr>
-              <w:rFonts w:eastAsiaTheme="minorEastAsia"/>
+              <w:rFonts w:asciiTheme="minorHAnsi" w:eastAsiaTheme="minorEastAsia" w:hAnsiTheme="minorHAnsi"/>
+              <w:b w:val="0"/>
+              <w:bCs w:val="0"/>
+              <w:lang w:val="en-US"/>
             </w:rPr>
           </w:pPr>
-          <w:hyperlink w:anchor="_Toc193743938" w:history="1">
+          <w:hyperlink w:anchor="_Toc196837305" w:history="1">
             <w:r>
               <w:rPr>
                 <w:rStyle w:val="Hyperlink"/>
@@ -5687,7 +5769,7 @@
               <w:rPr>
                 <w:webHidden/>
               </w:rPr>
-              <w:instrText xml:space="preserve"> PAGEREF _Toc193743938 \h </w:instrText>
+              <w:instrText xml:space="preserve"> PAGEREF _Toc196837305 \h </w:instrText>
             </w:r>
             <w:r>
               <w:rPr>
@@ -5725,11 +5807,13 @@
               <w:noProof/>
             </w:rPr>
           </w:pPr>
-          <w:hyperlink w:anchor="_Toc193743939" w:history="1">
+          <w:hyperlink w:anchor="_Toc196837306" w:history="1">
             <w:r>
               <w:rPr>
                 <w:rStyle w:val="Hyperlink"/>
                 <w:rFonts w:asciiTheme="minorBidi" w:hAnsiTheme="minorBidi"/>
+                <w:b/>
+                <w:bCs/>
                 <w:noProof/>
                 <w:lang w:val="fr-FR"/>
               </w:rPr>
@@ -5754,7 +5838,7 @@
                 <w:noProof/>
                 <w:webHidden/>
               </w:rPr>
-              <w:instrText xml:space="preserve"> PAGEREF _Toc193743939 \h </w:instrText>
+              <w:instrText xml:space="preserve"> PAGEREF _Toc196837306 \h </w:instrText>
             </w:r>
             <w:r>
               <w:rPr>
@@ -5797,7 +5881,7 @@
               <w:noProof/>
             </w:rPr>
           </w:pPr>
-          <w:hyperlink w:anchor="_Toc193743940" w:history="1">
+          <w:hyperlink w:anchor="_Toc196837307" w:history="1">
             <w:r>
               <w:rPr>
                 <w:rStyle w:val="Hyperlink"/>
@@ -5841,7 +5925,7 @@
                 <w:noProof/>
                 <w:webHidden/>
               </w:rPr>
-              <w:instrText xml:space="preserve"> PAGEREF _Toc193743940 \h </w:instrText>
+              <w:instrText xml:space="preserve"> PAGEREF _Toc196837307 \h </w:instrText>
             </w:r>
             <w:r>
               <w:rPr>
@@ -5884,7 +5968,7 @@
               <w:noProof/>
             </w:rPr>
           </w:pPr>
-          <w:hyperlink w:anchor="_Toc193743941" w:history="1">
+          <w:hyperlink w:anchor="_Toc196837308" w:history="1">
             <w:r>
               <w:rPr>
                 <w:rStyle w:val="Hyperlink"/>
@@ -5928,7 +6012,7 @@
                 <w:noProof/>
                 <w:webHidden/>
               </w:rPr>
-              <w:instrText xml:space="preserve"> PAGEREF _Toc193743941 \h </w:instrText>
+              <w:instrText xml:space="preserve"> PAGEREF _Toc196837308 \h </w:instrText>
             </w:r>
             <w:r>
               <w:rPr>
@@ -5970,11 +6054,13 @@
               <w:noProof/>
             </w:rPr>
           </w:pPr>
-          <w:hyperlink w:anchor="_Toc193743942" w:history="1">
+          <w:hyperlink w:anchor="_Toc196837309" w:history="1">
             <w:r>
               <w:rPr>
                 <w:rStyle w:val="Hyperlink"/>
                 <w:rFonts w:asciiTheme="minorBidi" w:hAnsiTheme="minorBidi"/>
+                <w:b/>
+                <w:bCs/>
                 <w:noProof/>
               </w:rPr>
               <w:t>Exemple de Données Générées:</w:t>
@@ -5998,7 +6084,7 @@
                 <w:noProof/>
                 <w:webHidden/>
               </w:rPr>
-              <w:instrText xml:space="preserve"> PAGEREF _Toc193743942 \h </w:instrText>
+              <w:instrText xml:space="preserve"> PAGEREF _Toc196837309 \h </w:instrText>
             </w:r>
             <w:r>
               <w:rPr>
@@ -6033,15 +6119,30 @@
           <w:pPr>
             <w:pStyle w:val="TOC1"/>
             <w:rPr>
-              <w:rFonts w:eastAsiaTheme="minorEastAsia"/>
+              <w:rFonts w:asciiTheme="minorHAnsi" w:eastAsiaTheme="minorEastAsia" w:hAnsiTheme="minorHAnsi"/>
+              <w:b w:val="0"/>
+              <w:bCs w:val="0"/>
+              <w:lang w:val="en-US"/>
             </w:rPr>
           </w:pPr>
-          <w:hyperlink w:anchor="_Toc193743943" w:history="1">
+          <w:hyperlink w:anchor="_Toc196837310" w:history="1">
             <w:r>
               <w:rPr>
                 <w:rStyle w:val="Hyperlink"/>
               </w:rPr>
-              <w:t>Schéma Relationnel :</w:t>
+              <w:t>Table : Obje</w:t>
+            </w:r>
+            <w:r>
+              <w:rPr>
+                <w:rStyle w:val="Hyperlink"/>
+              </w:rPr>
+              <w:t>c</w:t>
+            </w:r>
+            <w:r>
+              <w:rPr>
+                <w:rStyle w:val="Hyperlink"/>
+              </w:rPr>
+              <w:t>tifs_Joueurs</w:t>
             </w:r>
             <w:r>
               <w:rPr>
@@ -6059,7 +6160,7 @@
               <w:rPr>
                 <w:webHidden/>
               </w:rPr>
-              <w:instrText xml:space="preserve"> PAGEREF _Toc193743943 \h </w:instrText>
+              <w:instrText xml:space="preserve"> PAGEREF _Toc196837310 \h </w:instrText>
             </w:r>
             <w:r>
               <w:rPr>
@@ -6077,6 +6178,882 @@
                 <w:webHidden/>
               </w:rPr>
               <w:t>35</w:t>
+            </w:r>
+            <w:r>
+              <w:rPr>
+                <w:webHidden/>
+              </w:rPr>
+              <w:fldChar w:fldCharType="end"/>
+            </w:r>
+          </w:hyperlink>
+        </w:p>
+        <w:p>
+          <w:pPr>
+            <w:pStyle w:val="TOC2"/>
+            <w:tabs>
+              <w:tab w:val="right" w:leader="dot" w:pos="9396"/>
+            </w:tabs>
+            <w:rPr>
+              <w:rFonts w:eastAsiaTheme="minorEastAsia"/>
+              <w:noProof/>
+            </w:rPr>
+          </w:pPr>
+          <w:hyperlink w:anchor="_Toc196837311" w:history="1">
+            <w:r>
+              <w:rPr>
+                <w:rStyle w:val="Hyperlink"/>
+                <w:rFonts w:asciiTheme="minorBidi" w:hAnsiTheme="minorBidi"/>
+                <w:b/>
+                <w:bCs/>
+                <w:noProof/>
+                <w:lang w:val="fr-FR"/>
+              </w:rPr>
+              <w:t>Règles de Génération :</w:t>
+            </w:r>
+            <w:r>
+              <w:rPr>
+                <w:noProof/>
+                <w:webHidden/>
+              </w:rPr>
+              <w:tab/>
+            </w:r>
+            <w:r>
+              <w:rPr>
+                <w:noProof/>
+                <w:webHidden/>
+              </w:rPr>
+              <w:fldChar w:fldCharType="begin"/>
+            </w:r>
+            <w:r>
+              <w:rPr>
+                <w:noProof/>
+                <w:webHidden/>
+              </w:rPr>
+              <w:instrText xml:space="preserve"> PAGEREF _Toc196837311 \h </w:instrText>
+            </w:r>
+            <w:r>
+              <w:rPr>
+                <w:noProof/>
+                <w:webHidden/>
+              </w:rPr>
+            </w:r>
+            <w:r>
+              <w:rPr>
+                <w:noProof/>
+                <w:webHidden/>
+              </w:rPr>
+              <w:fldChar w:fldCharType="separate"/>
+            </w:r>
+            <w:r>
+              <w:rPr>
+                <w:noProof/>
+                <w:webHidden/>
+              </w:rPr>
+              <w:t>35</w:t>
+            </w:r>
+            <w:r>
+              <w:rPr>
+                <w:noProof/>
+                <w:webHidden/>
+              </w:rPr>
+              <w:fldChar w:fldCharType="end"/>
+            </w:r>
+          </w:hyperlink>
+        </w:p>
+        <w:p>
+          <w:pPr>
+            <w:pStyle w:val="TOC3"/>
+            <w:tabs>
+              <w:tab w:val="left" w:pos="960"/>
+              <w:tab w:val="right" w:leader="dot" w:pos="9396"/>
+            </w:tabs>
+            <w:rPr>
+              <w:rFonts w:eastAsiaTheme="minorEastAsia"/>
+              <w:noProof/>
+            </w:rPr>
+          </w:pPr>
+          <w:hyperlink w:anchor="_Toc196837312" w:history="1">
+            <w:r>
+              <w:rPr>
+                <w:rStyle w:val="Hyperlink"/>
+                <w:rFonts w:asciiTheme="minorBidi" w:hAnsiTheme="minorBidi"/>
+                <w:noProof/>
+              </w:rPr>
+              <w:t>1.</w:t>
+            </w:r>
+            <w:r>
+              <w:rPr>
+                <w:rFonts w:eastAsiaTheme="minorEastAsia"/>
+                <w:noProof/>
+              </w:rPr>
+              <w:tab/>
+            </w:r>
+            <w:r>
+              <w:rPr>
+                <w:rStyle w:val="Hyperlink"/>
+                <w:rFonts w:asciiTheme="minorBidi" w:hAnsiTheme="minorBidi"/>
+                <w:noProof/>
+              </w:rPr>
+              <w:t>Fréquence :</w:t>
+            </w:r>
+            <w:r>
+              <w:rPr>
+                <w:noProof/>
+                <w:webHidden/>
+              </w:rPr>
+              <w:tab/>
+            </w:r>
+            <w:r>
+              <w:rPr>
+                <w:noProof/>
+                <w:webHidden/>
+              </w:rPr>
+              <w:fldChar w:fldCharType="begin"/>
+            </w:r>
+            <w:r>
+              <w:rPr>
+                <w:noProof/>
+                <w:webHidden/>
+              </w:rPr>
+              <w:instrText xml:space="preserve"> PAGEREF _Toc196837312 \h </w:instrText>
+            </w:r>
+            <w:r>
+              <w:rPr>
+                <w:noProof/>
+                <w:webHidden/>
+              </w:rPr>
+            </w:r>
+            <w:r>
+              <w:rPr>
+                <w:noProof/>
+                <w:webHidden/>
+              </w:rPr>
+              <w:fldChar w:fldCharType="separate"/>
+            </w:r>
+            <w:r>
+              <w:rPr>
+                <w:noProof/>
+                <w:webHidden/>
+              </w:rPr>
+              <w:t>35</w:t>
+            </w:r>
+            <w:r>
+              <w:rPr>
+                <w:noProof/>
+                <w:webHidden/>
+              </w:rPr>
+              <w:fldChar w:fldCharType="end"/>
+            </w:r>
+          </w:hyperlink>
+        </w:p>
+        <w:p>
+          <w:pPr>
+            <w:pStyle w:val="TOC3"/>
+            <w:tabs>
+              <w:tab w:val="left" w:pos="960"/>
+              <w:tab w:val="right" w:leader="dot" w:pos="9396"/>
+            </w:tabs>
+            <w:rPr>
+              <w:rFonts w:eastAsiaTheme="minorEastAsia"/>
+              <w:noProof/>
+            </w:rPr>
+          </w:pPr>
+          <w:hyperlink w:anchor="_Toc196837313" w:history="1">
+            <w:r>
+              <w:rPr>
+                <w:rStyle w:val="Hyperlink"/>
+                <w:rFonts w:asciiTheme="minorBidi" w:hAnsiTheme="minorBidi"/>
+                <w:noProof/>
+              </w:rPr>
+              <w:t>2.</w:t>
+            </w:r>
+            <w:r>
+              <w:rPr>
+                <w:rFonts w:eastAsiaTheme="minorEastAsia"/>
+                <w:noProof/>
+              </w:rPr>
+              <w:tab/>
+            </w:r>
+            <w:r>
+              <w:rPr>
+                <w:rStyle w:val="Hyperlink"/>
+                <w:rFonts w:asciiTheme="minorBidi" w:hAnsiTheme="minorBidi"/>
+                <w:noProof/>
+              </w:rPr>
+              <w:t>Logique par poste :</w:t>
+            </w:r>
+            <w:r>
+              <w:rPr>
+                <w:noProof/>
+                <w:webHidden/>
+              </w:rPr>
+              <w:tab/>
+            </w:r>
+            <w:r>
+              <w:rPr>
+                <w:noProof/>
+                <w:webHidden/>
+              </w:rPr>
+              <w:fldChar w:fldCharType="begin"/>
+            </w:r>
+            <w:r>
+              <w:rPr>
+                <w:noProof/>
+                <w:webHidden/>
+              </w:rPr>
+              <w:instrText xml:space="preserve"> PAGEREF _Toc196837313 \h </w:instrText>
+            </w:r>
+            <w:r>
+              <w:rPr>
+                <w:noProof/>
+                <w:webHidden/>
+              </w:rPr>
+            </w:r>
+            <w:r>
+              <w:rPr>
+                <w:noProof/>
+                <w:webHidden/>
+              </w:rPr>
+              <w:fldChar w:fldCharType="separate"/>
+            </w:r>
+            <w:r>
+              <w:rPr>
+                <w:noProof/>
+                <w:webHidden/>
+              </w:rPr>
+              <w:t>36</w:t>
+            </w:r>
+            <w:r>
+              <w:rPr>
+                <w:noProof/>
+                <w:webHidden/>
+              </w:rPr>
+              <w:fldChar w:fldCharType="end"/>
+            </w:r>
+          </w:hyperlink>
+        </w:p>
+        <w:p>
+          <w:pPr>
+            <w:pStyle w:val="TOC2"/>
+            <w:tabs>
+              <w:tab w:val="right" w:leader="dot" w:pos="9396"/>
+            </w:tabs>
+            <w:rPr>
+              <w:rFonts w:eastAsiaTheme="minorEastAsia"/>
+              <w:noProof/>
+            </w:rPr>
+          </w:pPr>
+          <w:hyperlink w:anchor="_Toc196837314" w:history="1">
+            <w:r>
+              <w:rPr>
+                <w:rStyle w:val="Hyperlink"/>
+                <w:rFonts w:asciiTheme="minorBidi" w:hAnsiTheme="minorBidi"/>
+                <w:b/>
+                <w:bCs/>
+                <w:noProof/>
+              </w:rPr>
+              <w:t>Exemple de Données Générées:</w:t>
+            </w:r>
+            <w:r>
+              <w:rPr>
+                <w:noProof/>
+                <w:webHidden/>
+              </w:rPr>
+              <w:tab/>
+            </w:r>
+            <w:r>
+              <w:rPr>
+                <w:noProof/>
+                <w:webHidden/>
+              </w:rPr>
+              <w:fldChar w:fldCharType="begin"/>
+            </w:r>
+            <w:r>
+              <w:rPr>
+                <w:noProof/>
+                <w:webHidden/>
+              </w:rPr>
+              <w:instrText xml:space="preserve"> PAGEREF _Toc196837314 \h </w:instrText>
+            </w:r>
+            <w:r>
+              <w:rPr>
+                <w:noProof/>
+                <w:webHidden/>
+              </w:rPr>
+            </w:r>
+            <w:r>
+              <w:rPr>
+                <w:noProof/>
+                <w:webHidden/>
+              </w:rPr>
+              <w:fldChar w:fldCharType="separate"/>
+            </w:r>
+            <w:r>
+              <w:rPr>
+                <w:noProof/>
+                <w:webHidden/>
+              </w:rPr>
+              <w:t>36</w:t>
+            </w:r>
+            <w:r>
+              <w:rPr>
+                <w:noProof/>
+                <w:webHidden/>
+              </w:rPr>
+              <w:fldChar w:fldCharType="end"/>
+            </w:r>
+          </w:hyperlink>
+        </w:p>
+        <w:p>
+          <w:pPr>
+            <w:pStyle w:val="TOC1"/>
+            <w:rPr>
+              <w:rFonts w:asciiTheme="minorHAnsi" w:eastAsiaTheme="minorEastAsia" w:hAnsiTheme="minorHAnsi"/>
+              <w:b w:val="0"/>
+              <w:bCs w:val="0"/>
+              <w:lang w:val="en-US"/>
+            </w:rPr>
+          </w:pPr>
+          <w:hyperlink w:anchor="_Toc196837315" w:history="1">
+            <w:r>
+              <w:rPr>
+                <w:rStyle w:val="Hyperlink"/>
+              </w:rPr>
+              <w:t>Table : Entrain</w:t>
+            </w:r>
+            <w:r>
+              <w:rPr>
+                <w:rStyle w:val="Hyperlink"/>
+              </w:rPr>
+              <w:t>e</w:t>
+            </w:r>
+            <w:r>
+              <w:rPr>
+                <w:rStyle w:val="Hyperlink"/>
+              </w:rPr>
+              <w:t>m</w:t>
+            </w:r>
+            <w:r>
+              <w:rPr>
+                <w:rStyle w:val="Hyperlink"/>
+              </w:rPr>
+              <w:t>ents</w:t>
+            </w:r>
+            <w:r>
+              <w:rPr>
+                <w:webHidden/>
+              </w:rPr>
+              <w:tab/>
+            </w:r>
+            <w:r>
+              <w:rPr>
+                <w:webHidden/>
+              </w:rPr>
+              <w:fldChar w:fldCharType="begin"/>
+            </w:r>
+            <w:r>
+              <w:rPr>
+                <w:webHidden/>
+              </w:rPr>
+              <w:instrText xml:space="preserve"> PAGEREF _Toc196837315 \h </w:instrText>
+            </w:r>
+            <w:r>
+              <w:rPr>
+                <w:webHidden/>
+              </w:rPr>
+            </w:r>
+            <w:r>
+              <w:rPr>
+                <w:webHidden/>
+              </w:rPr>
+              <w:fldChar w:fldCharType="separate"/>
+            </w:r>
+            <w:r>
+              <w:rPr>
+                <w:webHidden/>
+              </w:rPr>
+              <w:t>37</w:t>
+            </w:r>
+            <w:r>
+              <w:rPr>
+                <w:webHidden/>
+              </w:rPr>
+              <w:fldChar w:fldCharType="end"/>
+            </w:r>
+          </w:hyperlink>
+        </w:p>
+        <w:p>
+          <w:pPr>
+            <w:pStyle w:val="TOC2"/>
+            <w:tabs>
+              <w:tab w:val="right" w:leader="dot" w:pos="9396"/>
+            </w:tabs>
+            <w:rPr>
+              <w:rFonts w:eastAsiaTheme="minorEastAsia"/>
+              <w:noProof/>
+            </w:rPr>
+          </w:pPr>
+          <w:hyperlink w:anchor="_Toc196837316" w:history="1">
+            <w:r>
+              <w:rPr>
+                <w:rStyle w:val="Hyperlink"/>
+                <w:rFonts w:asciiTheme="minorBidi" w:hAnsiTheme="minorBidi"/>
+                <w:b/>
+                <w:bCs/>
+                <w:noProof/>
+                <w:lang w:val="fr-FR"/>
+              </w:rPr>
+              <w:t>Règles de Génération :</w:t>
+            </w:r>
+            <w:r>
+              <w:rPr>
+                <w:noProof/>
+                <w:webHidden/>
+              </w:rPr>
+              <w:tab/>
+            </w:r>
+            <w:r>
+              <w:rPr>
+                <w:noProof/>
+                <w:webHidden/>
+              </w:rPr>
+              <w:fldChar w:fldCharType="begin"/>
+            </w:r>
+            <w:r>
+              <w:rPr>
+                <w:noProof/>
+                <w:webHidden/>
+              </w:rPr>
+              <w:instrText xml:space="preserve"> PAGEREF _Toc196837316 \h </w:instrText>
+            </w:r>
+            <w:r>
+              <w:rPr>
+                <w:noProof/>
+                <w:webHidden/>
+              </w:rPr>
+            </w:r>
+            <w:r>
+              <w:rPr>
+                <w:noProof/>
+                <w:webHidden/>
+              </w:rPr>
+              <w:fldChar w:fldCharType="separate"/>
+            </w:r>
+            <w:r>
+              <w:rPr>
+                <w:noProof/>
+                <w:webHidden/>
+              </w:rPr>
+              <w:t>38</w:t>
+            </w:r>
+            <w:r>
+              <w:rPr>
+                <w:noProof/>
+                <w:webHidden/>
+              </w:rPr>
+              <w:fldChar w:fldCharType="end"/>
+            </w:r>
+          </w:hyperlink>
+        </w:p>
+        <w:p>
+          <w:pPr>
+            <w:pStyle w:val="TOC3"/>
+            <w:tabs>
+              <w:tab w:val="left" w:pos="960"/>
+              <w:tab w:val="right" w:leader="dot" w:pos="9396"/>
+            </w:tabs>
+            <w:rPr>
+              <w:rFonts w:eastAsiaTheme="minorEastAsia"/>
+              <w:noProof/>
+            </w:rPr>
+          </w:pPr>
+          <w:hyperlink w:anchor="_Toc196837317" w:history="1">
+            <w:r>
+              <w:rPr>
+                <w:rStyle w:val="Hyperlink"/>
+                <w:rFonts w:asciiTheme="minorBidi" w:hAnsiTheme="minorBidi"/>
+                <w:noProof/>
+              </w:rPr>
+              <w:t>1.</w:t>
+            </w:r>
+            <w:r>
+              <w:rPr>
+                <w:rFonts w:eastAsiaTheme="minorEastAsia"/>
+                <w:noProof/>
+              </w:rPr>
+              <w:tab/>
+            </w:r>
+            <w:r>
+              <w:rPr>
+                <w:rStyle w:val="Hyperlink"/>
+                <w:rFonts w:asciiTheme="minorBidi" w:hAnsiTheme="minorBidi"/>
+                <w:noProof/>
+              </w:rPr>
+              <w:t>Période de simulation :</w:t>
+            </w:r>
+            <w:r>
+              <w:rPr>
+                <w:noProof/>
+                <w:webHidden/>
+              </w:rPr>
+              <w:tab/>
+            </w:r>
+            <w:r>
+              <w:rPr>
+                <w:noProof/>
+                <w:webHidden/>
+              </w:rPr>
+              <w:fldChar w:fldCharType="begin"/>
+            </w:r>
+            <w:r>
+              <w:rPr>
+                <w:noProof/>
+                <w:webHidden/>
+              </w:rPr>
+              <w:instrText xml:space="preserve"> PAGEREF _Toc196837317 \h </w:instrText>
+            </w:r>
+            <w:r>
+              <w:rPr>
+                <w:noProof/>
+                <w:webHidden/>
+              </w:rPr>
+            </w:r>
+            <w:r>
+              <w:rPr>
+                <w:noProof/>
+                <w:webHidden/>
+              </w:rPr>
+              <w:fldChar w:fldCharType="separate"/>
+            </w:r>
+            <w:r>
+              <w:rPr>
+                <w:noProof/>
+                <w:webHidden/>
+              </w:rPr>
+              <w:t>38</w:t>
+            </w:r>
+            <w:r>
+              <w:rPr>
+                <w:noProof/>
+                <w:webHidden/>
+              </w:rPr>
+              <w:fldChar w:fldCharType="end"/>
+            </w:r>
+          </w:hyperlink>
+        </w:p>
+        <w:p>
+          <w:pPr>
+            <w:pStyle w:val="TOC3"/>
+            <w:tabs>
+              <w:tab w:val="left" w:pos="960"/>
+              <w:tab w:val="right" w:leader="dot" w:pos="9396"/>
+            </w:tabs>
+            <w:rPr>
+              <w:rFonts w:eastAsiaTheme="minorEastAsia"/>
+              <w:noProof/>
+            </w:rPr>
+          </w:pPr>
+          <w:hyperlink w:anchor="_Toc196837318" w:history="1">
+            <w:r>
+              <w:rPr>
+                <w:rStyle w:val="Hyperlink"/>
+                <w:rFonts w:asciiTheme="minorBidi" w:hAnsiTheme="minorBidi"/>
+                <w:noProof/>
+              </w:rPr>
+              <w:t>2.</w:t>
+            </w:r>
+            <w:r>
+              <w:rPr>
+                <w:rFonts w:eastAsiaTheme="minorEastAsia"/>
+                <w:noProof/>
+              </w:rPr>
+              <w:tab/>
+            </w:r>
+            <w:r>
+              <w:rPr>
+                <w:rStyle w:val="Hyperlink"/>
+                <w:rFonts w:asciiTheme="minorBidi" w:hAnsiTheme="minorBidi"/>
+                <w:noProof/>
+              </w:rPr>
+              <w:t>Fréquence :</w:t>
+            </w:r>
+            <w:r>
+              <w:rPr>
+                <w:noProof/>
+                <w:webHidden/>
+              </w:rPr>
+              <w:tab/>
+            </w:r>
+            <w:r>
+              <w:rPr>
+                <w:noProof/>
+                <w:webHidden/>
+              </w:rPr>
+              <w:fldChar w:fldCharType="begin"/>
+            </w:r>
+            <w:r>
+              <w:rPr>
+                <w:noProof/>
+                <w:webHidden/>
+              </w:rPr>
+              <w:instrText xml:space="preserve"> PAGEREF _Toc196837318 \h </w:instrText>
+            </w:r>
+            <w:r>
+              <w:rPr>
+                <w:noProof/>
+                <w:webHidden/>
+              </w:rPr>
+            </w:r>
+            <w:r>
+              <w:rPr>
+                <w:noProof/>
+                <w:webHidden/>
+              </w:rPr>
+              <w:fldChar w:fldCharType="separate"/>
+            </w:r>
+            <w:r>
+              <w:rPr>
+                <w:noProof/>
+                <w:webHidden/>
+              </w:rPr>
+              <w:t>38</w:t>
+            </w:r>
+            <w:r>
+              <w:rPr>
+                <w:noProof/>
+                <w:webHidden/>
+              </w:rPr>
+              <w:fldChar w:fldCharType="end"/>
+            </w:r>
+          </w:hyperlink>
+        </w:p>
+        <w:p>
+          <w:pPr>
+            <w:pStyle w:val="TOC3"/>
+            <w:tabs>
+              <w:tab w:val="left" w:pos="960"/>
+              <w:tab w:val="right" w:leader="dot" w:pos="9396"/>
+            </w:tabs>
+            <w:rPr>
+              <w:rFonts w:eastAsiaTheme="minorEastAsia"/>
+              <w:noProof/>
+            </w:rPr>
+          </w:pPr>
+          <w:hyperlink w:anchor="_Toc196837319" w:history="1">
+            <w:r>
+              <w:rPr>
+                <w:rStyle w:val="Hyperlink"/>
+                <w:rFonts w:asciiTheme="minorBidi" w:hAnsiTheme="minorBidi"/>
+                <w:noProof/>
+              </w:rPr>
+              <w:t>3.</w:t>
+            </w:r>
+            <w:r>
+              <w:rPr>
+                <w:rFonts w:eastAsiaTheme="minorEastAsia"/>
+                <w:noProof/>
+              </w:rPr>
+              <w:tab/>
+            </w:r>
+            <w:r>
+              <w:rPr>
+                <w:rStyle w:val="Hyperlink"/>
+                <w:rFonts w:asciiTheme="minorBidi" w:hAnsiTheme="minorBidi"/>
+                <w:noProof/>
+              </w:rPr>
+              <w:t>Données simulées dynamiquement :</w:t>
+            </w:r>
+            <w:r>
+              <w:rPr>
+                <w:noProof/>
+                <w:webHidden/>
+              </w:rPr>
+              <w:tab/>
+            </w:r>
+            <w:r>
+              <w:rPr>
+                <w:noProof/>
+                <w:webHidden/>
+              </w:rPr>
+              <w:fldChar w:fldCharType="begin"/>
+            </w:r>
+            <w:r>
+              <w:rPr>
+                <w:noProof/>
+                <w:webHidden/>
+              </w:rPr>
+              <w:instrText xml:space="preserve"> PAGEREF _Toc196837319 \h </w:instrText>
+            </w:r>
+            <w:r>
+              <w:rPr>
+                <w:noProof/>
+                <w:webHidden/>
+              </w:rPr>
+            </w:r>
+            <w:r>
+              <w:rPr>
+                <w:noProof/>
+                <w:webHidden/>
+              </w:rPr>
+              <w:fldChar w:fldCharType="separate"/>
+            </w:r>
+            <w:r>
+              <w:rPr>
+                <w:noProof/>
+                <w:webHidden/>
+              </w:rPr>
+              <w:t>38</w:t>
+            </w:r>
+            <w:r>
+              <w:rPr>
+                <w:noProof/>
+                <w:webHidden/>
+              </w:rPr>
+              <w:fldChar w:fldCharType="end"/>
+            </w:r>
+          </w:hyperlink>
+        </w:p>
+        <w:p>
+          <w:pPr>
+            <w:pStyle w:val="TOC2"/>
+            <w:tabs>
+              <w:tab w:val="right" w:leader="dot" w:pos="9396"/>
+            </w:tabs>
+            <w:rPr>
+              <w:rFonts w:eastAsiaTheme="minorEastAsia"/>
+              <w:noProof/>
+            </w:rPr>
+          </w:pPr>
+          <w:hyperlink w:anchor="_Toc196837320" w:history="1">
+            <w:r>
+              <w:rPr>
+                <w:rStyle w:val="Hyperlink"/>
+                <w:rFonts w:asciiTheme="minorBidi" w:hAnsiTheme="minorBidi"/>
+                <w:b/>
+                <w:bCs/>
+                <w:noProof/>
+              </w:rPr>
+              <w:t>Exemple de Données Générées:</w:t>
+            </w:r>
+            <w:r>
+              <w:rPr>
+                <w:noProof/>
+                <w:webHidden/>
+              </w:rPr>
+              <w:tab/>
+            </w:r>
+            <w:r>
+              <w:rPr>
+                <w:noProof/>
+                <w:webHidden/>
+              </w:rPr>
+              <w:fldChar w:fldCharType="begin"/>
+            </w:r>
+            <w:r>
+              <w:rPr>
+                <w:noProof/>
+                <w:webHidden/>
+              </w:rPr>
+              <w:instrText xml:space="preserve"> PAGEREF _Toc196837320 \h </w:instrText>
+            </w:r>
+            <w:r>
+              <w:rPr>
+                <w:noProof/>
+                <w:webHidden/>
+              </w:rPr>
+            </w:r>
+            <w:r>
+              <w:rPr>
+                <w:noProof/>
+                <w:webHidden/>
+              </w:rPr>
+              <w:fldChar w:fldCharType="separate"/>
+            </w:r>
+            <w:r>
+              <w:rPr>
+                <w:noProof/>
+                <w:webHidden/>
+              </w:rPr>
+              <w:t>38</w:t>
+            </w:r>
+            <w:r>
+              <w:rPr>
+                <w:noProof/>
+                <w:webHidden/>
+              </w:rPr>
+              <w:fldChar w:fldCharType="end"/>
+            </w:r>
+          </w:hyperlink>
+        </w:p>
+        <w:p>
+          <w:pPr>
+            <w:pStyle w:val="TOC1"/>
+            <w:rPr>
+              <w:rFonts w:asciiTheme="minorHAnsi" w:eastAsiaTheme="minorEastAsia" w:hAnsiTheme="minorHAnsi"/>
+              <w:b w:val="0"/>
+              <w:bCs w:val="0"/>
+              <w:lang w:val="en-US"/>
+            </w:rPr>
+          </w:pPr>
+          <w:hyperlink w:anchor="_Toc196837321" w:history="1">
+            <w:r>
+              <w:rPr>
+                <w:rStyle w:val="Hyperlink"/>
+              </w:rPr>
+              <w:t>Schéma Re</w:t>
+            </w:r>
+            <w:r>
+              <w:rPr>
+                <w:rStyle w:val="Hyperlink"/>
+              </w:rPr>
+              <w:t>l</w:t>
+            </w:r>
+            <w:r>
+              <w:rPr>
+                <w:rStyle w:val="Hyperlink"/>
+              </w:rPr>
+              <w:t>a</w:t>
+            </w:r>
+            <w:r>
+              <w:rPr>
+                <w:rStyle w:val="Hyperlink"/>
+              </w:rPr>
+              <w:t>tionnel :</w:t>
+            </w:r>
+            <w:r>
+              <w:rPr>
+                <w:webHidden/>
+              </w:rPr>
+              <w:tab/>
+            </w:r>
+            <w:r>
+              <w:rPr>
+                <w:webHidden/>
+              </w:rPr>
+              <w:fldChar w:fldCharType="begin"/>
+            </w:r>
+            <w:r>
+              <w:rPr>
+                <w:webHidden/>
+              </w:rPr>
+              <w:instrText xml:space="preserve"> PAGEREF _Toc196837321 \h </w:instrText>
+            </w:r>
+            <w:r>
+              <w:rPr>
+                <w:webHidden/>
+              </w:rPr>
+            </w:r>
+            <w:r>
+              <w:rPr>
+                <w:webHidden/>
+              </w:rPr>
+              <w:fldChar w:fldCharType="separate"/>
+            </w:r>
+            <w:r>
+              <w:rPr>
+                <w:webHidden/>
+              </w:rPr>
+              <w:t>40</w:t>
             </w:r>
             <w:r>
               <w:rPr>
@@ -6126,71 +7103,6 @@
     </w:p>
     <w:p>
       <w:pPr>
-        <w:rPr>
-          <w:rFonts w:asciiTheme="minorBidi" w:eastAsiaTheme="majorEastAsia" w:hAnsiTheme="minorBidi"/>
-          <w:b/>
-          <w:bCs/>
-          <w:color w:val="0F4761" w:themeColor="accent1" w:themeShade="BF"/>
-          <w:sz w:val="40"/>
-          <w:szCs w:val="40"/>
-          <w:u w:val="single"/>
-        </w:rPr>
-      </w:pPr>
-    </w:p>
-    <w:p>
-      <w:pPr>
-        <w:rPr>
-          <w:rFonts w:asciiTheme="minorBidi" w:eastAsiaTheme="majorEastAsia" w:hAnsiTheme="minorBidi"/>
-          <w:b/>
-          <w:bCs/>
-          <w:color w:val="0F4761" w:themeColor="accent1" w:themeShade="BF"/>
-          <w:sz w:val="40"/>
-          <w:szCs w:val="40"/>
-          <w:u w:val="single"/>
-        </w:rPr>
-      </w:pPr>
-    </w:p>
-    <w:p>
-      <w:pPr>
-        <w:rPr>
-          <w:rFonts w:asciiTheme="minorBidi" w:eastAsiaTheme="majorEastAsia" w:hAnsiTheme="minorBidi"/>
-          <w:b/>
-          <w:bCs/>
-          <w:color w:val="0F4761" w:themeColor="accent1" w:themeShade="BF"/>
-          <w:sz w:val="40"/>
-          <w:szCs w:val="40"/>
-          <w:u w:val="single"/>
-        </w:rPr>
-      </w:pPr>
-    </w:p>
-    <w:p>
-      <w:pPr>
-        <w:rPr>
-          <w:rFonts w:asciiTheme="minorBidi" w:eastAsiaTheme="majorEastAsia" w:hAnsiTheme="minorBidi"/>
-          <w:b/>
-          <w:bCs/>
-          <w:color w:val="0F4761" w:themeColor="accent1" w:themeShade="BF"/>
-          <w:sz w:val="40"/>
-          <w:szCs w:val="40"/>
-          <w:u w:val="single"/>
-        </w:rPr>
-      </w:pPr>
-    </w:p>
-    <w:p>
-      <w:pPr>
-        <w:rPr>
-          <w:rFonts w:asciiTheme="minorBidi" w:eastAsiaTheme="majorEastAsia" w:hAnsiTheme="minorBidi"/>
-          <w:b/>
-          <w:bCs/>
-          <w:color w:val="0F4761" w:themeColor="accent1" w:themeShade="BF"/>
-          <w:sz w:val="40"/>
-          <w:szCs w:val="40"/>
-          <w:u w:val="single"/>
-        </w:rPr>
-      </w:pPr>
-    </w:p>
-    <w:p>
-      <w:pPr>
         <w:pStyle w:val="Heading1"/>
         <w:spacing w:before="480" w:after="240"/>
         <w:rPr>
@@ -6201,7 +7113,7 @@
           <w:lang w:val="fr-FR"/>
         </w:rPr>
       </w:pPr>
-      <w:bookmarkStart w:id="0" w:name="_Toc193743870"/>
+      <w:bookmarkStart w:id="0" w:name="_Toc196837237"/>
       <w:r>
         <w:rPr>
           <w:rFonts w:asciiTheme="minorBidi" w:hAnsiTheme="minorBidi" w:cstheme="minorBidi"/>
@@ -8213,7 +9125,7 @@
           <w:rFonts w:asciiTheme="minorBidi" w:hAnsiTheme="minorBidi"/>
         </w:rPr>
         <w:pict w14:anchorId="55C7830E">
-          <v:rect id="_x0000_i1176" style="width:0;height:.75pt" o:hralign="center" o:hrstd="t" o:hrnoshade="t" o:hr="t" fillcolor="#f8faff" stroked="f"/>
+          <v:rect id="_x0000_i1025" style="width:0;height:.75pt" o:hralign="center" o:hrstd="t" o:hrnoshade="t" o:hr="t" fillcolor="#f8faff" stroked="f"/>
         </w:pict>
       </w:r>
     </w:p>
@@ -8227,7 +9139,7 @@
           <w:bCs/>
         </w:rPr>
       </w:pPr>
-      <w:bookmarkStart w:id="1" w:name="_Toc193743871"/>
+      <w:bookmarkStart w:id="1" w:name="_Toc196837238"/>
       <w:proofErr w:type="spellStart"/>
       <w:r>
         <w:rPr>
@@ -8283,7 +9195,7 @@
           <w:color w:val="auto"/>
         </w:rPr>
       </w:pPr>
-      <w:bookmarkStart w:id="2" w:name="_Toc193743872"/>
+      <w:bookmarkStart w:id="2" w:name="_Toc196837239"/>
       <w:proofErr w:type="spellStart"/>
       <w:r>
         <w:rPr>
@@ -8383,7 +9295,7 @@
           <w:color w:val="auto"/>
         </w:rPr>
       </w:pPr>
-      <w:bookmarkStart w:id="3" w:name="_Toc193743873"/>
+      <w:bookmarkStart w:id="3" w:name="_Toc196837240"/>
       <w:proofErr w:type="spellStart"/>
       <w:r>
         <w:rPr>
@@ -8484,7 +9396,23 @@
           <w:rFonts w:asciiTheme="minorBidi" w:hAnsiTheme="minorBidi"/>
           <w:lang w:val="fr-FR"/>
         </w:rPr>
-        <w:t xml:space="preserve"> == 14:  # 14 ans → Minime B ou A</w:t>
+        <w:t xml:space="preserve"> == </w:t>
+      </w:r>
+      <w:proofErr w:type="gramStart"/>
+      <w:r>
+        <w:rPr>
+          <w:rFonts w:asciiTheme="minorBidi" w:hAnsiTheme="minorBidi"/>
+          <w:lang w:val="fr-FR"/>
+        </w:rPr>
+        <w:t>14:</w:t>
+      </w:r>
+      <w:proofErr w:type="gramEnd"/>
+      <w:r>
+        <w:rPr>
+          <w:rFonts w:asciiTheme="minorBidi" w:hAnsiTheme="minorBidi"/>
+          <w:lang w:val="fr-FR"/>
+        </w:rPr>
+        <w:t xml:space="preserve">  # 14 ans → Minime B ou A</w:t>
       </w:r>
     </w:p>
     <w:p>
@@ -8531,6 +9459,7 @@
         <w:t xml:space="preserve"> == 17 and </w:t>
       </w:r>
       <w:proofErr w:type="spellStart"/>
+      <w:proofErr w:type="gramStart"/>
       <w:r>
         <w:rPr>
           <w:rFonts w:asciiTheme="minorBidi" w:hAnsiTheme="minorBidi"/>
@@ -8544,7 +9473,15 @@
           <w:rFonts w:asciiTheme="minorBidi" w:hAnsiTheme="minorBidi"/>
           <w:lang w:val="fr-FR"/>
         </w:rPr>
-        <w:t>() &lt; 0.05:  # 5% de Senior à 17 ans</w:t>
+        <w:t>(</w:t>
+      </w:r>
+      <w:proofErr w:type="gramEnd"/>
+      <w:r>
+        <w:rPr>
+          <w:rFonts w:asciiTheme="minorBidi" w:hAnsiTheme="minorBidi"/>
+          <w:lang w:val="fr-FR"/>
+        </w:rPr>
+        <w:t>) &lt; 0.05:  # 5% de Senior à 17 ans</w:t>
       </w:r>
     </w:p>
     <w:p>
@@ -8562,7 +9499,7 @@
           <w:color w:val="auto"/>
         </w:rPr>
       </w:pPr>
-      <w:bookmarkStart w:id="4" w:name="_Toc193743874"/>
+      <w:bookmarkStart w:id="4" w:name="_Toc196837241"/>
       <w:proofErr w:type="spellStart"/>
       <w:r>
         <w:rPr>
@@ -8717,7 +9654,7 @@
           <w:color w:val="auto"/>
         </w:rPr>
       </w:pPr>
-      <w:bookmarkStart w:id="5" w:name="_Toc193743875"/>
+      <w:bookmarkStart w:id="5" w:name="_Toc196837242"/>
       <w:proofErr w:type="spellStart"/>
       <w:r>
         <w:rPr>
@@ -8811,7 +9748,7 @@
           <w:lang w:val="fr-FR"/>
         </w:rPr>
       </w:pPr>
-      <w:bookmarkStart w:id="6" w:name="_Toc193743876"/>
+      <w:bookmarkStart w:id="6" w:name="_Toc196837243"/>
       <w:r>
         <w:rPr>
           <w:rStyle w:val="Heading2Char"/>
@@ -8991,7 +9928,7 @@
           <w:lang w:val="fr-FR"/>
         </w:rPr>
       </w:pPr>
-      <w:bookmarkStart w:id="7" w:name="_Toc193743877"/>
+      <w:bookmarkStart w:id="7" w:name="_Toc196837244"/>
       <w:r>
         <w:rPr>
           <w:rFonts w:asciiTheme="minorBidi" w:hAnsiTheme="minorBidi" w:cstheme="minorBidi"/>
@@ -10753,7 +11690,7 @@
           <w:rFonts w:asciiTheme="minorBidi" w:hAnsiTheme="minorBidi"/>
         </w:rPr>
         <w:pict w14:anchorId="522818F5">
-          <v:rect id="_x0000_i1177" style="width:0;height:.75pt" o:hralign="center" o:hrstd="t" o:hrnoshade="t" o:hr="t" fillcolor="#f8faff" stroked="f"/>
+          <v:rect id="_x0000_i1026" style="width:0;height:.75pt" o:hralign="center" o:hrstd="t" o:hrnoshade="t" o:hr="t" fillcolor="#f8faff" stroked="f"/>
         </w:pict>
       </w:r>
     </w:p>
@@ -10768,7 +11705,7 @@
           <w:lang w:val="fr-FR"/>
         </w:rPr>
       </w:pPr>
-      <w:bookmarkStart w:id="8" w:name="_Toc193743878"/>
+      <w:bookmarkStart w:id="8" w:name="_Toc196837245"/>
       <w:r>
         <w:rPr>
           <w:rFonts w:asciiTheme="minorBidi" w:hAnsiTheme="minorBidi" w:cstheme="minorBidi"/>
@@ -10816,7 +11753,7 @@
           <w:lang w:val="fr-FR"/>
         </w:rPr>
       </w:pPr>
-      <w:bookmarkStart w:id="9" w:name="_Toc193743879"/>
+      <w:bookmarkStart w:id="9" w:name="_Toc196837246"/>
       <w:r>
         <w:rPr>
           <w:rFonts w:asciiTheme="minorBidi" w:hAnsiTheme="minorBidi" w:cstheme="minorBidi"/>
@@ -10949,7 +11886,7 @@
           <w:lang w:val="fr-FR"/>
         </w:rPr>
       </w:pPr>
-      <w:bookmarkStart w:id="10" w:name="_Toc193743880"/>
+      <w:bookmarkStart w:id="10" w:name="_Toc196837247"/>
       <w:r>
         <w:rPr>
           <w:rFonts w:asciiTheme="minorBidi" w:hAnsiTheme="minorBidi" w:cstheme="minorBidi"/>
@@ -12078,7 +13015,7 @@
           <w:lang w:val="fr-FR"/>
         </w:rPr>
       </w:pPr>
-      <w:bookmarkStart w:id="11" w:name="_Toc193743881"/>
+      <w:bookmarkStart w:id="11" w:name="_Toc196837248"/>
       <w:r>
         <w:rPr>
           <w:rFonts w:asciiTheme="minorBidi" w:hAnsiTheme="minorBidi" w:cstheme="minorBidi"/>
@@ -12131,7 +13068,7 @@
           <w:lang w:val="fr-FR"/>
         </w:rPr>
       </w:pPr>
-      <w:bookmarkStart w:id="12" w:name="_Toc193743882"/>
+      <w:bookmarkStart w:id="12" w:name="_Toc196837249"/>
       <w:r>
         <w:rPr>
           <w:rFonts w:asciiTheme="minorBidi" w:hAnsiTheme="minorBidi" w:cstheme="minorBidi"/>
@@ -12247,7 +13184,7 @@
           <w:lang w:val="fr-FR"/>
         </w:rPr>
       </w:pPr>
-      <w:bookmarkStart w:id="13" w:name="_Toc193743883"/>
+      <w:bookmarkStart w:id="13" w:name="_Toc196837250"/>
       <w:r>
         <w:rPr>
           <w:rFonts w:asciiTheme="minorBidi" w:hAnsiTheme="minorBidi" w:cstheme="minorBidi"/>
@@ -12347,7 +13284,7 @@
           <w:lang w:val="fr-FR"/>
         </w:rPr>
       </w:pPr>
-      <w:bookmarkStart w:id="14" w:name="_Toc193743884"/>
+      <w:bookmarkStart w:id="14" w:name="_Toc196837251"/>
       <w:r>
         <w:rPr>
           <w:rFonts w:asciiTheme="minorBidi" w:hAnsiTheme="minorBidi" w:cstheme="minorBidi"/>
@@ -14036,7 +14973,7 @@
           <w:rFonts w:asciiTheme="minorBidi" w:hAnsiTheme="minorBidi"/>
         </w:rPr>
         <w:pict w14:anchorId="43F5BA13">
-          <v:rect id="_x0000_i1178" style="width:0;height:.75pt" o:hralign="center" o:hrstd="t" o:hrnoshade="t" o:hr="t" fillcolor="#f8faff" stroked="f"/>
+          <v:rect id="_x0000_i1027" style="width:0;height:.75pt" o:hralign="center" o:hrstd="t" o:hrnoshade="t" o:hr="t" fillcolor="#f8faff" stroked="f"/>
         </w:pict>
       </w:r>
     </w:p>
@@ -14318,7 +15255,7 @@
           <w:lang w:val="fr-FR"/>
         </w:rPr>
       </w:pPr>
-      <w:bookmarkStart w:id="15" w:name="_Toc193743885"/>
+      <w:bookmarkStart w:id="15" w:name="_Toc196837252"/>
       <w:r>
         <w:rPr>
           <w:rFonts w:asciiTheme="minorBidi" w:hAnsiTheme="minorBidi" w:cstheme="minorBidi"/>
@@ -14346,7 +15283,7 @@
           <w:lang w:val="fr-FR"/>
         </w:rPr>
       </w:pPr>
-      <w:bookmarkStart w:id="16" w:name="_Toc193743886"/>
+      <w:bookmarkStart w:id="16" w:name="_Toc196837253"/>
       <w:r>
         <w:rPr>
           <w:rFonts w:asciiTheme="minorBidi" w:hAnsiTheme="minorBidi" w:cstheme="minorBidi"/>
@@ -14456,7 +15393,7 @@
           <w:color w:val="auto"/>
         </w:rPr>
       </w:pPr>
-      <w:bookmarkStart w:id="17" w:name="_Toc193743887"/>
+      <w:bookmarkStart w:id="17" w:name="_Toc196837254"/>
       <w:proofErr w:type="spellStart"/>
       <w:r>
         <w:rPr>
@@ -15007,7 +15944,7 @@
           <w:color w:val="auto"/>
         </w:rPr>
       </w:pPr>
-      <w:bookmarkStart w:id="18" w:name="_Toc193743888"/>
+      <w:bookmarkStart w:id="18" w:name="_Toc196837255"/>
       <w:proofErr w:type="spellStart"/>
       <w:r>
         <w:rPr>
@@ -15152,7 +16089,7 @@
           <w:lang w:val="fr-FR"/>
         </w:rPr>
       </w:pPr>
-      <w:bookmarkStart w:id="19" w:name="_Toc193743889"/>
+      <w:bookmarkStart w:id="19" w:name="_Toc196837256"/>
       <w:r>
         <w:rPr>
           <w:rFonts w:asciiTheme="minorBidi" w:hAnsiTheme="minorBidi" w:cstheme="minorBidi"/>
@@ -15336,7 +16273,7 @@
           <w:lang w:val="fr-FR"/>
         </w:rPr>
       </w:pPr>
-      <w:bookmarkStart w:id="20" w:name="_Toc193743890"/>
+      <w:bookmarkStart w:id="20" w:name="_Toc196837257"/>
       <w:r>
         <w:rPr>
           <w:rFonts w:asciiTheme="minorBidi" w:hAnsiTheme="minorBidi" w:cstheme="minorBidi"/>
@@ -17537,7 +18474,7 @@
           <w:rFonts w:asciiTheme="minorBidi" w:hAnsiTheme="minorBidi"/>
         </w:rPr>
         <w:pict w14:anchorId="41D6575C">
-          <v:rect id="_x0000_i1179" style="width:0;height:.75pt" o:hralign="center" o:hrstd="t" o:hrnoshade="t" o:hr="t" fillcolor="#f8faff" stroked="f"/>
+          <v:rect id="_x0000_i1028" style="width:0;height:.75pt" o:hralign="center" o:hrstd="t" o:hrnoshade="t" o:hr="t" fillcolor="#f8faff" stroked="f"/>
         </w:pict>
       </w:r>
     </w:p>
@@ -17934,7 +18871,7 @@
           <w:lang w:val="fr-FR"/>
         </w:rPr>
       </w:pPr>
-      <w:bookmarkStart w:id="21" w:name="_Toc193743891"/>
+      <w:bookmarkStart w:id="21" w:name="_Toc196837258"/>
       <w:r>
         <w:rPr>
           <w:rFonts w:asciiTheme="minorBidi" w:hAnsiTheme="minorBidi" w:cstheme="minorBidi"/>
@@ -17961,7 +18898,7 @@
           <w:color w:val="auto"/>
         </w:rPr>
       </w:pPr>
-      <w:bookmarkStart w:id="22" w:name="_Toc193743892"/>
+      <w:bookmarkStart w:id="22" w:name="_Toc196837259"/>
       <w:proofErr w:type="spellStart"/>
       <w:r>
         <w:rPr>
@@ -18087,7 +19024,7 @@
           <w:color w:val="auto"/>
         </w:rPr>
       </w:pPr>
-      <w:bookmarkStart w:id="23" w:name="_Toc193743893"/>
+      <w:bookmarkStart w:id="23" w:name="_Toc196837260"/>
       <w:r>
         <w:rPr>
           <w:rFonts w:asciiTheme="minorBidi" w:hAnsiTheme="minorBidi" w:cstheme="minorBidi"/>
@@ -18435,7 +19372,7 @@
           <w:color w:val="auto"/>
         </w:rPr>
       </w:pPr>
-      <w:bookmarkStart w:id="24" w:name="_Toc193743894"/>
+      <w:bookmarkStart w:id="24" w:name="_Toc196837261"/>
       <w:proofErr w:type="spellStart"/>
       <w:r>
         <w:rPr>
@@ -18572,7 +19509,7 @@
           <w:lang w:val="fr-FR"/>
         </w:rPr>
       </w:pPr>
-      <w:bookmarkStart w:id="25" w:name="_Toc193743895"/>
+      <w:bookmarkStart w:id="25" w:name="_Toc196837262"/>
       <w:r>
         <w:rPr>
           <w:rFonts w:asciiTheme="minorBidi" w:hAnsiTheme="minorBidi" w:cstheme="minorBidi"/>
@@ -19104,7 +20041,7 @@
           <w:lang w:val="fr-FR"/>
         </w:rPr>
       </w:pPr>
-      <w:bookmarkStart w:id="26" w:name="_Toc193743896"/>
+      <w:bookmarkStart w:id="26" w:name="_Toc196837263"/>
       <w:r>
         <w:rPr>
           <w:rFonts w:asciiTheme="minorBidi" w:hAnsiTheme="minorBidi" w:cstheme="minorBidi"/>
@@ -19226,7 +20163,7 @@
           <w:lang w:val="fr-FR"/>
         </w:rPr>
       </w:pPr>
-      <w:bookmarkStart w:id="27" w:name="_Toc193743897"/>
+      <w:bookmarkStart w:id="27" w:name="_Toc196837264"/>
       <w:r>
         <w:rPr>
           <w:rFonts w:asciiTheme="minorBidi" w:hAnsiTheme="minorBidi" w:cstheme="minorBidi"/>
@@ -20134,7 +21071,7 @@
           <w:bCs/>
         </w:rPr>
         <w:pict w14:anchorId="4ED676F9">
-          <v:rect id="_x0000_i1180" style="width:0;height:.75pt" o:hralign="center" o:bullet="t" o:hrstd="t" o:hrnoshade="t" o:hr="t" fillcolor="#f8faff" stroked="f"/>
+          <v:rect id="_x0000_i1029" style="width:0;height:.75pt" o:hralign="center" o:bullet="t" o:hrstd="t" o:hrnoshade="t" o:hr="t" fillcolor="#f8faff" stroked="f"/>
         </w:pict>
       </w:r>
     </w:p>
@@ -20303,7 +21240,7 @@
           <w:lang w:val="fr-FR"/>
         </w:rPr>
       </w:pPr>
-      <w:bookmarkStart w:id="28" w:name="_Toc193743898"/>
+      <w:bookmarkStart w:id="28" w:name="_Toc196837265"/>
       <w:r>
         <w:rPr>
           <w:rFonts w:asciiTheme="minorBidi" w:hAnsiTheme="minorBidi" w:cstheme="minorBidi"/>
@@ -20331,7 +21268,7 @@
           <w:lang w:val="fr-FR"/>
         </w:rPr>
       </w:pPr>
-      <w:bookmarkStart w:id="29" w:name="_Toc193743899"/>
+      <w:bookmarkStart w:id="29" w:name="_Toc196837266"/>
       <w:r>
         <w:rPr>
           <w:rFonts w:asciiTheme="minorBidi" w:hAnsiTheme="minorBidi" w:cstheme="minorBidi"/>
@@ -20438,7 +21375,7 @@
           <w:color w:val="auto"/>
         </w:rPr>
       </w:pPr>
-      <w:bookmarkStart w:id="30" w:name="_Toc193743900"/>
+      <w:bookmarkStart w:id="30" w:name="_Toc196837267"/>
       <w:r>
         <w:rPr>
           <w:rFonts w:asciiTheme="minorBidi" w:hAnsiTheme="minorBidi" w:cstheme="minorBidi"/>
@@ -20972,7 +21909,7 @@
           <w:color w:val="auto"/>
         </w:rPr>
       </w:pPr>
-      <w:bookmarkStart w:id="31" w:name="_Toc193743901"/>
+      <w:bookmarkStart w:id="31" w:name="_Toc196837268"/>
       <w:r>
         <w:rPr>
           <w:rFonts w:asciiTheme="minorBidi" w:hAnsiTheme="minorBidi" w:cstheme="minorBidi"/>
@@ -21260,7 +22197,7 @@
           <w:bCs/>
         </w:rPr>
         <w:pict w14:anchorId="64AFE8AC">
-          <v:rect id="_x0000_i1181" style="width:0;height:.75pt" o:hralign="center" o:hrstd="t" o:hrnoshade="t" o:hr="t" fillcolor="#f8faff" stroked="f"/>
+          <v:rect id="_x0000_i1030" style="width:0;height:.75pt" o:hralign="center" o:hrstd="t" o:hrnoshade="t" o:hr="t" fillcolor="#f8faff" stroked="f"/>
         </w:pict>
       </w:r>
     </w:p>
@@ -21285,7 +22222,7 @@
           <w:lang w:val="fr-FR"/>
         </w:rPr>
       </w:pPr>
-      <w:bookmarkStart w:id="32" w:name="_Toc193743902"/>
+      <w:bookmarkStart w:id="32" w:name="_Toc196837269"/>
       <w:r>
         <w:rPr>
           <w:rFonts w:asciiTheme="minorBidi" w:hAnsiTheme="minorBidi" w:cstheme="minorBidi"/>
@@ -21499,7 +22436,7 @@
           <w:lang w:val="fr-FR"/>
         </w:rPr>
       </w:pPr>
-      <w:bookmarkStart w:id="33" w:name="_Toc193743903"/>
+      <w:bookmarkStart w:id="33" w:name="_Toc196837270"/>
       <w:r>
         <w:rPr>
           <w:rFonts w:asciiTheme="minorBidi" w:hAnsiTheme="minorBidi" w:cstheme="minorBidi"/>
@@ -22344,7 +23281,7 @@
           <w:bCs/>
         </w:rPr>
         <w:pict w14:anchorId="32358AEE">
-          <v:rect id="_x0000_i1182" style="width:0;height:.75pt" o:hralign="center" o:hrstd="t" o:hrnoshade="t" o:hr="t" fillcolor="#f8faff" stroked="f"/>
+          <v:rect id="_x0000_i1031" style="width:0;height:.75pt" o:hralign="center" o:hrstd="t" o:hrnoshade="t" o:hr="t" fillcolor="#f8faff" stroked="f"/>
         </w:pict>
       </w:r>
     </w:p>
@@ -22429,7 +23366,7 @@
           <w:lang w:val="fr-FR"/>
         </w:rPr>
       </w:pPr>
-      <w:bookmarkStart w:id="34" w:name="_Toc193743904"/>
+      <w:bookmarkStart w:id="34" w:name="_Toc196837271"/>
       <w:r>
         <w:rPr>
           <w:rFonts w:asciiTheme="minorBidi" w:hAnsiTheme="minorBidi" w:cstheme="minorBidi"/>
@@ -22468,7 +23405,7 @@
           <w:lang w:val="fr-FR"/>
         </w:rPr>
       </w:pPr>
-      <w:bookmarkStart w:id="35" w:name="_Toc193743905"/>
+      <w:bookmarkStart w:id="35" w:name="_Toc196837272"/>
       <w:r>
         <w:rPr>
           <w:rFonts w:asciiTheme="minorBidi" w:hAnsiTheme="minorBidi" w:cstheme="minorBidi"/>
@@ -22853,7 +23790,7 @@
           <w:color w:val="auto"/>
         </w:rPr>
       </w:pPr>
-      <w:bookmarkStart w:id="36" w:name="_Toc193743906"/>
+      <w:bookmarkStart w:id="36" w:name="_Toc196837273"/>
       <w:proofErr w:type="spellStart"/>
       <w:r>
         <w:rPr>
@@ -23416,7 +24353,7 @@
           <w:color w:val="auto"/>
         </w:rPr>
       </w:pPr>
-      <w:bookmarkStart w:id="37" w:name="_Toc193743907"/>
+      <w:bookmarkStart w:id="37" w:name="_Toc196837274"/>
       <w:r>
         <w:rPr>
           <w:rFonts w:asciiTheme="minorBidi" w:hAnsiTheme="minorBidi" w:cstheme="minorBidi"/>
@@ -23535,7 +24472,7 @@
           <w:bCs/>
         </w:rPr>
       </w:pPr>
-      <w:bookmarkStart w:id="38" w:name="_Toc193743908"/>
+      <w:bookmarkStart w:id="38" w:name="_Toc196837275"/>
       <w:proofErr w:type="spellStart"/>
       <w:r>
         <w:rPr>
@@ -23660,7 +24597,7 @@
           <w:lang w:val="fr-FR"/>
         </w:rPr>
       </w:pPr>
-      <w:bookmarkStart w:id="39" w:name="_Toc193743909"/>
+      <w:bookmarkStart w:id="39" w:name="_Toc196837276"/>
       <w:r>
         <w:rPr>
           <w:rFonts w:asciiTheme="minorBidi" w:hAnsiTheme="minorBidi" w:cstheme="minorBidi"/>
@@ -24655,7 +25592,7 @@
           <w:bCs/>
         </w:rPr>
       </w:pPr>
-      <w:bookmarkStart w:id="40" w:name="_Toc193743910"/>
+      <w:bookmarkStart w:id="40" w:name="_Toc196837277"/>
       <w:proofErr w:type="spellStart"/>
       <w:r>
         <w:rPr>
@@ -24709,7 +25646,7 @@
           <w:color w:val="auto"/>
         </w:rPr>
       </w:pPr>
-      <w:bookmarkStart w:id="41" w:name="_Toc193743911"/>
+      <w:bookmarkStart w:id="41" w:name="_Toc196837278"/>
       <w:r>
         <w:rPr>
           <w:rFonts w:asciiTheme="minorBidi" w:hAnsiTheme="minorBidi" w:cstheme="minorBidi"/>
@@ -24820,7 +25757,7 @@
           <w:color w:val="auto"/>
         </w:rPr>
       </w:pPr>
-      <w:bookmarkStart w:id="42" w:name="_Toc193743912"/>
+      <w:bookmarkStart w:id="42" w:name="_Toc196837279"/>
       <w:proofErr w:type="spellStart"/>
       <w:r>
         <w:rPr>
@@ -25226,7 +26163,7 @@
           <w:color w:val="auto"/>
         </w:rPr>
       </w:pPr>
-      <w:bookmarkStart w:id="43" w:name="_Toc193743913"/>
+      <w:bookmarkStart w:id="43" w:name="_Toc196837280"/>
       <w:proofErr w:type="spellStart"/>
       <w:r>
         <w:rPr>
@@ -25604,7 +26541,7 @@
           <w:bCs/>
         </w:rPr>
       </w:pPr>
-      <w:bookmarkStart w:id="44" w:name="_Toc193743914"/>
+      <w:bookmarkStart w:id="44" w:name="_Toc196837281"/>
       <w:proofErr w:type="spellStart"/>
       <w:r>
         <w:rPr>
@@ -25721,7 +26658,7 @@
           <w:lang w:val="fr-FR"/>
         </w:rPr>
       </w:pPr>
-      <w:bookmarkStart w:id="45" w:name="_Toc193743915"/>
+      <w:bookmarkStart w:id="45" w:name="_Toc196837282"/>
       <w:r>
         <w:rPr>
           <w:rFonts w:asciiTheme="minorBidi" w:hAnsiTheme="minorBidi" w:cstheme="minorBidi"/>
@@ -27224,7 +28161,7 @@
           <w:rFonts w:asciiTheme="minorBidi" w:hAnsiTheme="minorBidi"/>
         </w:rPr>
         <w:pict w14:anchorId="61B01678">
-          <v:rect id="_x0000_i1183" style="width:0;height:.75pt" o:hralign="center" o:hrstd="t" o:hrnoshade="t" o:hr="t" fillcolor="#f8faff" stroked="f"/>
+          <v:rect id="_x0000_i1032" style="width:0;height:.75pt" o:hralign="center" o:hrstd="t" o:hrnoshade="t" o:hr="t" fillcolor="#f8faff" stroked="f"/>
         </w:pict>
       </w:r>
     </w:p>
@@ -27238,7 +28175,7 @@
           <w:bCs/>
         </w:rPr>
       </w:pPr>
-      <w:bookmarkStart w:id="46" w:name="_Toc193743916"/>
+      <w:bookmarkStart w:id="46" w:name="_Toc196837283"/>
       <w:proofErr w:type="spellStart"/>
       <w:r>
         <w:rPr>
@@ -27292,7 +28229,7 @@
           <w:color w:val="auto"/>
         </w:rPr>
       </w:pPr>
-      <w:bookmarkStart w:id="47" w:name="_Toc193743917"/>
+      <w:bookmarkStart w:id="47" w:name="_Toc196837284"/>
       <w:proofErr w:type="spellStart"/>
       <w:r>
         <w:rPr>
@@ -27454,7 +28391,7 @@
           <w:color w:val="auto"/>
         </w:rPr>
       </w:pPr>
-      <w:bookmarkStart w:id="48" w:name="_Toc193743918"/>
+      <w:bookmarkStart w:id="48" w:name="_Toc196837285"/>
       <w:proofErr w:type="spellStart"/>
       <w:r>
         <w:rPr>
@@ -27565,7 +28502,7 @@
           <w:lang w:val="fr-FR"/>
         </w:rPr>
       </w:pPr>
-      <w:bookmarkStart w:id="49" w:name="_Toc193743919"/>
+      <w:bookmarkStart w:id="49" w:name="_Toc196837286"/>
       <w:r>
         <w:rPr>
           <w:rFonts w:asciiTheme="minorBidi" w:hAnsiTheme="minorBidi" w:cstheme="minorBidi"/>
@@ -27921,7 +28858,7 @@
           <w:bCs/>
         </w:rPr>
       </w:pPr>
-      <w:bookmarkStart w:id="50" w:name="_Toc193743920"/>
+      <w:bookmarkStart w:id="50" w:name="_Toc196837287"/>
       <w:proofErr w:type="spellStart"/>
       <w:r>
         <w:rPr>
@@ -28040,7 +28977,7 @@
           <w:lang w:val="fr-FR"/>
         </w:rPr>
       </w:pPr>
-      <w:bookmarkStart w:id="51" w:name="_Toc193743921"/>
+      <w:bookmarkStart w:id="51" w:name="_Toc196837288"/>
       <w:r>
         <w:rPr>
           <w:rFonts w:asciiTheme="minorBidi" w:hAnsiTheme="minorBidi" w:cstheme="minorBidi"/>
@@ -29263,7 +30200,7 @@
           <w:bCs/>
         </w:rPr>
         <w:pict w14:anchorId="3D8F0DE2">
-          <v:rect id="_x0000_i1184" style="width:0;height:.75pt" o:hralign="center" o:hrstd="t" o:hrnoshade="t" o:hr="t" fillcolor="#f8faff" stroked="f"/>
+          <v:rect id="_x0000_i1033" style="width:0;height:.75pt" o:hralign="center" o:hrstd="t" o:hrnoshade="t" o:hr="t" fillcolor="#f8faff" stroked="f"/>
         </w:pict>
       </w:r>
     </w:p>
@@ -29277,7 +30214,7 @@
           <w:bCs/>
         </w:rPr>
       </w:pPr>
-      <w:bookmarkStart w:id="52" w:name="_Toc193743922"/>
+      <w:bookmarkStart w:id="52" w:name="_Toc196837289"/>
       <w:proofErr w:type="spellStart"/>
       <w:r>
         <w:rPr>
@@ -29331,7 +30268,7 @@
           <w:color w:val="auto"/>
         </w:rPr>
       </w:pPr>
-      <w:bookmarkStart w:id="53" w:name="_Toc193743923"/>
+      <w:bookmarkStart w:id="53" w:name="_Toc196837290"/>
       <w:proofErr w:type="spellStart"/>
       <w:r>
         <w:rPr>
@@ -29495,7 +30432,7 @@
           <w:color w:val="auto"/>
         </w:rPr>
       </w:pPr>
-      <w:bookmarkStart w:id="54" w:name="_Toc193743924"/>
+      <w:bookmarkStart w:id="54" w:name="_Toc196837291"/>
       <w:proofErr w:type="spellStart"/>
       <w:r>
         <w:rPr>
@@ -29592,7 +30529,7 @@
           <w:lang w:val="fr-FR"/>
         </w:rPr>
       </w:pPr>
-      <w:bookmarkStart w:id="55" w:name="_Toc193743925"/>
+      <w:bookmarkStart w:id="55" w:name="_Toc196837292"/>
       <w:r>
         <w:rPr>
           <w:rFonts w:asciiTheme="minorBidi" w:hAnsiTheme="minorBidi" w:cstheme="minorBidi"/>
@@ -29948,7 +30885,7 @@
           <w:bCs/>
         </w:rPr>
       </w:pPr>
-      <w:bookmarkStart w:id="56" w:name="_Toc193743926"/>
+      <w:bookmarkStart w:id="56" w:name="_Toc196837293"/>
       <w:proofErr w:type="spellStart"/>
       <w:r>
         <w:rPr>
@@ -30075,7 +31012,7 @@
           <w:lang w:val="fr-FR"/>
         </w:rPr>
       </w:pPr>
-      <w:bookmarkStart w:id="57" w:name="_Toc193743927"/>
+      <w:bookmarkStart w:id="57" w:name="_Toc196837294"/>
       <w:r>
         <w:rPr>
           <w:rFonts w:asciiTheme="minorBidi" w:hAnsiTheme="minorBidi" w:cstheme="minorBidi"/>
@@ -31187,7 +32124,7 @@
           <w:bCs/>
         </w:rPr>
       </w:pPr>
-      <w:bookmarkStart w:id="58" w:name="_Toc193743928"/>
+      <w:bookmarkStart w:id="58" w:name="_Toc196837295"/>
       <w:proofErr w:type="spellStart"/>
       <w:r>
         <w:rPr>
@@ -31242,7 +32179,7 @@
           <w:color w:val="auto"/>
         </w:rPr>
       </w:pPr>
-      <w:bookmarkStart w:id="59" w:name="_Toc193743929"/>
+      <w:bookmarkStart w:id="59" w:name="_Toc196837296"/>
       <w:proofErr w:type="spellStart"/>
       <w:r>
         <w:rPr>
@@ -31362,7 +32299,7 @@
           <w:lang w:val="fr-FR"/>
         </w:rPr>
       </w:pPr>
-      <w:bookmarkStart w:id="60" w:name="_Toc193743930"/>
+      <w:bookmarkStart w:id="60" w:name="_Toc196837297"/>
       <w:proofErr w:type="spellStart"/>
       <w:r>
         <w:rPr>
@@ -31571,7 +32508,7 @@
           <w:lang w:val="fr-FR"/>
         </w:rPr>
       </w:pPr>
-      <w:bookmarkStart w:id="61" w:name="_Toc193743931"/>
+      <w:bookmarkStart w:id="61" w:name="_Toc196837298"/>
       <w:proofErr w:type="spellStart"/>
       <w:r>
         <w:rPr>
@@ -31723,7 +32660,7 @@
           <w:bCs/>
         </w:rPr>
       </w:pPr>
-      <w:bookmarkStart w:id="62" w:name="_Toc193743932"/>
+      <w:bookmarkStart w:id="62" w:name="_Toc196837299"/>
       <w:proofErr w:type="spellStart"/>
       <w:r>
         <w:rPr>
@@ -31966,7 +32903,7 @@
           <w:lang w:val="fr-FR"/>
         </w:rPr>
       </w:pPr>
-      <w:bookmarkStart w:id="63" w:name="_Toc193743933"/>
+      <w:bookmarkStart w:id="63" w:name="_Toc196837300"/>
       <w:r>
         <w:rPr>
           <w:rFonts w:asciiTheme="minorBidi" w:hAnsiTheme="minorBidi" w:cstheme="minorBidi"/>
@@ -33231,7 +34168,7 @@
           <w:rFonts w:asciiTheme="minorBidi" w:hAnsiTheme="minorBidi"/>
         </w:rPr>
         <w:pict w14:anchorId="64765897">
-          <v:rect id="_x0000_i1185" style="width:0;height:.75pt" o:hralign="center" o:hrstd="t" o:hrnoshade="t" o:hr="t" fillcolor="#f8faff" stroked="f"/>
+          <v:rect id="_x0000_i1034" style="width:0;height:.75pt" o:hralign="center" o:hrstd="t" o:hrnoshade="t" o:hr="t" fillcolor="#f8faff" stroked="f"/>
         </w:pict>
       </w:r>
     </w:p>
@@ -33246,7 +34183,7 @@
           <w:lang w:val="fr-FR"/>
         </w:rPr>
       </w:pPr>
-      <w:bookmarkStart w:id="64" w:name="_Toc193743934"/>
+      <w:bookmarkStart w:id="64" w:name="_Toc196837301"/>
       <w:r>
         <w:rPr>
           <w:rFonts w:asciiTheme="minorBidi" w:hAnsiTheme="minorBidi" w:cstheme="minorBidi"/>
@@ -33274,7 +34211,7 @@
           <w:lang w:val="fr-FR"/>
         </w:rPr>
       </w:pPr>
-      <w:bookmarkStart w:id="65" w:name="_Toc193743935"/>
+      <w:bookmarkStart w:id="65" w:name="_Toc196837302"/>
       <w:proofErr w:type="spellStart"/>
       <w:r>
         <w:rPr>
@@ -33416,7 +34353,7 @@
           <w:lang w:val="fr-FR"/>
         </w:rPr>
       </w:pPr>
-      <w:bookmarkStart w:id="66" w:name="_Toc193743936"/>
+      <w:bookmarkStart w:id="66" w:name="_Toc196837303"/>
       <w:proofErr w:type="spellStart"/>
       <w:r>
         <w:rPr>
@@ -33543,7 +34480,7 @@
           <w:bCs/>
         </w:rPr>
       </w:pPr>
-      <w:bookmarkStart w:id="67" w:name="_Toc193743937"/>
+      <w:bookmarkStart w:id="67" w:name="_Toc196837304"/>
       <w:proofErr w:type="spellStart"/>
       <w:r>
         <w:rPr>
@@ -33773,7 +34710,7 @@
           <w:lang w:val="fr-FR"/>
         </w:rPr>
       </w:pPr>
-      <w:bookmarkStart w:id="68" w:name="_Toc193743938"/>
+      <w:bookmarkStart w:id="68" w:name="_Toc196837305"/>
       <w:r>
         <w:rPr>
           <w:rFonts w:asciiTheme="minorBidi" w:hAnsiTheme="minorBidi" w:cstheme="minorBidi"/>
@@ -34700,7 +35637,7 @@
           <w:rFonts w:asciiTheme="minorBidi" w:hAnsiTheme="minorBidi"/>
         </w:rPr>
         <w:pict w14:anchorId="7AF3CA96">
-          <v:rect id="_x0000_i1186" style="width:0;height:.75pt" o:hralign="center" o:hrstd="t" o:hrnoshade="t" o:hr="t" fillcolor="#f8faff" stroked="f"/>
+          <v:rect id="_x0000_i1035" style="width:0;height:.75pt" o:hralign="center" o:hrstd="t" o:hrnoshade="t" o:hr="t" fillcolor="#f8faff" stroked="f"/>
         </w:pict>
       </w:r>
     </w:p>
@@ -34715,7 +35652,7 @@
           <w:lang w:val="fr-FR"/>
         </w:rPr>
       </w:pPr>
-      <w:bookmarkStart w:id="69" w:name="_Toc193743939"/>
+      <w:bookmarkStart w:id="69" w:name="_Toc196837306"/>
       <w:r>
         <w:rPr>
           <w:rFonts w:asciiTheme="minorBidi" w:hAnsiTheme="minorBidi" w:cstheme="minorBidi"/>
@@ -34744,7 +35681,7 @@
           <w:lang w:val="fr-FR"/>
         </w:rPr>
       </w:pPr>
-      <w:bookmarkStart w:id="70" w:name="_Toc193743940"/>
+      <w:bookmarkStart w:id="70" w:name="_Toc196837307"/>
       <w:proofErr w:type="spellStart"/>
       <w:r>
         <w:rPr>
@@ -34885,7 +35822,7 @@
           <w:lang w:val="fr-FR"/>
         </w:rPr>
       </w:pPr>
-      <w:bookmarkStart w:id="71" w:name="_Toc193743941"/>
+      <w:bookmarkStart w:id="71" w:name="_Toc196837308"/>
       <w:proofErr w:type="spellStart"/>
       <w:r>
         <w:rPr>
@@ -35024,7 +35961,7 @@
           <w:bCs/>
         </w:rPr>
       </w:pPr>
-      <w:bookmarkStart w:id="72" w:name="_Toc193743942"/>
+      <w:bookmarkStart w:id="72" w:name="_Toc196837309"/>
       <w:proofErr w:type="spellStart"/>
       <w:r>
         <w:rPr>
@@ -35141,7 +36078,3465 @@
           <w:lang w:val="fr-FR"/>
         </w:rPr>
       </w:pPr>
-      <w:bookmarkStart w:id="73" w:name="_Toc193743943"/>
+      <w:bookmarkStart w:id="73" w:name="_Toc196837310"/>
+      <w:r>
+        <w:rPr>
+          <w:rFonts w:asciiTheme="minorBidi" w:hAnsiTheme="minorBidi" w:cstheme="minorBidi"/>
+          <w:b/>
+          <w:bCs/>
+          <w:u w:val="single"/>
+          <w:lang w:val="fr-FR"/>
+        </w:rPr>
+        <w:lastRenderedPageBreak/>
+        <w:t xml:space="preserve">Table : </w:t>
+      </w:r>
+      <w:proofErr w:type="spellStart"/>
+      <w:r>
+        <w:rPr>
+          <w:rFonts w:asciiTheme="minorBidi" w:hAnsiTheme="minorBidi" w:cstheme="minorBidi"/>
+          <w:b/>
+          <w:bCs/>
+          <w:u w:val="single"/>
+          <w:lang w:val="fr-FR"/>
+        </w:rPr>
+        <w:t>Objectifs_Joueurs</w:t>
+      </w:r>
+      <w:bookmarkEnd w:id="73"/>
+      <w:proofErr w:type="spellEnd"/>
+    </w:p>
+    <w:p>
+      <w:pPr>
+        <w:spacing w:line="360" w:lineRule="auto"/>
+        <w:rPr>
+          <w:rFonts w:asciiTheme="minorBidi" w:hAnsiTheme="minorBidi"/>
+          <w:lang w:val="fr-FR"/>
+        </w:rPr>
+      </w:pPr>
+      <w:r>
+        <w:rPr>
+          <w:rFonts w:asciiTheme="minorBidi" w:hAnsiTheme="minorBidi"/>
+          <w:lang w:val="fr-FR"/>
+        </w:rPr>
+        <w:t>Cette table regroupe les objectifs individuels fixés pour chaque joueur par saison. Ces objectifs sont définis en fonction du poste, de la catégorie ou des attentes du staff, et servent à mesurer les écarts entre la performance réelle et les attentes du club.</w:t>
+      </w:r>
+    </w:p>
+    <w:tbl>
+      <w:tblPr>
+        <w:tblStyle w:val="TableGrid"/>
+        <w:tblW w:w="0" w:type="auto"/>
+        <w:tblLook w:val="04A0" w:firstRow="1" w:lastRow="0" w:firstColumn="1" w:lastColumn="0" w:noHBand="0" w:noVBand="1"/>
+      </w:tblPr>
+      <w:tblGrid>
+        <w:gridCol w:w="1710"/>
+        <w:gridCol w:w="1715"/>
+        <w:gridCol w:w="2918"/>
+        <w:gridCol w:w="3053"/>
+      </w:tblGrid>
+      <w:tr>
+        <w:tc>
+          <w:tcPr>
+            <w:tcW w:w="0" w:type="auto"/>
+            <w:hideMark/>
+          </w:tcPr>
+          <w:p>
+            <w:pPr>
+              <w:spacing w:after="160" w:line="278" w:lineRule="auto"/>
+              <w:rPr>
+                <w:b/>
+                <w:bCs/>
+              </w:rPr>
+            </w:pPr>
+            <w:proofErr w:type="spellStart"/>
+            <w:r>
+              <w:rPr>
+                <w:b/>
+                <w:bCs/>
+              </w:rPr>
+              <w:t>Colonne</w:t>
+            </w:r>
+            <w:proofErr w:type="spellEnd"/>
+          </w:p>
+        </w:tc>
+        <w:tc>
+          <w:tcPr>
+            <w:tcW w:w="0" w:type="auto"/>
+            <w:hideMark/>
+          </w:tcPr>
+          <w:p>
+            <w:pPr>
+              <w:spacing w:after="160" w:line="278" w:lineRule="auto"/>
+              <w:jc w:val="center"/>
+              <w:rPr>
+                <w:b/>
+                <w:bCs/>
+              </w:rPr>
+            </w:pPr>
+            <w:proofErr w:type="spellStart"/>
+            <w:r>
+              <w:rPr>
+                <w:b/>
+                <w:bCs/>
+              </w:rPr>
+              <w:t>Unité</w:t>
+            </w:r>
+            <w:proofErr w:type="spellEnd"/>
+            <w:r>
+              <w:rPr>
+                <w:b/>
+                <w:bCs/>
+              </w:rPr>
+              <w:t>/</w:t>
+            </w:r>
+            <w:proofErr w:type="spellStart"/>
+            <w:r>
+              <w:rPr>
+                <w:b/>
+                <w:bCs/>
+              </w:rPr>
+              <w:t>Échelle</w:t>
+            </w:r>
+            <w:proofErr w:type="spellEnd"/>
+          </w:p>
+        </w:tc>
+        <w:tc>
+          <w:tcPr>
+            <w:tcW w:w="0" w:type="auto"/>
+            <w:hideMark/>
+          </w:tcPr>
+          <w:p>
+            <w:pPr>
+              <w:spacing w:after="160" w:line="278" w:lineRule="auto"/>
+              <w:rPr>
+                <w:b/>
+                <w:bCs/>
+              </w:rPr>
+            </w:pPr>
+            <w:r>
+              <w:rPr>
+                <w:b/>
+                <w:bCs/>
+              </w:rPr>
+              <w:t>Description</w:t>
+            </w:r>
+          </w:p>
+        </w:tc>
+        <w:tc>
+          <w:tcPr>
+            <w:tcW w:w="0" w:type="auto"/>
+            <w:hideMark/>
+          </w:tcPr>
+          <w:p>
+            <w:pPr>
+              <w:spacing w:after="160" w:line="278" w:lineRule="auto"/>
+              <w:rPr>
+                <w:b/>
+                <w:bCs/>
+              </w:rPr>
+            </w:pPr>
+            <w:proofErr w:type="spellStart"/>
+            <w:r>
+              <w:rPr>
+                <w:b/>
+                <w:bCs/>
+              </w:rPr>
+              <w:t>Contraintes</w:t>
+            </w:r>
+            <w:proofErr w:type="spellEnd"/>
+            <w:r>
+              <w:rPr>
+                <w:b/>
+                <w:bCs/>
+              </w:rPr>
+              <w:t>/</w:t>
+            </w:r>
+            <w:proofErr w:type="spellStart"/>
+            <w:r>
+              <w:rPr>
+                <w:b/>
+                <w:bCs/>
+              </w:rPr>
+              <w:t>Règles</w:t>
+            </w:r>
+            <w:proofErr w:type="spellEnd"/>
+            <w:r>
+              <w:rPr>
+                <w:b/>
+                <w:bCs/>
+              </w:rPr>
+              <w:t xml:space="preserve"> de </w:t>
+            </w:r>
+            <w:proofErr w:type="spellStart"/>
+            <w:r>
+              <w:rPr>
+                <w:b/>
+                <w:bCs/>
+              </w:rPr>
+              <w:t>Génération</w:t>
+            </w:r>
+            <w:proofErr w:type="spellEnd"/>
+          </w:p>
+        </w:tc>
+      </w:tr>
+      <w:tr>
+        <w:tc>
+          <w:tcPr>
+            <w:tcW w:w="0" w:type="auto"/>
+            <w:hideMark/>
+          </w:tcPr>
+          <w:p>
+            <w:pPr>
+              <w:spacing w:after="160" w:line="278" w:lineRule="auto"/>
+              <w:rPr>
+                <w:b/>
+                <w:bCs/>
+              </w:rPr>
+            </w:pPr>
+            <w:proofErr w:type="spellStart"/>
+            <w:r>
+              <w:rPr>
+                <w:b/>
+                <w:bCs/>
+              </w:rPr>
+              <w:t>ID_Objectif</w:t>
+            </w:r>
+            <w:proofErr w:type="spellEnd"/>
+          </w:p>
+        </w:tc>
+        <w:tc>
+          <w:tcPr>
+            <w:tcW w:w="0" w:type="auto"/>
+            <w:hideMark/>
+          </w:tcPr>
+          <w:p>
+            <w:pPr>
+              <w:spacing w:after="160" w:line="278" w:lineRule="auto"/>
+              <w:jc w:val="center"/>
+            </w:pPr>
+            <w:r>
+              <w:t>-</w:t>
+            </w:r>
+          </w:p>
+        </w:tc>
+        <w:tc>
+          <w:tcPr>
+            <w:tcW w:w="0" w:type="auto"/>
+            <w:hideMark/>
+          </w:tcPr>
+          <w:p>
+            <w:pPr>
+              <w:spacing w:after="160" w:line="278" w:lineRule="auto"/>
+            </w:pPr>
+            <w:proofErr w:type="spellStart"/>
+            <w:r>
+              <w:t>Identifiant</w:t>
+            </w:r>
+            <w:proofErr w:type="spellEnd"/>
+            <w:r>
+              <w:t xml:space="preserve"> unique de </w:t>
+            </w:r>
+            <w:proofErr w:type="spellStart"/>
+            <w:r>
+              <w:t>l'objectif</w:t>
+            </w:r>
+            <w:proofErr w:type="spellEnd"/>
+          </w:p>
+        </w:tc>
+        <w:tc>
+          <w:tcPr>
+            <w:tcW w:w="0" w:type="auto"/>
+            <w:hideMark/>
+          </w:tcPr>
+          <w:p>
+            <w:pPr>
+              <w:spacing w:after="160" w:line="278" w:lineRule="auto"/>
+            </w:pPr>
+            <w:r>
+              <w:t xml:space="preserve">Clé </w:t>
+            </w:r>
+            <w:proofErr w:type="spellStart"/>
+            <w:r>
+              <w:t>primaire</w:t>
+            </w:r>
+            <w:proofErr w:type="spellEnd"/>
+            <w:r>
+              <w:t>, auto-</w:t>
+            </w:r>
+            <w:proofErr w:type="spellStart"/>
+            <w:r>
+              <w:t>incrémentée</w:t>
+            </w:r>
+            <w:proofErr w:type="spellEnd"/>
+          </w:p>
+        </w:tc>
+      </w:tr>
+      <w:tr>
+        <w:tc>
+          <w:tcPr>
+            <w:tcW w:w="0" w:type="auto"/>
+            <w:hideMark/>
+          </w:tcPr>
+          <w:p>
+            <w:pPr>
+              <w:spacing w:after="160" w:line="278" w:lineRule="auto"/>
+              <w:rPr>
+                <w:b/>
+                <w:bCs/>
+              </w:rPr>
+            </w:pPr>
+            <w:proofErr w:type="spellStart"/>
+            <w:r>
+              <w:rPr>
+                <w:b/>
+                <w:bCs/>
+              </w:rPr>
+              <w:t>ID_Joueur</w:t>
+            </w:r>
+            <w:proofErr w:type="spellEnd"/>
+          </w:p>
+        </w:tc>
+        <w:tc>
+          <w:tcPr>
+            <w:tcW w:w="0" w:type="auto"/>
+            <w:hideMark/>
+          </w:tcPr>
+          <w:p>
+            <w:pPr>
+              <w:spacing w:after="160" w:line="278" w:lineRule="auto"/>
+              <w:jc w:val="center"/>
+            </w:pPr>
+            <w:r>
+              <w:t>-</w:t>
+            </w:r>
+          </w:p>
+        </w:tc>
+        <w:tc>
+          <w:tcPr>
+            <w:tcW w:w="0" w:type="auto"/>
+            <w:hideMark/>
+          </w:tcPr>
+          <w:p>
+            <w:pPr>
+              <w:spacing w:after="160" w:line="278" w:lineRule="auto"/>
+            </w:pPr>
+            <w:proofErr w:type="spellStart"/>
+            <w:r>
+              <w:t>Identifiant</w:t>
+            </w:r>
+            <w:proofErr w:type="spellEnd"/>
+            <w:r>
+              <w:t xml:space="preserve"> du </w:t>
+            </w:r>
+            <w:proofErr w:type="spellStart"/>
+            <w:r>
+              <w:t>joueur</w:t>
+            </w:r>
+            <w:proofErr w:type="spellEnd"/>
+            <w:r>
+              <w:t xml:space="preserve"> </w:t>
+            </w:r>
+            <w:proofErr w:type="spellStart"/>
+            <w:r>
+              <w:t>concerné</w:t>
+            </w:r>
+            <w:proofErr w:type="spellEnd"/>
+          </w:p>
+        </w:tc>
+        <w:tc>
+          <w:tcPr>
+            <w:tcW w:w="0" w:type="auto"/>
+            <w:hideMark/>
+          </w:tcPr>
+          <w:p>
+            <w:pPr>
+              <w:spacing w:after="160" w:line="278" w:lineRule="auto"/>
+              <w:rPr>
+                <w:lang w:val="fr-FR"/>
+              </w:rPr>
+            </w:pPr>
+            <w:r>
+              <w:rPr>
+                <w:lang w:val="fr-FR"/>
+              </w:rPr>
+              <w:t>Clé étrangère liée à la table Joueurs</w:t>
+            </w:r>
+          </w:p>
+        </w:tc>
+      </w:tr>
+      <w:tr>
+        <w:tc>
+          <w:tcPr>
+            <w:tcW w:w="0" w:type="auto"/>
+            <w:hideMark/>
+          </w:tcPr>
+          <w:p>
+            <w:pPr>
+              <w:spacing w:after="160" w:line="278" w:lineRule="auto"/>
+              <w:rPr>
+                <w:b/>
+                <w:bCs/>
+              </w:rPr>
+            </w:pPr>
+            <w:r>
+              <w:rPr>
+                <w:b/>
+                <w:bCs/>
+              </w:rPr>
+              <w:t>Saison</w:t>
+            </w:r>
+          </w:p>
+        </w:tc>
+        <w:tc>
+          <w:tcPr>
+            <w:tcW w:w="0" w:type="auto"/>
+            <w:hideMark/>
+          </w:tcPr>
+          <w:p>
+            <w:pPr>
+              <w:spacing w:after="160" w:line="278" w:lineRule="auto"/>
+              <w:jc w:val="center"/>
+            </w:pPr>
+            <w:r>
+              <w:t>Texte</w:t>
+            </w:r>
+          </w:p>
+        </w:tc>
+        <w:tc>
+          <w:tcPr>
+            <w:tcW w:w="0" w:type="auto"/>
+            <w:hideMark/>
+          </w:tcPr>
+          <w:p>
+            <w:pPr>
+              <w:spacing w:after="160" w:line="278" w:lineRule="auto"/>
+              <w:rPr>
+                <w:lang w:val="fr-FR"/>
+              </w:rPr>
+            </w:pPr>
+            <w:r>
+              <w:rPr>
+                <w:lang w:val="fr-FR"/>
+              </w:rPr>
+              <w:t>Saison à laquelle l'objectif est assigné</w:t>
+            </w:r>
+          </w:p>
+        </w:tc>
+        <w:tc>
+          <w:tcPr>
+            <w:tcW w:w="0" w:type="auto"/>
+            <w:hideMark/>
+          </w:tcPr>
+          <w:p>
+            <w:pPr>
+              <w:spacing w:after="160" w:line="278" w:lineRule="auto"/>
+              <w:rPr>
+                <w:lang w:val="fr-FR"/>
+              </w:rPr>
+            </w:pPr>
+            <w:r>
+              <w:rPr>
+                <w:lang w:val="fr-FR"/>
+              </w:rPr>
+              <w:t>Doit être une saison existante : 2022-2023, 2023-2024, 2024-2025</w:t>
+            </w:r>
+          </w:p>
+        </w:tc>
+      </w:tr>
+      <w:tr>
+        <w:tc>
+          <w:tcPr>
+            <w:tcW w:w="0" w:type="auto"/>
+            <w:hideMark/>
+          </w:tcPr>
+          <w:p>
+            <w:pPr>
+              <w:spacing w:after="160" w:line="278" w:lineRule="auto"/>
+              <w:rPr>
+                <w:b/>
+                <w:bCs/>
+              </w:rPr>
+            </w:pPr>
+            <w:proofErr w:type="spellStart"/>
+            <w:r>
+              <w:rPr>
+                <w:b/>
+                <w:bCs/>
+              </w:rPr>
+              <w:t>Objectif_Type</w:t>
+            </w:r>
+            <w:proofErr w:type="spellEnd"/>
+          </w:p>
+        </w:tc>
+        <w:tc>
+          <w:tcPr>
+            <w:tcW w:w="0" w:type="auto"/>
+            <w:hideMark/>
+          </w:tcPr>
+          <w:p>
+            <w:pPr>
+              <w:spacing w:after="160" w:line="278" w:lineRule="auto"/>
+              <w:jc w:val="center"/>
+            </w:pPr>
+            <w:r>
+              <w:t>Texte</w:t>
+            </w:r>
+          </w:p>
+        </w:tc>
+        <w:tc>
+          <w:tcPr>
+            <w:tcW w:w="0" w:type="auto"/>
+            <w:hideMark/>
+          </w:tcPr>
+          <w:p>
+            <w:pPr>
+              <w:spacing w:after="160" w:line="278" w:lineRule="auto"/>
+              <w:rPr>
+                <w:lang w:val="fr-FR"/>
+              </w:rPr>
+            </w:pPr>
+            <w:r>
+              <w:rPr>
+                <w:lang w:val="fr-FR"/>
+              </w:rPr>
+              <w:t>Type de l’objectif (</w:t>
+            </w:r>
+            <w:proofErr w:type="gramStart"/>
+            <w:r>
+              <w:rPr>
+                <w:lang w:val="fr-FR"/>
+              </w:rPr>
+              <w:t>ex:</w:t>
+            </w:r>
+            <w:proofErr w:type="gramEnd"/>
+            <w:r>
+              <w:rPr>
+                <w:lang w:val="fr-FR"/>
+              </w:rPr>
+              <w:t xml:space="preserve"> Distance/Match, </w:t>
+            </w:r>
+            <w:proofErr w:type="spellStart"/>
+            <w:r>
+              <w:rPr>
+                <w:lang w:val="fr-FR"/>
+              </w:rPr>
+              <w:t>Vitesse_Max</w:t>
+            </w:r>
+            <w:proofErr w:type="spellEnd"/>
+            <w:r>
+              <w:rPr>
+                <w:lang w:val="fr-FR"/>
+              </w:rPr>
+              <w:t xml:space="preserve">, </w:t>
+            </w:r>
+            <w:proofErr w:type="spellStart"/>
+            <w:r>
+              <w:rPr>
+                <w:lang w:val="fr-FR"/>
+              </w:rPr>
+              <w:t>Précision_Passes</w:t>
+            </w:r>
+            <w:proofErr w:type="spellEnd"/>
+            <w:r>
+              <w:rPr>
+                <w:lang w:val="fr-FR"/>
+              </w:rPr>
+              <w:t>)</w:t>
+            </w:r>
+          </w:p>
+        </w:tc>
+        <w:tc>
+          <w:tcPr>
+            <w:tcW w:w="0" w:type="auto"/>
+            <w:hideMark/>
+          </w:tcPr>
+          <w:p>
+            <w:pPr>
+              <w:spacing w:after="160" w:line="278" w:lineRule="auto"/>
+              <w:rPr>
+                <w:lang w:val="fr-FR"/>
+              </w:rPr>
+            </w:pPr>
+            <w:r>
+              <w:rPr>
+                <w:lang w:val="fr-FR"/>
+              </w:rPr>
+              <w:t>Dépend du poste (voir règles de génération ci-dessous)</w:t>
+            </w:r>
+          </w:p>
+        </w:tc>
+      </w:tr>
+      <w:tr>
+        <w:tc>
+          <w:tcPr>
+            <w:tcW w:w="0" w:type="auto"/>
+            <w:hideMark/>
+          </w:tcPr>
+          <w:p>
+            <w:pPr>
+              <w:spacing w:after="160" w:line="278" w:lineRule="auto"/>
+              <w:rPr>
+                <w:b/>
+                <w:bCs/>
+              </w:rPr>
+            </w:pPr>
+            <w:proofErr w:type="spellStart"/>
+            <w:r>
+              <w:rPr>
+                <w:b/>
+                <w:bCs/>
+              </w:rPr>
+              <w:t>Valeur_Cible</w:t>
+            </w:r>
+            <w:proofErr w:type="spellEnd"/>
+          </w:p>
+        </w:tc>
+        <w:tc>
+          <w:tcPr>
+            <w:tcW w:w="0" w:type="auto"/>
+            <w:hideMark/>
+          </w:tcPr>
+          <w:p>
+            <w:pPr>
+              <w:spacing w:after="160" w:line="278" w:lineRule="auto"/>
+              <w:jc w:val="center"/>
+            </w:pPr>
+            <w:r>
+              <w:t>Variable (float)</w:t>
+            </w:r>
+          </w:p>
+        </w:tc>
+        <w:tc>
+          <w:tcPr>
+            <w:tcW w:w="0" w:type="auto"/>
+            <w:hideMark/>
+          </w:tcPr>
+          <w:p>
+            <w:pPr>
+              <w:spacing w:after="160" w:line="278" w:lineRule="auto"/>
+              <w:rPr>
+                <w:lang w:val="fr-FR"/>
+              </w:rPr>
+            </w:pPr>
+            <w:r>
+              <w:rPr>
+                <w:lang w:val="fr-FR"/>
+              </w:rPr>
+              <w:t>Valeur attendue pour cet objectif</w:t>
+            </w:r>
+          </w:p>
+        </w:tc>
+        <w:tc>
+          <w:tcPr>
+            <w:tcW w:w="0" w:type="auto"/>
+            <w:hideMark/>
+          </w:tcPr>
+          <w:p>
+            <w:pPr>
+              <w:spacing w:after="160" w:line="278" w:lineRule="auto"/>
+              <w:rPr>
+                <w:lang w:val="fr-FR"/>
+              </w:rPr>
+            </w:pPr>
+            <w:r>
+              <w:rPr>
+                <w:lang w:val="fr-FR"/>
+              </w:rPr>
+              <w:t>Générée selon le type de poste</w:t>
+            </w:r>
+          </w:p>
+        </w:tc>
+      </w:tr>
+      <w:tr>
+        <w:tc>
+          <w:tcPr>
+            <w:tcW w:w="0" w:type="auto"/>
+            <w:hideMark/>
+          </w:tcPr>
+          <w:p>
+            <w:pPr>
+              <w:spacing w:after="160" w:line="278" w:lineRule="auto"/>
+              <w:rPr>
+                <w:b/>
+                <w:bCs/>
+              </w:rPr>
+            </w:pPr>
+            <w:r>
+              <w:rPr>
+                <w:b/>
+                <w:bCs/>
+              </w:rPr>
+              <w:t>Unite</w:t>
+            </w:r>
+          </w:p>
+        </w:tc>
+        <w:tc>
+          <w:tcPr>
+            <w:tcW w:w="0" w:type="auto"/>
+            <w:hideMark/>
+          </w:tcPr>
+          <w:p>
+            <w:pPr>
+              <w:spacing w:after="160" w:line="278" w:lineRule="auto"/>
+              <w:jc w:val="center"/>
+            </w:pPr>
+            <w:r>
+              <w:t>Texte</w:t>
+            </w:r>
+          </w:p>
+        </w:tc>
+        <w:tc>
+          <w:tcPr>
+            <w:tcW w:w="0" w:type="auto"/>
+            <w:hideMark/>
+          </w:tcPr>
+          <w:p>
+            <w:pPr>
+              <w:spacing w:after="160" w:line="278" w:lineRule="auto"/>
+              <w:rPr>
+                <w:lang w:val="fr-FR"/>
+              </w:rPr>
+            </w:pPr>
+            <w:r>
+              <w:rPr>
+                <w:lang w:val="fr-FR"/>
+              </w:rPr>
+              <w:t>Unité de mesure (% / km / min / km/h)</w:t>
+            </w:r>
+          </w:p>
+        </w:tc>
+        <w:tc>
+          <w:tcPr>
+            <w:tcW w:w="0" w:type="auto"/>
+            <w:hideMark/>
+          </w:tcPr>
+          <w:p>
+            <w:pPr>
+              <w:spacing w:after="160" w:line="278" w:lineRule="auto"/>
+            </w:pPr>
+            <w:proofErr w:type="spellStart"/>
+            <w:r>
+              <w:t>Cohérente</w:t>
+            </w:r>
+            <w:proofErr w:type="spellEnd"/>
+            <w:r>
+              <w:t xml:space="preserve"> avec </w:t>
+            </w:r>
+            <w:proofErr w:type="spellStart"/>
+            <w:r>
+              <w:t>l’objectif</w:t>
+            </w:r>
+            <w:proofErr w:type="spellEnd"/>
+            <w:r>
+              <w:t xml:space="preserve"> </w:t>
+            </w:r>
+            <w:proofErr w:type="spellStart"/>
+            <w:r>
+              <w:t>sélectionné</w:t>
+            </w:r>
+            <w:proofErr w:type="spellEnd"/>
+          </w:p>
+        </w:tc>
+      </w:tr>
+    </w:tbl>
+    <w:p>
+      <w:pPr>
+        <w:pStyle w:val="Heading2"/>
+        <w:spacing w:before="360" w:after="200"/>
+        <w:rPr>
+          <w:rFonts w:asciiTheme="minorBidi" w:hAnsiTheme="minorBidi" w:cstheme="minorBidi"/>
+          <w:b/>
+          <w:bCs/>
+          <w:lang w:val="fr-FR"/>
+        </w:rPr>
+      </w:pPr>
+      <w:bookmarkStart w:id="74" w:name="_Toc196837311"/>
+      <w:r>
+        <w:rPr>
+          <w:rFonts w:asciiTheme="minorBidi" w:hAnsiTheme="minorBidi" w:cstheme="minorBidi"/>
+          <w:b/>
+          <w:bCs/>
+          <w:lang w:val="fr-FR"/>
+        </w:rPr>
+        <w:t>Règles de Génération :</w:t>
+      </w:r>
+      <w:bookmarkEnd w:id="74"/>
+    </w:p>
+    <w:p>
+      <w:pPr>
+        <w:pStyle w:val="Heading3"/>
+        <w:numPr>
+          <w:ilvl w:val="0"/>
+          <w:numId w:val="45"/>
+        </w:numPr>
+        <w:spacing w:before="240" w:after="160"/>
+        <w:rPr>
+          <w:rFonts w:asciiTheme="minorBidi" w:hAnsiTheme="minorBidi" w:cstheme="minorBidi"/>
+          <w:b/>
+          <w:bCs/>
+          <w:color w:val="auto"/>
+        </w:rPr>
+      </w:pPr>
+      <w:bookmarkStart w:id="75" w:name="_Toc196837312"/>
+      <w:proofErr w:type="spellStart"/>
+      <w:proofErr w:type="gramStart"/>
+      <w:r>
+        <w:rPr>
+          <w:rFonts w:asciiTheme="minorBidi" w:hAnsiTheme="minorBidi" w:cstheme="minorBidi"/>
+          <w:b/>
+          <w:bCs/>
+          <w:color w:val="auto"/>
+        </w:rPr>
+        <w:t>Fréquence</w:t>
+      </w:r>
+      <w:proofErr w:type="spellEnd"/>
+      <w:r>
+        <w:rPr>
+          <w:rFonts w:asciiTheme="minorBidi" w:hAnsiTheme="minorBidi" w:cstheme="minorBidi"/>
+          <w:b/>
+          <w:bCs/>
+          <w:color w:val="auto"/>
+        </w:rPr>
+        <w:t xml:space="preserve"> </w:t>
+      </w:r>
+      <w:r>
+        <w:rPr>
+          <w:rFonts w:asciiTheme="minorBidi" w:hAnsiTheme="minorBidi" w:cstheme="minorBidi"/>
+          <w:b/>
+          <w:bCs/>
+          <w:color w:val="auto"/>
+        </w:rPr>
+        <w:t>:</w:t>
+      </w:r>
+      <w:bookmarkEnd w:id="75"/>
+      <w:proofErr w:type="gramEnd"/>
+    </w:p>
+    <w:p>
+      <w:pPr>
+        <w:pStyle w:val="ListParagraph"/>
+        <w:numPr>
+          <w:ilvl w:val="1"/>
+          <w:numId w:val="47"/>
+        </w:numPr>
+        <w:spacing w:before="100" w:beforeAutospacing="1" w:after="100" w:afterAutospacing="1" w:line="360" w:lineRule="auto"/>
+        <w:rPr>
+          <w:rFonts w:asciiTheme="minorBidi" w:eastAsia="Times New Roman" w:hAnsiTheme="minorBidi"/>
+          <w:kern w:val="0"/>
+          <w:lang w:val="fr-FR"/>
+          <w14:ligatures w14:val="none"/>
+        </w:rPr>
+      </w:pPr>
+      <w:r>
+        <w:rPr>
+          <w:rFonts w:asciiTheme="minorBidi" w:eastAsia="Times New Roman" w:hAnsiTheme="minorBidi"/>
+          <w:kern w:val="0"/>
+          <w:lang w:val="fr-FR"/>
+          <w14:ligatures w14:val="none"/>
+        </w:rPr>
+        <w:t xml:space="preserve">Chaque joueur reçoit </w:t>
+      </w:r>
+      <w:r>
+        <w:rPr>
+          <w:rFonts w:asciiTheme="minorBidi" w:eastAsia="Times New Roman" w:hAnsiTheme="minorBidi"/>
+          <w:b/>
+          <w:bCs/>
+          <w:kern w:val="0"/>
+          <w:lang w:val="fr-FR"/>
+          <w14:ligatures w14:val="none"/>
+        </w:rPr>
+        <w:t>3 à 4 objectifs par saison</w:t>
+      </w:r>
+      <w:r>
+        <w:rPr>
+          <w:rFonts w:asciiTheme="minorBidi" w:eastAsia="Times New Roman" w:hAnsiTheme="minorBidi"/>
+          <w:kern w:val="0"/>
+          <w:lang w:val="fr-FR"/>
+          <w14:ligatures w14:val="none"/>
+        </w:rPr>
+        <w:t xml:space="preserve"> (selon son poste)</w:t>
+      </w:r>
+    </w:p>
+    <w:p>
+      <w:pPr>
+        <w:pStyle w:val="ListParagraph"/>
+        <w:numPr>
+          <w:ilvl w:val="1"/>
+          <w:numId w:val="47"/>
+        </w:numPr>
+        <w:spacing w:before="100" w:beforeAutospacing="1" w:after="100" w:afterAutospacing="1" w:line="360" w:lineRule="auto"/>
+        <w:rPr>
+          <w:rFonts w:asciiTheme="minorBidi" w:eastAsia="Times New Roman" w:hAnsiTheme="minorBidi"/>
+          <w:kern w:val="0"/>
+          <w14:ligatures w14:val="none"/>
+        </w:rPr>
+      </w:pPr>
+      <w:r>
+        <w:rPr>
+          <w:rFonts w:asciiTheme="minorBidi" w:eastAsia="Times New Roman" w:hAnsiTheme="minorBidi"/>
+          <w:kern w:val="0"/>
+          <w14:ligatures w14:val="none"/>
+        </w:rPr>
+        <w:t xml:space="preserve">Les </w:t>
+      </w:r>
+      <w:proofErr w:type="spellStart"/>
+      <w:r>
+        <w:rPr>
+          <w:rFonts w:asciiTheme="minorBidi" w:eastAsia="Times New Roman" w:hAnsiTheme="minorBidi"/>
+          <w:kern w:val="0"/>
+          <w14:ligatures w14:val="none"/>
+        </w:rPr>
+        <w:t>saisons</w:t>
+      </w:r>
+      <w:proofErr w:type="spellEnd"/>
+      <w:r>
+        <w:rPr>
+          <w:rFonts w:asciiTheme="minorBidi" w:eastAsia="Times New Roman" w:hAnsiTheme="minorBidi"/>
+          <w:kern w:val="0"/>
+          <w14:ligatures w14:val="none"/>
+        </w:rPr>
+        <w:t xml:space="preserve"> </w:t>
+      </w:r>
+      <w:proofErr w:type="spellStart"/>
+      <w:proofErr w:type="gramStart"/>
+      <w:r>
+        <w:rPr>
+          <w:rFonts w:asciiTheme="minorBidi" w:eastAsia="Times New Roman" w:hAnsiTheme="minorBidi"/>
+          <w:kern w:val="0"/>
+          <w14:ligatures w14:val="none"/>
+        </w:rPr>
+        <w:t>sont</w:t>
+      </w:r>
+      <w:proofErr w:type="spellEnd"/>
+      <w:r>
+        <w:rPr>
+          <w:rFonts w:asciiTheme="minorBidi" w:eastAsia="Times New Roman" w:hAnsiTheme="minorBidi"/>
+          <w:kern w:val="0"/>
+          <w14:ligatures w14:val="none"/>
+        </w:rPr>
+        <w:t xml:space="preserve"> :</w:t>
+      </w:r>
+      <w:proofErr w:type="gramEnd"/>
+      <w:r>
+        <w:rPr>
+          <w:rFonts w:asciiTheme="minorBidi" w:eastAsia="Times New Roman" w:hAnsiTheme="minorBidi"/>
+          <w:kern w:val="0"/>
+          <w14:ligatures w14:val="none"/>
+        </w:rPr>
+        <w:t xml:space="preserve"> 2022-2023, 2023-2024, 2024-2025</w:t>
+      </w:r>
+    </w:p>
+    <w:p>
+      <w:pPr>
+        <w:spacing w:before="100" w:beforeAutospacing="1" w:after="100" w:afterAutospacing="1" w:line="360" w:lineRule="auto"/>
+        <w:rPr>
+          <w:rFonts w:asciiTheme="majorHAnsi" w:eastAsia="Times New Roman" w:hAnsiTheme="majorHAnsi" w:cs="Times New Roman"/>
+          <w:kern w:val="0"/>
+          <w14:ligatures w14:val="none"/>
+        </w:rPr>
+      </w:pPr>
+    </w:p>
+    <w:p>
+      <w:pPr>
+        <w:pStyle w:val="Heading3"/>
+        <w:numPr>
+          <w:ilvl w:val="0"/>
+          <w:numId w:val="45"/>
+        </w:numPr>
+        <w:spacing w:before="240" w:after="160"/>
+        <w:rPr>
+          <w:rFonts w:asciiTheme="minorBidi" w:hAnsiTheme="minorBidi" w:cstheme="minorBidi"/>
+          <w:b/>
+          <w:bCs/>
+          <w:color w:val="auto"/>
+        </w:rPr>
+      </w:pPr>
+      <w:bookmarkStart w:id="76" w:name="_Toc196837313"/>
+      <w:proofErr w:type="spellStart"/>
+      <w:r>
+        <w:rPr>
+          <w:rFonts w:asciiTheme="minorBidi" w:hAnsiTheme="minorBidi" w:cstheme="minorBidi"/>
+          <w:b/>
+          <w:bCs/>
+          <w:color w:val="auto"/>
+        </w:rPr>
+        <w:lastRenderedPageBreak/>
+        <w:t>Logique</w:t>
+      </w:r>
+      <w:proofErr w:type="spellEnd"/>
+      <w:r>
+        <w:rPr>
+          <w:rFonts w:asciiTheme="minorBidi" w:hAnsiTheme="minorBidi" w:cstheme="minorBidi"/>
+          <w:b/>
+          <w:bCs/>
+          <w:color w:val="auto"/>
+        </w:rPr>
+        <w:t xml:space="preserve"> par </w:t>
+      </w:r>
+      <w:proofErr w:type="gramStart"/>
+      <w:r>
+        <w:rPr>
+          <w:rFonts w:asciiTheme="minorBidi" w:hAnsiTheme="minorBidi" w:cstheme="minorBidi"/>
+          <w:b/>
+          <w:bCs/>
+          <w:color w:val="auto"/>
+        </w:rPr>
+        <w:t>poste</w:t>
+      </w:r>
+      <w:r>
+        <w:rPr>
+          <w:rFonts w:asciiTheme="minorBidi" w:hAnsiTheme="minorBidi" w:cstheme="minorBidi"/>
+          <w:b/>
+          <w:bCs/>
+          <w:color w:val="auto"/>
+        </w:rPr>
+        <w:t xml:space="preserve"> </w:t>
+      </w:r>
+      <w:r>
+        <w:rPr>
+          <w:rFonts w:asciiTheme="minorBidi" w:hAnsiTheme="minorBidi" w:cstheme="minorBidi"/>
+          <w:b/>
+          <w:bCs/>
+          <w:color w:val="auto"/>
+        </w:rPr>
+        <w:t>:</w:t>
+      </w:r>
+      <w:bookmarkEnd w:id="76"/>
+      <w:proofErr w:type="gramEnd"/>
+    </w:p>
+    <w:tbl>
+      <w:tblPr>
+        <w:tblStyle w:val="PlainTable2"/>
+        <w:tblpPr w:leftFromText="180" w:rightFromText="180" w:vertAnchor="text" w:horzAnchor="page" w:tblpX="2341" w:tblpY="428"/>
+        <w:tblW w:w="8103" w:type="dxa"/>
+        <w:tblLook w:val="04A0" w:firstRow="1" w:lastRow="0" w:firstColumn="1" w:lastColumn="0" w:noHBand="0" w:noVBand="1"/>
+      </w:tblPr>
+      <w:tblGrid>
+        <w:gridCol w:w="1782"/>
+        <w:gridCol w:w="6321"/>
+      </w:tblGrid>
+      <w:tr>
+        <w:trPr>
+          <w:cnfStyle w:val="100000000000" w:firstRow="1" w:lastRow="0" w:firstColumn="0" w:lastColumn="0" w:oddVBand="0" w:evenVBand="0" w:oddHBand="0" w:evenHBand="0" w:firstRowFirstColumn="0" w:firstRowLastColumn="0" w:lastRowFirstColumn="0" w:lastRowLastColumn="0"/>
+          <w:trHeight w:val="526"/>
+        </w:trPr>
+        <w:tc>
+          <w:tcPr>
+            <w:cnfStyle w:val="001000000000" w:firstRow="0" w:lastRow="0" w:firstColumn="1" w:lastColumn="0" w:oddVBand="0" w:evenVBand="0" w:oddHBand="0" w:evenHBand="0" w:firstRowFirstColumn="0" w:firstRowLastColumn="0" w:lastRowFirstColumn="0" w:lastRowLastColumn="0"/>
+            <w:tcW w:w="0" w:type="auto"/>
+            <w:hideMark/>
+          </w:tcPr>
+          <w:p>
+            <w:pPr>
+              <w:spacing w:before="100" w:beforeAutospacing="1" w:after="100" w:afterAutospacing="1" w:line="360" w:lineRule="auto"/>
+              <w:rPr>
+                <w:rFonts w:asciiTheme="majorHAnsi" w:eastAsia="Times New Roman" w:hAnsiTheme="majorHAnsi" w:cs="Times New Roman"/>
+                <w:kern w:val="0"/>
+                <w14:ligatures w14:val="none"/>
+              </w:rPr>
+            </w:pPr>
+            <w:r>
+              <w:rPr>
+                <w:rFonts w:asciiTheme="majorHAnsi" w:eastAsia="Times New Roman" w:hAnsiTheme="majorHAnsi" w:cs="Times New Roman"/>
+                <w:kern w:val="0"/>
+                <w14:ligatures w14:val="none"/>
+              </w:rPr>
+              <w:t>Poste</w:t>
+            </w:r>
+          </w:p>
+        </w:tc>
+        <w:tc>
+          <w:tcPr>
+            <w:tcW w:w="0" w:type="auto"/>
+            <w:hideMark/>
+          </w:tcPr>
+          <w:p>
+            <w:pPr>
+              <w:spacing w:before="100" w:beforeAutospacing="1" w:after="100" w:afterAutospacing="1" w:line="360" w:lineRule="auto"/>
+              <w:cnfStyle w:val="100000000000" w:firstRow="1" w:lastRow="0" w:firstColumn="0" w:lastColumn="0" w:oddVBand="0" w:evenVBand="0" w:oddHBand="0" w:evenHBand="0" w:firstRowFirstColumn="0" w:firstRowLastColumn="0" w:lastRowFirstColumn="0" w:lastRowLastColumn="0"/>
+              <w:rPr>
+                <w:rFonts w:asciiTheme="majorHAnsi" w:eastAsia="Times New Roman" w:hAnsiTheme="majorHAnsi" w:cs="Times New Roman"/>
+                <w:kern w:val="0"/>
+                <w14:ligatures w14:val="none"/>
+              </w:rPr>
+            </w:pPr>
+            <w:proofErr w:type="spellStart"/>
+            <w:r>
+              <w:rPr>
+                <w:rFonts w:asciiTheme="majorHAnsi" w:eastAsia="Times New Roman" w:hAnsiTheme="majorHAnsi" w:cs="Times New Roman"/>
+                <w:kern w:val="0"/>
+                <w14:ligatures w14:val="none"/>
+              </w:rPr>
+              <w:t>Objectifs</w:t>
+            </w:r>
+            <w:proofErr w:type="spellEnd"/>
+            <w:r>
+              <w:rPr>
+                <w:rFonts w:asciiTheme="majorHAnsi" w:eastAsia="Times New Roman" w:hAnsiTheme="majorHAnsi" w:cs="Times New Roman"/>
+                <w:kern w:val="0"/>
+                <w14:ligatures w14:val="none"/>
+              </w:rPr>
+              <w:t xml:space="preserve"> </w:t>
+            </w:r>
+            <w:proofErr w:type="spellStart"/>
+            <w:r>
+              <w:rPr>
+                <w:rFonts w:asciiTheme="majorHAnsi" w:eastAsia="Times New Roman" w:hAnsiTheme="majorHAnsi" w:cs="Times New Roman"/>
+                <w:kern w:val="0"/>
+                <w14:ligatures w14:val="none"/>
+              </w:rPr>
+              <w:t>typiques</w:t>
+            </w:r>
+            <w:proofErr w:type="spellEnd"/>
+            <w:r>
+              <w:rPr>
+                <w:rFonts w:asciiTheme="majorHAnsi" w:eastAsia="Times New Roman" w:hAnsiTheme="majorHAnsi" w:cs="Times New Roman"/>
+                <w:kern w:val="0"/>
+                <w14:ligatures w14:val="none"/>
+              </w:rPr>
+              <w:t xml:space="preserve"> (</w:t>
+            </w:r>
+            <w:proofErr w:type="spellStart"/>
+            <w:r>
+              <w:rPr>
+                <w:rFonts w:asciiTheme="majorHAnsi" w:eastAsia="Times New Roman" w:hAnsiTheme="majorHAnsi" w:cs="Times New Roman"/>
+                <w:kern w:val="0"/>
+                <w14:ligatures w14:val="none"/>
+              </w:rPr>
+              <w:t>exemples</w:t>
+            </w:r>
+            <w:proofErr w:type="spellEnd"/>
+            <w:r>
+              <w:rPr>
+                <w:rFonts w:asciiTheme="majorHAnsi" w:eastAsia="Times New Roman" w:hAnsiTheme="majorHAnsi" w:cs="Times New Roman"/>
+                <w:kern w:val="0"/>
+                <w14:ligatures w14:val="none"/>
+              </w:rPr>
+              <w:t>)</w:t>
+            </w:r>
+          </w:p>
+        </w:tc>
+      </w:tr>
+      <w:tr>
+        <w:trPr>
+          <w:cnfStyle w:val="000000100000" w:firstRow="0" w:lastRow="0" w:firstColumn="0" w:lastColumn="0" w:oddVBand="0" w:evenVBand="0" w:oddHBand="1" w:evenHBand="0" w:firstRowFirstColumn="0" w:firstRowLastColumn="0" w:lastRowFirstColumn="0" w:lastRowLastColumn="0"/>
+          <w:trHeight w:val="541"/>
+        </w:trPr>
+        <w:tc>
+          <w:tcPr>
+            <w:cnfStyle w:val="001000000000" w:firstRow="0" w:lastRow="0" w:firstColumn="1" w:lastColumn="0" w:oddVBand="0" w:evenVBand="0" w:oddHBand="0" w:evenHBand="0" w:firstRowFirstColumn="0" w:firstRowLastColumn="0" w:lastRowFirstColumn="0" w:lastRowLastColumn="0"/>
+            <w:tcW w:w="0" w:type="auto"/>
+            <w:hideMark/>
+          </w:tcPr>
+          <w:p>
+            <w:pPr>
+              <w:spacing w:before="100" w:beforeAutospacing="1" w:after="100" w:afterAutospacing="1" w:line="360" w:lineRule="auto"/>
+              <w:rPr>
+                <w:rFonts w:asciiTheme="majorHAnsi" w:eastAsia="Times New Roman" w:hAnsiTheme="majorHAnsi" w:cs="Times New Roman"/>
+                <w:kern w:val="0"/>
+                <w14:ligatures w14:val="none"/>
+              </w:rPr>
+            </w:pPr>
+            <w:r>
+              <w:rPr>
+                <w:rFonts w:asciiTheme="majorHAnsi" w:eastAsia="Times New Roman" w:hAnsiTheme="majorHAnsi" w:cs="Times New Roman"/>
+                <w:kern w:val="0"/>
+                <w14:ligatures w14:val="none"/>
+              </w:rPr>
+              <w:t>Gardien</w:t>
+            </w:r>
+          </w:p>
+        </w:tc>
+        <w:tc>
+          <w:tcPr>
+            <w:tcW w:w="0" w:type="auto"/>
+            <w:hideMark/>
+          </w:tcPr>
+          <w:p>
+            <w:pPr>
+              <w:spacing w:before="100" w:beforeAutospacing="1" w:after="100" w:afterAutospacing="1" w:line="360" w:lineRule="auto"/>
+              <w:cnfStyle w:val="000000100000" w:firstRow="0" w:lastRow="0" w:firstColumn="0" w:lastColumn="0" w:oddVBand="0" w:evenVBand="0" w:oddHBand="1" w:evenHBand="0" w:firstRowFirstColumn="0" w:firstRowLastColumn="0" w:lastRowFirstColumn="0" w:lastRowLastColumn="0"/>
+              <w:rPr>
+                <w:rFonts w:asciiTheme="majorHAnsi" w:eastAsia="Times New Roman" w:hAnsiTheme="majorHAnsi" w:cs="Times New Roman"/>
+                <w:kern w:val="0"/>
+                <w14:ligatures w14:val="none"/>
+              </w:rPr>
+            </w:pPr>
+            <w:proofErr w:type="spellStart"/>
+            <w:r>
+              <w:rPr>
+                <w:rFonts w:asciiTheme="majorHAnsi" w:eastAsia="Times New Roman" w:hAnsiTheme="majorHAnsi" w:cs="Times New Roman"/>
+                <w:kern w:val="0"/>
+                <w14:ligatures w14:val="none"/>
+              </w:rPr>
+              <w:t>Précision_Passes</w:t>
+            </w:r>
+            <w:proofErr w:type="spellEnd"/>
+            <w:r>
+              <w:rPr>
+                <w:rFonts w:asciiTheme="majorHAnsi" w:eastAsia="Times New Roman" w:hAnsiTheme="majorHAnsi" w:cs="Times New Roman"/>
+                <w:kern w:val="0"/>
+                <w14:ligatures w14:val="none"/>
+              </w:rPr>
+              <w:t xml:space="preserve">, </w:t>
+            </w:r>
+            <w:proofErr w:type="spellStart"/>
+            <w:r>
+              <w:rPr>
+                <w:rFonts w:asciiTheme="majorHAnsi" w:eastAsia="Times New Roman" w:hAnsiTheme="majorHAnsi" w:cs="Times New Roman"/>
+                <w:kern w:val="0"/>
+                <w14:ligatures w14:val="none"/>
+              </w:rPr>
+              <w:t>Minutes_Totales</w:t>
+            </w:r>
+            <w:proofErr w:type="spellEnd"/>
+          </w:p>
+        </w:tc>
+      </w:tr>
+      <w:tr>
+        <w:trPr>
+          <w:trHeight w:val="526"/>
+        </w:trPr>
+        <w:tc>
+          <w:tcPr>
+            <w:cnfStyle w:val="001000000000" w:firstRow="0" w:lastRow="0" w:firstColumn="1" w:lastColumn="0" w:oddVBand="0" w:evenVBand="0" w:oddHBand="0" w:evenHBand="0" w:firstRowFirstColumn="0" w:firstRowLastColumn="0" w:lastRowFirstColumn="0" w:lastRowLastColumn="0"/>
+            <w:tcW w:w="0" w:type="auto"/>
+            <w:hideMark/>
+          </w:tcPr>
+          <w:p>
+            <w:pPr>
+              <w:spacing w:before="100" w:beforeAutospacing="1" w:after="100" w:afterAutospacing="1" w:line="360" w:lineRule="auto"/>
+              <w:rPr>
+                <w:rFonts w:asciiTheme="majorHAnsi" w:eastAsia="Times New Roman" w:hAnsiTheme="majorHAnsi" w:cs="Times New Roman"/>
+                <w:kern w:val="0"/>
+                <w14:ligatures w14:val="none"/>
+              </w:rPr>
+            </w:pPr>
+            <w:proofErr w:type="spellStart"/>
+            <w:r>
+              <w:rPr>
+                <w:rFonts w:asciiTheme="majorHAnsi" w:eastAsia="Times New Roman" w:hAnsiTheme="majorHAnsi" w:cs="Times New Roman"/>
+                <w:kern w:val="0"/>
+                <w14:ligatures w14:val="none"/>
+              </w:rPr>
+              <w:t>Défenseur</w:t>
+            </w:r>
+            <w:proofErr w:type="spellEnd"/>
+          </w:p>
+        </w:tc>
+        <w:tc>
+          <w:tcPr>
+            <w:tcW w:w="0" w:type="auto"/>
+            <w:hideMark/>
+          </w:tcPr>
+          <w:p>
+            <w:pPr>
+              <w:spacing w:before="100" w:beforeAutospacing="1" w:after="100" w:afterAutospacing="1" w:line="360" w:lineRule="auto"/>
+              <w:cnfStyle w:val="000000000000" w:firstRow="0" w:lastRow="0" w:firstColumn="0" w:lastColumn="0" w:oddVBand="0" w:evenVBand="0" w:oddHBand="0" w:evenHBand="0" w:firstRowFirstColumn="0" w:firstRowLastColumn="0" w:lastRowFirstColumn="0" w:lastRowLastColumn="0"/>
+              <w:rPr>
+                <w:rFonts w:asciiTheme="majorHAnsi" w:eastAsia="Times New Roman" w:hAnsiTheme="majorHAnsi" w:cs="Times New Roman"/>
+                <w:kern w:val="0"/>
+                <w:lang w:val="fr-FR"/>
+                <w14:ligatures w14:val="none"/>
+              </w:rPr>
+            </w:pPr>
+            <w:proofErr w:type="spellStart"/>
+            <w:r>
+              <w:rPr>
+                <w:rFonts w:asciiTheme="majorHAnsi" w:eastAsia="Times New Roman" w:hAnsiTheme="majorHAnsi" w:cs="Times New Roman"/>
+                <w:kern w:val="0"/>
+                <w:lang w:val="fr-FR"/>
+                <w14:ligatures w14:val="none"/>
+              </w:rPr>
+              <w:t>Distance_Parcourue_Match</w:t>
+            </w:r>
+            <w:proofErr w:type="spellEnd"/>
+            <w:r>
+              <w:rPr>
+                <w:rFonts w:asciiTheme="majorHAnsi" w:eastAsia="Times New Roman" w:hAnsiTheme="majorHAnsi" w:cs="Times New Roman"/>
+                <w:kern w:val="0"/>
+                <w:lang w:val="fr-FR"/>
+                <w14:ligatures w14:val="none"/>
+              </w:rPr>
+              <w:t xml:space="preserve">, </w:t>
+            </w:r>
+            <w:proofErr w:type="spellStart"/>
+            <w:r>
+              <w:rPr>
+                <w:rFonts w:asciiTheme="majorHAnsi" w:eastAsia="Times New Roman" w:hAnsiTheme="majorHAnsi" w:cs="Times New Roman"/>
+                <w:kern w:val="0"/>
+                <w:lang w:val="fr-FR"/>
+                <w14:ligatures w14:val="none"/>
+              </w:rPr>
+              <w:t>Tacles_Réussis</w:t>
+            </w:r>
+            <w:proofErr w:type="spellEnd"/>
+          </w:p>
+        </w:tc>
+      </w:tr>
+      <w:tr>
+        <w:trPr>
+          <w:cnfStyle w:val="000000100000" w:firstRow="0" w:lastRow="0" w:firstColumn="0" w:lastColumn="0" w:oddVBand="0" w:evenVBand="0" w:oddHBand="1" w:evenHBand="0" w:firstRowFirstColumn="0" w:firstRowLastColumn="0" w:lastRowFirstColumn="0" w:lastRowLastColumn="0"/>
+          <w:trHeight w:val="541"/>
+        </w:trPr>
+        <w:tc>
+          <w:tcPr>
+            <w:cnfStyle w:val="001000000000" w:firstRow="0" w:lastRow="0" w:firstColumn="1" w:lastColumn="0" w:oddVBand="0" w:evenVBand="0" w:oddHBand="0" w:evenHBand="0" w:firstRowFirstColumn="0" w:firstRowLastColumn="0" w:lastRowFirstColumn="0" w:lastRowLastColumn="0"/>
+            <w:tcW w:w="0" w:type="auto"/>
+            <w:hideMark/>
+          </w:tcPr>
+          <w:p>
+            <w:pPr>
+              <w:spacing w:before="100" w:beforeAutospacing="1" w:after="100" w:afterAutospacing="1" w:line="360" w:lineRule="auto"/>
+              <w:rPr>
+                <w:rFonts w:asciiTheme="majorHAnsi" w:eastAsia="Times New Roman" w:hAnsiTheme="majorHAnsi" w:cs="Times New Roman"/>
+                <w:kern w:val="0"/>
+                <w14:ligatures w14:val="none"/>
+              </w:rPr>
+            </w:pPr>
+            <w:r>
+              <w:rPr>
+                <w:rFonts w:asciiTheme="majorHAnsi" w:eastAsia="Times New Roman" w:hAnsiTheme="majorHAnsi" w:cs="Times New Roman"/>
+                <w:kern w:val="0"/>
+                <w14:ligatures w14:val="none"/>
+              </w:rPr>
+              <w:t>Milieu</w:t>
+            </w:r>
+          </w:p>
+        </w:tc>
+        <w:tc>
+          <w:tcPr>
+            <w:tcW w:w="0" w:type="auto"/>
+            <w:hideMark/>
+          </w:tcPr>
+          <w:p>
+            <w:pPr>
+              <w:spacing w:before="100" w:beforeAutospacing="1" w:after="100" w:afterAutospacing="1" w:line="360" w:lineRule="auto"/>
+              <w:cnfStyle w:val="000000100000" w:firstRow="0" w:lastRow="0" w:firstColumn="0" w:lastColumn="0" w:oddVBand="0" w:evenVBand="0" w:oddHBand="1" w:evenHBand="0" w:firstRowFirstColumn="0" w:firstRowLastColumn="0" w:lastRowFirstColumn="0" w:lastRowLastColumn="0"/>
+              <w:rPr>
+                <w:rFonts w:asciiTheme="majorHAnsi" w:eastAsia="Times New Roman" w:hAnsiTheme="majorHAnsi" w:cs="Times New Roman"/>
+                <w:kern w:val="0"/>
+                <w14:ligatures w14:val="none"/>
+              </w:rPr>
+            </w:pPr>
+            <w:proofErr w:type="spellStart"/>
+            <w:r>
+              <w:rPr>
+                <w:rFonts w:asciiTheme="majorHAnsi" w:eastAsia="Times New Roman" w:hAnsiTheme="majorHAnsi" w:cs="Times New Roman"/>
+                <w:kern w:val="0"/>
+                <w14:ligatures w14:val="none"/>
+              </w:rPr>
+              <w:t>Distance_Parcourue_Match</w:t>
+            </w:r>
+            <w:proofErr w:type="spellEnd"/>
+            <w:r>
+              <w:rPr>
+                <w:rFonts w:asciiTheme="majorHAnsi" w:eastAsia="Times New Roman" w:hAnsiTheme="majorHAnsi" w:cs="Times New Roman"/>
+                <w:kern w:val="0"/>
+                <w14:ligatures w14:val="none"/>
+              </w:rPr>
+              <w:t xml:space="preserve">, </w:t>
+            </w:r>
+            <w:proofErr w:type="spellStart"/>
+            <w:r>
+              <w:rPr>
+                <w:rFonts w:asciiTheme="majorHAnsi" w:eastAsia="Times New Roman" w:hAnsiTheme="majorHAnsi" w:cs="Times New Roman"/>
+                <w:kern w:val="0"/>
+                <w14:ligatures w14:val="none"/>
+              </w:rPr>
+              <w:t>Tirs_Cadrés</w:t>
+            </w:r>
+            <w:proofErr w:type="spellEnd"/>
+          </w:p>
+        </w:tc>
+      </w:tr>
+      <w:tr>
+        <w:trPr>
+          <w:trHeight w:val="526"/>
+        </w:trPr>
+        <w:tc>
+          <w:tcPr>
+            <w:cnfStyle w:val="001000000000" w:firstRow="0" w:lastRow="0" w:firstColumn="1" w:lastColumn="0" w:oddVBand="0" w:evenVBand="0" w:oddHBand="0" w:evenHBand="0" w:firstRowFirstColumn="0" w:firstRowLastColumn="0" w:lastRowFirstColumn="0" w:lastRowLastColumn="0"/>
+            <w:tcW w:w="0" w:type="auto"/>
+            <w:hideMark/>
+          </w:tcPr>
+          <w:p>
+            <w:pPr>
+              <w:spacing w:before="100" w:beforeAutospacing="1" w:after="100" w:afterAutospacing="1" w:line="360" w:lineRule="auto"/>
+              <w:rPr>
+                <w:rFonts w:asciiTheme="majorHAnsi" w:eastAsia="Times New Roman" w:hAnsiTheme="majorHAnsi" w:cs="Times New Roman"/>
+                <w:kern w:val="0"/>
+                <w14:ligatures w14:val="none"/>
+              </w:rPr>
+            </w:pPr>
+            <w:proofErr w:type="spellStart"/>
+            <w:r>
+              <w:rPr>
+                <w:rFonts w:asciiTheme="majorHAnsi" w:eastAsia="Times New Roman" w:hAnsiTheme="majorHAnsi" w:cs="Times New Roman"/>
+                <w:kern w:val="0"/>
+                <w14:ligatures w14:val="none"/>
+              </w:rPr>
+              <w:t>Attaquant</w:t>
+            </w:r>
+            <w:proofErr w:type="spellEnd"/>
+          </w:p>
+        </w:tc>
+        <w:tc>
+          <w:tcPr>
+            <w:tcW w:w="0" w:type="auto"/>
+            <w:hideMark/>
+          </w:tcPr>
+          <w:p>
+            <w:pPr>
+              <w:spacing w:before="100" w:beforeAutospacing="1" w:after="100" w:afterAutospacing="1" w:line="360" w:lineRule="auto"/>
+              <w:cnfStyle w:val="000000000000" w:firstRow="0" w:lastRow="0" w:firstColumn="0" w:lastColumn="0" w:oddVBand="0" w:evenVBand="0" w:oddHBand="0" w:evenHBand="0" w:firstRowFirstColumn="0" w:firstRowLastColumn="0" w:lastRowFirstColumn="0" w:lastRowLastColumn="0"/>
+              <w:rPr>
+                <w:rFonts w:asciiTheme="majorHAnsi" w:eastAsia="Times New Roman" w:hAnsiTheme="majorHAnsi" w:cs="Times New Roman"/>
+                <w:kern w:val="0"/>
+                <w:lang w:val="fr-FR"/>
+                <w14:ligatures w14:val="none"/>
+              </w:rPr>
+            </w:pPr>
+            <w:proofErr w:type="spellStart"/>
+            <w:r>
+              <w:rPr>
+                <w:rFonts w:asciiTheme="majorHAnsi" w:eastAsia="Times New Roman" w:hAnsiTheme="majorHAnsi" w:cs="Times New Roman"/>
+                <w:kern w:val="0"/>
+                <w:lang w:val="fr-FR"/>
+                <w14:ligatures w14:val="none"/>
+              </w:rPr>
+              <w:t>Vitesse_Max</w:t>
+            </w:r>
+            <w:proofErr w:type="spellEnd"/>
+            <w:r>
+              <w:rPr>
+                <w:rFonts w:asciiTheme="majorHAnsi" w:eastAsia="Times New Roman" w:hAnsiTheme="majorHAnsi" w:cs="Times New Roman"/>
+                <w:kern w:val="0"/>
+                <w:lang w:val="fr-FR"/>
+                <w14:ligatures w14:val="none"/>
+              </w:rPr>
+              <w:t xml:space="preserve">, </w:t>
+            </w:r>
+            <w:proofErr w:type="spellStart"/>
+            <w:r>
+              <w:rPr>
+                <w:rFonts w:asciiTheme="majorHAnsi" w:eastAsia="Times New Roman" w:hAnsiTheme="majorHAnsi" w:cs="Times New Roman"/>
+                <w:kern w:val="0"/>
+                <w:lang w:val="fr-FR"/>
+                <w14:ligatures w14:val="none"/>
+              </w:rPr>
+              <w:t>Conversion_Tirs_Buts</w:t>
+            </w:r>
+            <w:proofErr w:type="spellEnd"/>
+          </w:p>
+        </w:tc>
+      </w:tr>
+    </w:tbl>
+    <w:p>
+      <w:pPr>
+        <w:rPr>
+          <w:lang w:val="fr-FR"/>
+        </w:rPr>
+      </w:pPr>
+    </w:p>
+    <w:p>
+      <w:pPr>
+        <w:spacing w:before="100" w:beforeAutospacing="1" w:after="100" w:afterAutospacing="1" w:line="360" w:lineRule="auto"/>
+        <w:rPr>
+          <w:rFonts w:asciiTheme="majorHAnsi" w:eastAsia="Times New Roman" w:hAnsiTheme="majorHAnsi" w:cs="Times New Roman"/>
+          <w:kern w:val="0"/>
+          <w:lang w:val="fr-FR"/>
+          <w14:ligatures w14:val="none"/>
+        </w:rPr>
+      </w:pPr>
+    </w:p>
+    <w:p>
+      <w:pPr>
+        <w:rPr>
+          <w:lang w:val="fr-FR"/>
+        </w:rPr>
+      </w:pPr>
+    </w:p>
+    <w:p>
+      <w:pPr>
+        <w:rPr>
+          <w:lang w:val="fr-FR"/>
+        </w:rPr>
+      </w:pPr>
+    </w:p>
+    <w:p>
+      <w:pPr>
+        <w:rPr>
+          <w:lang w:val="fr-FR"/>
+        </w:rPr>
+      </w:pPr>
+    </w:p>
+    <w:p>
+      <w:pPr>
+        <w:rPr>
+          <w:lang w:val="fr-FR"/>
+        </w:rPr>
+      </w:pPr>
+    </w:p>
+    <w:p>
+      <w:pPr>
+        <w:rPr>
+          <w:lang w:val="fr-FR"/>
+        </w:rPr>
+      </w:pPr>
+    </w:p>
+    <w:p>
+      <w:pPr>
+        <w:pStyle w:val="Heading2"/>
+        <w:spacing w:before="360" w:after="200"/>
+        <w:rPr>
+          <w:rFonts w:asciiTheme="minorBidi" w:hAnsiTheme="minorBidi" w:cstheme="minorBidi"/>
+          <w:b/>
+          <w:bCs/>
+        </w:rPr>
+      </w:pPr>
+      <w:bookmarkStart w:id="77" w:name="_Toc196837314"/>
+      <w:proofErr w:type="spellStart"/>
+      <w:r>
+        <w:rPr>
+          <w:rFonts w:asciiTheme="minorBidi" w:hAnsiTheme="minorBidi" w:cstheme="minorBidi"/>
+          <w:b/>
+          <w:bCs/>
+        </w:rPr>
+        <w:t>Exemple</w:t>
+      </w:r>
+      <w:proofErr w:type="spellEnd"/>
+      <w:r>
+        <w:rPr>
+          <w:rFonts w:asciiTheme="minorBidi" w:hAnsiTheme="minorBidi" w:cstheme="minorBidi"/>
+          <w:b/>
+          <w:bCs/>
+        </w:rPr>
+        <w:t xml:space="preserve"> de Données </w:t>
+      </w:r>
+      <w:proofErr w:type="spellStart"/>
+      <w:r>
+        <w:rPr>
+          <w:rFonts w:asciiTheme="minorBidi" w:hAnsiTheme="minorBidi" w:cstheme="minorBidi"/>
+          <w:b/>
+          <w:bCs/>
+        </w:rPr>
+        <w:t>Générées</w:t>
+      </w:r>
+      <w:proofErr w:type="spellEnd"/>
+      <w:r>
+        <w:rPr>
+          <w:rFonts w:asciiTheme="minorBidi" w:hAnsiTheme="minorBidi" w:cstheme="minorBidi"/>
+          <w:b/>
+          <w:bCs/>
+        </w:rPr>
+        <w:t>:</w:t>
+      </w:r>
+      <w:bookmarkEnd w:id="77"/>
+    </w:p>
+    <w:p>
+      <w:pPr>
+        <w:ind w:firstLine="720"/>
+        <w:rPr>
+          <w:lang w:val="fr-FR"/>
+        </w:rPr>
+      </w:pPr>
+      <w:r>
+        <w:rPr>
+          <w:lang w:val="fr-FR"/>
+        </w:rPr>
+        <w:drawing>
+          <wp:inline distT="0" distB="0" distL="0" distR="0" wp14:anchorId="1F4A4A20" wp14:editId="5AEBF2B9">
+            <wp:extent cx="5035068" cy="3470910"/>
+            <wp:effectExtent l="19050" t="19050" r="13335" b="15240"/>
+            <wp:docPr id="1935379457" name="Picture 1"/>
+            <wp:cNvGraphicFramePr>
+              <a:graphicFrameLocks xmlns:a="http://schemas.openxmlformats.org/drawingml/2006/main" noChangeAspect="1"/>
+            </wp:cNvGraphicFramePr>
+            <a:graphic xmlns:a="http://schemas.openxmlformats.org/drawingml/2006/main">
+              <a:graphicData uri="http://schemas.openxmlformats.org/drawingml/2006/picture">
+                <pic:pic xmlns:pic="http://schemas.openxmlformats.org/drawingml/2006/picture">
+                  <pic:nvPicPr>
+                    <pic:cNvPr id="1935379457" name=""/>
+                    <pic:cNvPicPr/>
+                  </pic:nvPicPr>
+                  <pic:blipFill>
+                    <a:blip r:embed="rId37"/>
+                    <a:stretch>
+                      <a:fillRect/>
+                    </a:stretch>
+                  </pic:blipFill>
+                  <pic:spPr>
+                    <a:xfrm>
+                      <a:off x="0" y="0"/>
+                      <a:ext cx="5041590" cy="3475406"/>
+                    </a:xfrm>
+                    <a:prstGeom prst="rect">
+                      <a:avLst/>
+                    </a:prstGeom>
+                    <a:ln>
+                      <a:solidFill>
+                        <a:schemeClr val="tx1"/>
+                      </a:solidFill>
+                    </a:ln>
+                  </pic:spPr>
+                </pic:pic>
+              </a:graphicData>
+            </a:graphic>
+          </wp:inline>
+        </w:drawing>
+      </w:r>
+    </w:p>
+    <w:p>
+      <w:pPr>
+        <w:pStyle w:val="Heading1"/>
+        <w:spacing w:before="480" w:after="240"/>
+        <w:rPr>
+          <w:rFonts w:asciiTheme="minorBidi" w:hAnsiTheme="minorBidi" w:cstheme="minorBidi"/>
+          <w:b/>
+          <w:bCs/>
+          <w:u w:val="single"/>
+          <w:lang w:val="fr-FR"/>
+        </w:rPr>
+      </w:pPr>
+    </w:p>
+    <w:p>
+      <w:pPr>
+        <w:rPr>
+          <w:lang w:val="fr-FR"/>
+        </w:rPr>
+      </w:pPr>
+    </w:p>
+    <w:p>
+      <w:pPr>
+        <w:rPr>
+          <w:lang w:val="fr-FR"/>
+        </w:rPr>
+      </w:pPr>
+    </w:p>
+    <w:p>
+      <w:pPr>
+        <w:pStyle w:val="Heading1"/>
+        <w:spacing w:before="480" w:after="240"/>
+        <w:rPr>
+          <w:rFonts w:asciiTheme="minorBidi" w:hAnsiTheme="minorBidi" w:cstheme="minorBidi"/>
+          <w:b/>
+          <w:bCs/>
+          <w:u w:val="single"/>
+          <w:lang w:val="fr-FR"/>
+        </w:rPr>
+      </w:pPr>
+      <w:bookmarkStart w:id="78" w:name="_Toc196837315"/>
+      <w:r>
+        <w:rPr>
+          <w:rFonts w:asciiTheme="minorBidi" w:hAnsiTheme="minorBidi" w:cstheme="minorBidi"/>
+          <w:b/>
+          <w:bCs/>
+          <w:u w:val="single"/>
+          <w:lang w:val="fr-FR"/>
+        </w:rPr>
+        <w:lastRenderedPageBreak/>
+        <w:t xml:space="preserve">Table : </w:t>
+      </w:r>
+      <w:r>
+        <w:rPr>
+          <w:rFonts w:asciiTheme="minorBidi" w:hAnsiTheme="minorBidi" w:cstheme="minorBidi"/>
+          <w:b/>
+          <w:bCs/>
+          <w:u w:val="single"/>
+          <w:lang w:val="fr-FR"/>
+        </w:rPr>
+        <w:t>Entrainements</w:t>
+      </w:r>
+      <w:bookmarkEnd w:id="78"/>
+    </w:p>
+    <w:p>
+      <w:pPr>
+        <w:spacing w:line="360" w:lineRule="auto"/>
+        <w:rPr>
+          <w:rFonts w:asciiTheme="minorBidi" w:hAnsiTheme="minorBidi"/>
+          <w:lang w:val="fr-FR"/>
+        </w:rPr>
+      </w:pPr>
+      <w:r>
+        <w:rPr>
+          <w:rFonts w:asciiTheme="minorBidi" w:hAnsiTheme="minorBidi"/>
+          <w:lang w:val="fr-FR"/>
+        </w:rPr>
+        <w:t>Cette table contient les données collectées lors des séances d’entraînement des joueurs tout au long de la saison. Ces séances permettent de suivre l’intensité physique, les distances parcourues, les vitesses maximales et les types d’exercices effectués.</w:t>
+      </w:r>
+    </w:p>
+    <w:tbl>
+      <w:tblPr>
+        <w:tblStyle w:val="TableGrid"/>
+        <w:tblW w:w="0" w:type="auto"/>
+        <w:tblLook w:val="04A0" w:firstRow="1" w:lastRow="0" w:firstColumn="1" w:lastColumn="0" w:noHBand="0" w:noVBand="1"/>
+      </w:tblPr>
+      <w:tblGrid>
+        <w:gridCol w:w="2538"/>
+        <w:gridCol w:w="1724"/>
+        <w:gridCol w:w="2192"/>
+        <w:gridCol w:w="2942"/>
+      </w:tblGrid>
+      <w:tr>
+        <w:tc>
+          <w:tcPr>
+            <w:tcW w:w="0" w:type="auto"/>
+            <w:hideMark/>
+          </w:tcPr>
+          <w:p>
+            <w:pPr>
+              <w:spacing w:after="160" w:line="360" w:lineRule="auto"/>
+              <w:rPr>
+                <w:rFonts w:asciiTheme="minorBidi" w:hAnsiTheme="minorBidi"/>
+                <w:b/>
+                <w:bCs/>
+              </w:rPr>
+            </w:pPr>
+            <w:proofErr w:type="spellStart"/>
+            <w:r>
+              <w:rPr>
+                <w:rFonts w:asciiTheme="minorBidi" w:hAnsiTheme="minorBidi"/>
+                <w:b/>
+                <w:bCs/>
+              </w:rPr>
+              <w:t>Colonne</w:t>
+            </w:r>
+            <w:proofErr w:type="spellEnd"/>
+          </w:p>
+        </w:tc>
+        <w:tc>
+          <w:tcPr>
+            <w:tcW w:w="0" w:type="auto"/>
+            <w:hideMark/>
+          </w:tcPr>
+          <w:p>
+            <w:pPr>
+              <w:spacing w:after="160" w:line="360" w:lineRule="auto"/>
+              <w:jc w:val="center"/>
+              <w:rPr>
+                <w:rFonts w:asciiTheme="minorBidi" w:hAnsiTheme="minorBidi"/>
+                <w:b/>
+                <w:bCs/>
+              </w:rPr>
+            </w:pPr>
+            <w:proofErr w:type="spellStart"/>
+            <w:r>
+              <w:rPr>
+                <w:rFonts w:asciiTheme="minorBidi" w:hAnsiTheme="minorBidi"/>
+                <w:b/>
+                <w:bCs/>
+              </w:rPr>
+              <w:t>Unité</w:t>
+            </w:r>
+            <w:proofErr w:type="spellEnd"/>
+            <w:r>
+              <w:rPr>
+                <w:rFonts w:asciiTheme="minorBidi" w:hAnsiTheme="minorBidi"/>
+                <w:b/>
+                <w:bCs/>
+              </w:rPr>
+              <w:t>/</w:t>
+            </w:r>
+            <w:proofErr w:type="spellStart"/>
+            <w:r>
+              <w:rPr>
+                <w:rFonts w:asciiTheme="minorBidi" w:hAnsiTheme="minorBidi"/>
+                <w:b/>
+                <w:bCs/>
+              </w:rPr>
+              <w:t>Échelle</w:t>
+            </w:r>
+            <w:proofErr w:type="spellEnd"/>
+          </w:p>
+        </w:tc>
+        <w:tc>
+          <w:tcPr>
+            <w:tcW w:w="0" w:type="auto"/>
+            <w:hideMark/>
+          </w:tcPr>
+          <w:p>
+            <w:pPr>
+              <w:spacing w:after="160" w:line="360" w:lineRule="auto"/>
+              <w:rPr>
+                <w:rFonts w:asciiTheme="minorBidi" w:hAnsiTheme="minorBidi"/>
+                <w:b/>
+                <w:bCs/>
+              </w:rPr>
+            </w:pPr>
+            <w:r>
+              <w:rPr>
+                <w:rFonts w:asciiTheme="minorBidi" w:hAnsiTheme="minorBidi"/>
+                <w:b/>
+                <w:bCs/>
+              </w:rPr>
+              <w:t>Description</w:t>
+            </w:r>
+          </w:p>
+        </w:tc>
+        <w:tc>
+          <w:tcPr>
+            <w:tcW w:w="0" w:type="auto"/>
+            <w:hideMark/>
+          </w:tcPr>
+          <w:p>
+            <w:pPr>
+              <w:spacing w:after="160" w:line="360" w:lineRule="auto"/>
+              <w:rPr>
+                <w:rFonts w:asciiTheme="minorBidi" w:hAnsiTheme="minorBidi"/>
+                <w:b/>
+                <w:bCs/>
+              </w:rPr>
+            </w:pPr>
+            <w:proofErr w:type="spellStart"/>
+            <w:r>
+              <w:rPr>
+                <w:rFonts w:asciiTheme="minorBidi" w:hAnsiTheme="minorBidi"/>
+                <w:b/>
+                <w:bCs/>
+              </w:rPr>
+              <w:t>Contraintes</w:t>
+            </w:r>
+            <w:proofErr w:type="spellEnd"/>
+            <w:r>
+              <w:rPr>
+                <w:rFonts w:asciiTheme="minorBidi" w:hAnsiTheme="minorBidi"/>
+                <w:b/>
+                <w:bCs/>
+              </w:rPr>
+              <w:t>/</w:t>
+            </w:r>
+            <w:proofErr w:type="spellStart"/>
+            <w:r>
+              <w:rPr>
+                <w:rFonts w:asciiTheme="minorBidi" w:hAnsiTheme="minorBidi"/>
+                <w:b/>
+                <w:bCs/>
+              </w:rPr>
+              <w:t>Règles</w:t>
+            </w:r>
+            <w:proofErr w:type="spellEnd"/>
+            <w:r>
+              <w:rPr>
+                <w:rFonts w:asciiTheme="minorBidi" w:hAnsiTheme="minorBidi"/>
+                <w:b/>
+                <w:bCs/>
+              </w:rPr>
+              <w:t xml:space="preserve"> de </w:t>
+            </w:r>
+            <w:proofErr w:type="spellStart"/>
+            <w:r>
+              <w:rPr>
+                <w:rFonts w:asciiTheme="minorBidi" w:hAnsiTheme="minorBidi"/>
+                <w:b/>
+                <w:bCs/>
+              </w:rPr>
+              <w:t>Génération</w:t>
+            </w:r>
+            <w:proofErr w:type="spellEnd"/>
+          </w:p>
+        </w:tc>
+      </w:tr>
+      <w:tr>
+        <w:tc>
+          <w:tcPr>
+            <w:tcW w:w="0" w:type="auto"/>
+            <w:hideMark/>
+          </w:tcPr>
+          <w:p>
+            <w:pPr>
+              <w:spacing w:after="160" w:line="360" w:lineRule="auto"/>
+              <w:rPr>
+                <w:rFonts w:asciiTheme="minorBidi" w:hAnsiTheme="minorBidi"/>
+                <w:b/>
+                <w:bCs/>
+              </w:rPr>
+            </w:pPr>
+            <w:proofErr w:type="spellStart"/>
+            <w:r>
+              <w:rPr>
+                <w:rFonts w:asciiTheme="minorBidi" w:hAnsiTheme="minorBidi"/>
+                <w:b/>
+                <w:bCs/>
+              </w:rPr>
+              <w:t>ID_Entrainement</w:t>
+            </w:r>
+            <w:proofErr w:type="spellEnd"/>
+          </w:p>
+        </w:tc>
+        <w:tc>
+          <w:tcPr>
+            <w:tcW w:w="0" w:type="auto"/>
+            <w:hideMark/>
+          </w:tcPr>
+          <w:p>
+            <w:pPr>
+              <w:spacing w:after="160" w:line="360" w:lineRule="auto"/>
+              <w:jc w:val="center"/>
+              <w:rPr>
+                <w:rFonts w:asciiTheme="minorBidi" w:hAnsiTheme="minorBidi"/>
+              </w:rPr>
+            </w:pPr>
+            <w:r>
+              <w:rPr>
+                <w:rFonts w:asciiTheme="minorBidi" w:hAnsiTheme="minorBidi"/>
+              </w:rPr>
+              <w:t>-</w:t>
+            </w:r>
+          </w:p>
+        </w:tc>
+        <w:tc>
+          <w:tcPr>
+            <w:tcW w:w="0" w:type="auto"/>
+            <w:hideMark/>
+          </w:tcPr>
+          <w:p>
+            <w:pPr>
+              <w:spacing w:after="160" w:line="360" w:lineRule="auto"/>
+              <w:rPr>
+                <w:rFonts w:asciiTheme="minorBidi" w:hAnsiTheme="minorBidi"/>
+                <w:lang w:val="fr-FR"/>
+              </w:rPr>
+            </w:pPr>
+            <w:r>
+              <w:rPr>
+                <w:rFonts w:asciiTheme="minorBidi" w:hAnsiTheme="minorBidi"/>
+                <w:lang w:val="fr-FR"/>
+              </w:rPr>
+              <w:t>Identifiant unique de la séance</w:t>
+            </w:r>
+          </w:p>
+        </w:tc>
+        <w:tc>
+          <w:tcPr>
+            <w:tcW w:w="0" w:type="auto"/>
+            <w:hideMark/>
+          </w:tcPr>
+          <w:p>
+            <w:pPr>
+              <w:spacing w:after="160" w:line="360" w:lineRule="auto"/>
+              <w:rPr>
+                <w:rFonts w:asciiTheme="minorBidi" w:hAnsiTheme="minorBidi"/>
+              </w:rPr>
+            </w:pPr>
+            <w:r>
+              <w:rPr>
+                <w:rFonts w:asciiTheme="minorBidi" w:hAnsiTheme="minorBidi"/>
+              </w:rPr>
+              <w:t xml:space="preserve">Clé </w:t>
+            </w:r>
+            <w:proofErr w:type="spellStart"/>
+            <w:r>
+              <w:rPr>
+                <w:rFonts w:asciiTheme="minorBidi" w:hAnsiTheme="minorBidi"/>
+              </w:rPr>
+              <w:t>primaire</w:t>
+            </w:r>
+            <w:proofErr w:type="spellEnd"/>
+            <w:r>
+              <w:rPr>
+                <w:rFonts w:asciiTheme="minorBidi" w:hAnsiTheme="minorBidi"/>
+              </w:rPr>
+              <w:t>, auto-</w:t>
+            </w:r>
+            <w:proofErr w:type="spellStart"/>
+            <w:r>
+              <w:rPr>
+                <w:rFonts w:asciiTheme="minorBidi" w:hAnsiTheme="minorBidi"/>
+              </w:rPr>
+              <w:t>incrémentée</w:t>
+            </w:r>
+            <w:proofErr w:type="spellEnd"/>
+          </w:p>
+        </w:tc>
+      </w:tr>
+      <w:tr>
+        <w:tc>
+          <w:tcPr>
+            <w:tcW w:w="0" w:type="auto"/>
+            <w:hideMark/>
+          </w:tcPr>
+          <w:p>
+            <w:pPr>
+              <w:spacing w:after="160" w:line="360" w:lineRule="auto"/>
+              <w:rPr>
+                <w:rFonts w:asciiTheme="minorBidi" w:hAnsiTheme="minorBidi"/>
+                <w:b/>
+                <w:bCs/>
+              </w:rPr>
+            </w:pPr>
+            <w:proofErr w:type="spellStart"/>
+            <w:r>
+              <w:rPr>
+                <w:rFonts w:asciiTheme="minorBidi" w:hAnsiTheme="minorBidi"/>
+                <w:b/>
+                <w:bCs/>
+              </w:rPr>
+              <w:t>ID_Joueur</w:t>
+            </w:r>
+            <w:proofErr w:type="spellEnd"/>
+          </w:p>
+        </w:tc>
+        <w:tc>
+          <w:tcPr>
+            <w:tcW w:w="0" w:type="auto"/>
+            <w:hideMark/>
+          </w:tcPr>
+          <w:p>
+            <w:pPr>
+              <w:spacing w:after="160" w:line="360" w:lineRule="auto"/>
+              <w:jc w:val="center"/>
+              <w:rPr>
+                <w:rFonts w:asciiTheme="minorBidi" w:hAnsiTheme="minorBidi"/>
+              </w:rPr>
+            </w:pPr>
+            <w:r>
+              <w:rPr>
+                <w:rFonts w:asciiTheme="minorBidi" w:hAnsiTheme="minorBidi"/>
+              </w:rPr>
+              <w:t>-</w:t>
+            </w:r>
+          </w:p>
+        </w:tc>
+        <w:tc>
+          <w:tcPr>
+            <w:tcW w:w="0" w:type="auto"/>
+            <w:hideMark/>
+          </w:tcPr>
+          <w:p>
+            <w:pPr>
+              <w:spacing w:after="160" w:line="360" w:lineRule="auto"/>
+              <w:rPr>
+                <w:rFonts w:asciiTheme="minorBidi" w:hAnsiTheme="minorBidi"/>
+              </w:rPr>
+            </w:pPr>
+            <w:proofErr w:type="spellStart"/>
+            <w:r>
+              <w:rPr>
+                <w:rFonts w:asciiTheme="minorBidi" w:hAnsiTheme="minorBidi"/>
+              </w:rPr>
+              <w:t>Référence</w:t>
+            </w:r>
+            <w:proofErr w:type="spellEnd"/>
+            <w:r>
+              <w:rPr>
+                <w:rFonts w:asciiTheme="minorBidi" w:hAnsiTheme="minorBidi"/>
+              </w:rPr>
+              <w:t xml:space="preserve"> du </w:t>
+            </w:r>
+            <w:proofErr w:type="spellStart"/>
+            <w:r>
+              <w:rPr>
+                <w:rFonts w:asciiTheme="minorBidi" w:hAnsiTheme="minorBidi"/>
+              </w:rPr>
+              <w:t>joueur</w:t>
+            </w:r>
+            <w:proofErr w:type="spellEnd"/>
+            <w:r>
+              <w:rPr>
+                <w:rFonts w:asciiTheme="minorBidi" w:hAnsiTheme="minorBidi"/>
+              </w:rPr>
+              <w:t xml:space="preserve"> participant</w:t>
+            </w:r>
+          </w:p>
+        </w:tc>
+        <w:tc>
+          <w:tcPr>
+            <w:tcW w:w="0" w:type="auto"/>
+            <w:hideMark/>
+          </w:tcPr>
+          <w:p>
+            <w:pPr>
+              <w:spacing w:after="160" w:line="360" w:lineRule="auto"/>
+              <w:rPr>
+                <w:rFonts w:asciiTheme="minorBidi" w:hAnsiTheme="minorBidi"/>
+                <w:lang w:val="fr-FR"/>
+              </w:rPr>
+            </w:pPr>
+            <w:r>
+              <w:rPr>
+                <w:rFonts w:asciiTheme="minorBidi" w:hAnsiTheme="minorBidi"/>
+                <w:lang w:val="fr-FR"/>
+              </w:rPr>
+              <w:t>Clé étrangère liée à la table Joueurs</w:t>
+            </w:r>
+          </w:p>
+        </w:tc>
+      </w:tr>
+      <w:tr>
+        <w:tc>
+          <w:tcPr>
+            <w:tcW w:w="0" w:type="auto"/>
+            <w:hideMark/>
+          </w:tcPr>
+          <w:p>
+            <w:pPr>
+              <w:spacing w:after="160" w:line="360" w:lineRule="auto"/>
+              <w:rPr>
+                <w:rFonts w:asciiTheme="minorBidi" w:hAnsiTheme="minorBidi"/>
+                <w:b/>
+                <w:bCs/>
+              </w:rPr>
+            </w:pPr>
+            <w:proofErr w:type="spellStart"/>
+            <w:r>
+              <w:rPr>
+                <w:rFonts w:asciiTheme="minorBidi" w:hAnsiTheme="minorBidi"/>
+                <w:b/>
+                <w:bCs/>
+              </w:rPr>
+              <w:t>Date_Entrainement</w:t>
+            </w:r>
+            <w:proofErr w:type="spellEnd"/>
+          </w:p>
+        </w:tc>
+        <w:tc>
+          <w:tcPr>
+            <w:tcW w:w="0" w:type="auto"/>
+            <w:hideMark/>
+          </w:tcPr>
+          <w:p>
+            <w:pPr>
+              <w:spacing w:after="160" w:line="360" w:lineRule="auto"/>
+              <w:jc w:val="center"/>
+              <w:rPr>
+                <w:rFonts w:asciiTheme="minorBidi" w:hAnsiTheme="minorBidi"/>
+              </w:rPr>
+            </w:pPr>
+            <w:r>
+              <w:rPr>
+                <w:rFonts w:asciiTheme="minorBidi" w:hAnsiTheme="minorBidi"/>
+              </w:rPr>
+              <w:t>Date</w:t>
+            </w:r>
+          </w:p>
+        </w:tc>
+        <w:tc>
+          <w:tcPr>
+            <w:tcW w:w="0" w:type="auto"/>
+            <w:hideMark/>
+          </w:tcPr>
+          <w:p>
+            <w:pPr>
+              <w:spacing w:after="160" w:line="360" w:lineRule="auto"/>
+              <w:rPr>
+                <w:rFonts w:asciiTheme="minorBidi" w:hAnsiTheme="minorBidi"/>
+              </w:rPr>
+            </w:pPr>
+            <w:r>
+              <w:rPr>
+                <w:rFonts w:asciiTheme="minorBidi" w:hAnsiTheme="minorBidi"/>
+              </w:rPr>
+              <w:t>Date de la séance</w:t>
+            </w:r>
+          </w:p>
+        </w:tc>
+        <w:tc>
+          <w:tcPr>
+            <w:tcW w:w="0" w:type="auto"/>
+            <w:hideMark/>
+          </w:tcPr>
+          <w:p>
+            <w:pPr>
+              <w:spacing w:after="160" w:line="360" w:lineRule="auto"/>
+              <w:rPr>
+                <w:rFonts w:asciiTheme="minorBidi" w:hAnsiTheme="minorBidi"/>
+                <w:lang w:val="fr-FR"/>
+              </w:rPr>
+            </w:pPr>
+            <w:r>
+              <w:rPr>
+                <w:rFonts w:asciiTheme="minorBidi" w:hAnsiTheme="minorBidi"/>
+                <w:lang w:val="fr-FR"/>
+              </w:rPr>
+              <w:t>Générée entre août et juin, sauf jours de match pour la catégorie du joueur</w:t>
+            </w:r>
+          </w:p>
+        </w:tc>
+      </w:tr>
+      <w:tr>
+        <w:tc>
+          <w:tcPr>
+            <w:tcW w:w="0" w:type="auto"/>
+            <w:hideMark/>
+          </w:tcPr>
+          <w:p>
+            <w:pPr>
+              <w:spacing w:after="160" w:line="360" w:lineRule="auto"/>
+              <w:rPr>
+                <w:rFonts w:asciiTheme="minorBidi" w:hAnsiTheme="minorBidi"/>
+                <w:b/>
+                <w:bCs/>
+              </w:rPr>
+            </w:pPr>
+            <w:r>
+              <w:rPr>
+                <w:rFonts w:asciiTheme="minorBidi" w:hAnsiTheme="minorBidi"/>
+                <w:b/>
+                <w:bCs/>
+              </w:rPr>
+              <w:t>Durée</w:t>
+            </w:r>
+          </w:p>
+        </w:tc>
+        <w:tc>
+          <w:tcPr>
+            <w:tcW w:w="0" w:type="auto"/>
+            <w:hideMark/>
+          </w:tcPr>
+          <w:p>
+            <w:pPr>
+              <w:spacing w:after="160" w:line="360" w:lineRule="auto"/>
+              <w:jc w:val="center"/>
+              <w:rPr>
+                <w:rFonts w:asciiTheme="minorBidi" w:hAnsiTheme="minorBidi"/>
+              </w:rPr>
+            </w:pPr>
+            <w:r>
+              <w:rPr>
+                <w:rFonts w:asciiTheme="minorBidi" w:hAnsiTheme="minorBidi"/>
+              </w:rPr>
+              <w:t>Minutes</w:t>
+            </w:r>
+          </w:p>
+        </w:tc>
+        <w:tc>
+          <w:tcPr>
+            <w:tcW w:w="0" w:type="auto"/>
+            <w:hideMark/>
+          </w:tcPr>
+          <w:p>
+            <w:pPr>
+              <w:spacing w:after="160" w:line="360" w:lineRule="auto"/>
+              <w:rPr>
+                <w:rFonts w:asciiTheme="minorBidi" w:hAnsiTheme="minorBidi"/>
+                <w:lang w:val="fr-FR"/>
+              </w:rPr>
+            </w:pPr>
+            <w:r>
+              <w:rPr>
+                <w:rFonts w:asciiTheme="minorBidi" w:hAnsiTheme="minorBidi"/>
+                <w:lang w:val="fr-FR"/>
+              </w:rPr>
+              <w:t>Durée totale de la séance</w:t>
+            </w:r>
+          </w:p>
+        </w:tc>
+        <w:tc>
+          <w:tcPr>
+            <w:tcW w:w="0" w:type="auto"/>
+            <w:hideMark/>
+          </w:tcPr>
+          <w:p>
+            <w:pPr>
+              <w:spacing w:after="160" w:line="360" w:lineRule="auto"/>
+              <w:rPr>
+                <w:rFonts w:asciiTheme="minorBidi" w:hAnsiTheme="minorBidi"/>
+              </w:rPr>
+            </w:pPr>
+            <w:proofErr w:type="spellStart"/>
+            <w:r>
+              <w:rPr>
+                <w:rFonts w:asciiTheme="minorBidi" w:hAnsiTheme="minorBidi"/>
+              </w:rPr>
+              <w:t>Générée</w:t>
+            </w:r>
+            <w:proofErr w:type="spellEnd"/>
+            <w:r>
+              <w:rPr>
+                <w:rFonts w:asciiTheme="minorBidi" w:hAnsiTheme="minorBidi"/>
+              </w:rPr>
+              <w:t xml:space="preserve"> entre 60 et 120 minutes</w:t>
+            </w:r>
+          </w:p>
+        </w:tc>
+      </w:tr>
+      <w:tr>
+        <w:tc>
+          <w:tcPr>
+            <w:tcW w:w="0" w:type="auto"/>
+            <w:hideMark/>
+          </w:tcPr>
+          <w:p>
+            <w:pPr>
+              <w:spacing w:after="160" w:line="360" w:lineRule="auto"/>
+              <w:rPr>
+                <w:rFonts w:asciiTheme="minorBidi" w:hAnsiTheme="minorBidi"/>
+                <w:b/>
+                <w:bCs/>
+              </w:rPr>
+            </w:pPr>
+            <w:proofErr w:type="spellStart"/>
+            <w:r>
+              <w:rPr>
+                <w:rFonts w:asciiTheme="minorBidi" w:hAnsiTheme="minorBidi"/>
+                <w:b/>
+                <w:bCs/>
+              </w:rPr>
+              <w:t>Intensité</w:t>
+            </w:r>
+            <w:proofErr w:type="spellEnd"/>
+          </w:p>
+        </w:tc>
+        <w:tc>
+          <w:tcPr>
+            <w:tcW w:w="0" w:type="auto"/>
+            <w:hideMark/>
+          </w:tcPr>
+          <w:p>
+            <w:pPr>
+              <w:spacing w:after="160" w:line="360" w:lineRule="auto"/>
+              <w:jc w:val="center"/>
+              <w:rPr>
+                <w:rFonts w:asciiTheme="minorBidi" w:hAnsiTheme="minorBidi"/>
+              </w:rPr>
+            </w:pPr>
+            <w:r>
+              <w:rPr>
+                <w:rFonts w:asciiTheme="minorBidi" w:hAnsiTheme="minorBidi"/>
+              </w:rPr>
+              <w:t>Texte</w:t>
+            </w:r>
+          </w:p>
+        </w:tc>
+        <w:tc>
+          <w:tcPr>
+            <w:tcW w:w="0" w:type="auto"/>
+            <w:hideMark/>
+          </w:tcPr>
+          <w:p>
+            <w:pPr>
+              <w:spacing w:after="160" w:line="360" w:lineRule="auto"/>
+              <w:rPr>
+                <w:rFonts w:asciiTheme="minorBidi" w:hAnsiTheme="minorBidi"/>
+                <w:lang w:val="fr-FR"/>
+              </w:rPr>
+            </w:pPr>
+            <w:r>
+              <w:rPr>
+                <w:rFonts w:asciiTheme="minorBidi" w:hAnsiTheme="minorBidi"/>
+                <w:lang w:val="fr-FR"/>
+              </w:rPr>
+              <w:t>Niveau d’intensité : Faible / Moyenne / Élevée</w:t>
+            </w:r>
+          </w:p>
+        </w:tc>
+        <w:tc>
+          <w:tcPr>
+            <w:tcW w:w="0" w:type="auto"/>
+            <w:hideMark/>
+          </w:tcPr>
+          <w:p>
+            <w:pPr>
+              <w:spacing w:after="160" w:line="360" w:lineRule="auto"/>
+              <w:rPr>
+                <w:rFonts w:asciiTheme="minorBidi" w:hAnsiTheme="minorBidi"/>
+                <w:lang w:val="fr-FR"/>
+              </w:rPr>
+            </w:pPr>
+            <w:r>
+              <w:rPr>
+                <w:rFonts w:asciiTheme="minorBidi" w:hAnsiTheme="minorBidi"/>
+                <w:lang w:val="fr-FR"/>
+              </w:rPr>
+              <w:t>Choisi aléatoirement avec répartition équilibrée</w:t>
+            </w:r>
+          </w:p>
+        </w:tc>
+      </w:tr>
+      <w:tr>
+        <w:tc>
+          <w:tcPr>
+            <w:tcW w:w="0" w:type="auto"/>
+            <w:hideMark/>
+          </w:tcPr>
+          <w:p>
+            <w:pPr>
+              <w:spacing w:after="160" w:line="360" w:lineRule="auto"/>
+              <w:rPr>
+                <w:rFonts w:asciiTheme="minorBidi" w:hAnsiTheme="minorBidi"/>
+                <w:b/>
+                <w:bCs/>
+              </w:rPr>
+            </w:pPr>
+            <w:proofErr w:type="spellStart"/>
+            <w:r>
+              <w:rPr>
+                <w:rFonts w:asciiTheme="minorBidi" w:hAnsiTheme="minorBidi"/>
+                <w:b/>
+                <w:bCs/>
+              </w:rPr>
+              <w:t>Distance_Parcourue</w:t>
+            </w:r>
+            <w:proofErr w:type="spellEnd"/>
+          </w:p>
+        </w:tc>
+        <w:tc>
+          <w:tcPr>
+            <w:tcW w:w="0" w:type="auto"/>
+            <w:hideMark/>
+          </w:tcPr>
+          <w:p>
+            <w:pPr>
+              <w:spacing w:after="160" w:line="360" w:lineRule="auto"/>
+              <w:jc w:val="center"/>
+              <w:rPr>
+                <w:rFonts w:asciiTheme="minorBidi" w:hAnsiTheme="minorBidi"/>
+              </w:rPr>
+            </w:pPr>
+            <w:proofErr w:type="spellStart"/>
+            <w:r>
+              <w:rPr>
+                <w:rFonts w:asciiTheme="minorBidi" w:hAnsiTheme="minorBidi"/>
+              </w:rPr>
+              <w:t>Kilomètres</w:t>
+            </w:r>
+            <w:proofErr w:type="spellEnd"/>
+          </w:p>
+        </w:tc>
+        <w:tc>
+          <w:tcPr>
+            <w:tcW w:w="0" w:type="auto"/>
+            <w:hideMark/>
+          </w:tcPr>
+          <w:p>
+            <w:pPr>
+              <w:spacing w:after="160" w:line="360" w:lineRule="auto"/>
+              <w:rPr>
+                <w:rFonts w:asciiTheme="minorBidi" w:hAnsiTheme="minorBidi"/>
+                <w:lang w:val="fr-FR"/>
+              </w:rPr>
+            </w:pPr>
+            <w:r>
+              <w:rPr>
+                <w:rFonts w:asciiTheme="minorBidi" w:hAnsiTheme="minorBidi"/>
+                <w:lang w:val="fr-FR"/>
+              </w:rPr>
+              <w:t>Distance parcourue pendant la séance</w:t>
+            </w:r>
+          </w:p>
+        </w:tc>
+        <w:tc>
+          <w:tcPr>
+            <w:tcW w:w="0" w:type="auto"/>
+            <w:hideMark/>
+          </w:tcPr>
+          <w:p>
+            <w:pPr>
+              <w:spacing w:after="160" w:line="360" w:lineRule="auto"/>
+              <w:rPr>
+                <w:rFonts w:asciiTheme="minorBidi" w:hAnsiTheme="minorBidi"/>
+                <w:lang w:val="fr-FR"/>
+              </w:rPr>
+            </w:pPr>
+            <w:r>
+              <w:rPr>
+                <w:rFonts w:asciiTheme="minorBidi" w:hAnsiTheme="minorBidi"/>
+                <w:lang w:val="fr-FR"/>
+              </w:rPr>
+              <w:t>3 à 10 km, dépend de l’intensité</w:t>
+            </w:r>
+          </w:p>
+        </w:tc>
+      </w:tr>
+      <w:tr>
+        <w:tc>
+          <w:tcPr>
+            <w:tcW w:w="0" w:type="auto"/>
+            <w:hideMark/>
+          </w:tcPr>
+          <w:p>
+            <w:pPr>
+              <w:spacing w:after="160" w:line="360" w:lineRule="auto"/>
+              <w:rPr>
+                <w:rFonts w:asciiTheme="minorBidi" w:hAnsiTheme="minorBidi"/>
+                <w:b/>
+                <w:bCs/>
+              </w:rPr>
+            </w:pPr>
+            <w:proofErr w:type="spellStart"/>
+            <w:r>
+              <w:rPr>
+                <w:rFonts w:asciiTheme="minorBidi" w:hAnsiTheme="minorBidi"/>
+                <w:b/>
+                <w:bCs/>
+              </w:rPr>
+              <w:t>Sprint_Max</w:t>
+            </w:r>
+            <w:proofErr w:type="spellEnd"/>
+          </w:p>
+        </w:tc>
+        <w:tc>
+          <w:tcPr>
+            <w:tcW w:w="0" w:type="auto"/>
+            <w:hideMark/>
+          </w:tcPr>
+          <w:p>
+            <w:pPr>
+              <w:spacing w:after="160" w:line="360" w:lineRule="auto"/>
+              <w:jc w:val="center"/>
+              <w:rPr>
+                <w:rFonts w:asciiTheme="minorBidi" w:hAnsiTheme="minorBidi"/>
+              </w:rPr>
+            </w:pPr>
+            <w:r>
+              <w:rPr>
+                <w:rFonts w:asciiTheme="minorBidi" w:hAnsiTheme="minorBidi"/>
+              </w:rPr>
+              <w:t>km/h</w:t>
+            </w:r>
+          </w:p>
+        </w:tc>
+        <w:tc>
+          <w:tcPr>
+            <w:tcW w:w="0" w:type="auto"/>
+            <w:hideMark/>
+          </w:tcPr>
+          <w:p>
+            <w:pPr>
+              <w:spacing w:after="160" w:line="360" w:lineRule="auto"/>
+              <w:rPr>
+                <w:rFonts w:asciiTheme="minorBidi" w:hAnsiTheme="minorBidi"/>
+              </w:rPr>
+            </w:pPr>
+            <w:r>
+              <w:rPr>
+                <w:rFonts w:asciiTheme="minorBidi" w:hAnsiTheme="minorBidi"/>
+              </w:rPr>
+              <w:t xml:space="preserve">Vitesse </w:t>
+            </w:r>
+            <w:proofErr w:type="spellStart"/>
+            <w:r>
+              <w:rPr>
+                <w:rFonts w:asciiTheme="minorBidi" w:hAnsiTheme="minorBidi"/>
+              </w:rPr>
+              <w:t>maximale</w:t>
+            </w:r>
+            <w:proofErr w:type="spellEnd"/>
+            <w:r>
+              <w:rPr>
+                <w:rFonts w:asciiTheme="minorBidi" w:hAnsiTheme="minorBidi"/>
+              </w:rPr>
+              <w:t xml:space="preserve"> </w:t>
+            </w:r>
+            <w:proofErr w:type="spellStart"/>
+            <w:r>
+              <w:rPr>
+                <w:rFonts w:asciiTheme="minorBidi" w:hAnsiTheme="minorBidi"/>
+              </w:rPr>
+              <w:t>atteinte</w:t>
+            </w:r>
+            <w:proofErr w:type="spellEnd"/>
+          </w:p>
+        </w:tc>
+        <w:tc>
+          <w:tcPr>
+            <w:tcW w:w="0" w:type="auto"/>
+            <w:hideMark/>
+          </w:tcPr>
+          <w:p>
+            <w:pPr>
+              <w:spacing w:after="160" w:line="360" w:lineRule="auto"/>
+              <w:rPr>
+                <w:rFonts w:asciiTheme="minorBidi" w:hAnsiTheme="minorBidi"/>
+                <w:lang w:val="fr-FR"/>
+              </w:rPr>
+            </w:pPr>
+            <w:r>
+              <w:rPr>
+                <w:rFonts w:asciiTheme="minorBidi" w:hAnsiTheme="minorBidi"/>
+                <w:lang w:val="fr-FR"/>
+              </w:rPr>
+              <w:t>Entre 20 et 33 km/h selon intensité</w:t>
+            </w:r>
+          </w:p>
+        </w:tc>
+      </w:tr>
+      <w:tr>
+        <w:tc>
+          <w:tcPr>
+            <w:tcW w:w="0" w:type="auto"/>
+            <w:hideMark/>
+          </w:tcPr>
+          <w:p>
+            <w:pPr>
+              <w:spacing w:after="160" w:line="360" w:lineRule="auto"/>
+              <w:rPr>
+                <w:rFonts w:asciiTheme="minorBidi" w:hAnsiTheme="minorBidi"/>
+                <w:b/>
+                <w:bCs/>
+              </w:rPr>
+            </w:pPr>
+            <w:proofErr w:type="spellStart"/>
+            <w:r>
+              <w:rPr>
+                <w:rFonts w:asciiTheme="minorBidi" w:hAnsiTheme="minorBidi"/>
+                <w:b/>
+                <w:bCs/>
+              </w:rPr>
+              <w:t>Type_Exercice</w:t>
+            </w:r>
+            <w:proofErr w:type="spellEnd"/>
+          </w:p>
+        </w:tc>
+        <w:tc>
+          <w:tcPr>
+            <w:tcW w:w="0" w:type="auto"/>
+            <w:hideMark/>
+          </w:tcPr>
+          <w:p>
+            <w:pPr>
+              <w:spacing w:after="160" w:line="360" w:lineRule="auto"/>
+              <w:jc w:val="center"/>
+              <w:rPr>
+                <w:rFonts w:asciiTheme="minorBidi" w:hAnsiTheme="minorBidi"/>
+              </w:rPr>
+            </w:pPr>
+            <w:r>
+              <w:rPr>
+                <w:rFonts w:asciiTheme="minorBidi" w:hAnsiTheme="minorBidi"/>
+              </w:rPr>
+              <w:t>Texte</w:t>
+            </w:r>
+          </w:p>
+        </w:tc>
+        <w:tc>
+          <w:tcPr>
+            <w:tcW w:w="0" w:type="auto"/>
+            <w:hideMark/>
+          </w:tcPr>
+          <w:p>
+            <w:pPr>
+              <w:spacing w:after="160" w:line="360" w:lineRule="auto"/>
+              <w:rPr>
+                <w:rFonts w:asciiTheme="minorBidi" w:hAnsiTheme="minorBidi"/>
+                <w:lang w:val="fr-FR"/>
+              </w:rPr>
+            </w:pPr>
+            <w:r>
+              <w:rPr>
+                <w:rFonts w:asciiTheme="minorBidi" w:hAnsiTheme="minorBidi"/>
+                <w:lang w:val="fr-FR"/>
+              </w:rPr>
+              <w:t xml:space="preserve">Endurance, Sprint, Technique, </w:t>
+            </w:r>
+            <w:r>
+              <w:rPr>
+                <w:rFonts w:asciiTheme="minorBidi" w:hAnsiTheme="minorBidi"/>
+                <w:lang w:val="fr-FR"/>
+              </w:rPr>
+              <w:lastRenderedPageBreak/>
+              <w:t>Match d’entraînement</w:t>
+            </w:r>
+          </w:p>
+        </w:tc>
+        <w:tc>
+          <w:tcPr>
+            <w:tcW w:w="0" w:type="auto"/>
+            <w:hideMark/>
+          </w:tcPr>
+          <w:p>
+            <w:pPr>
+              <w:spacing w:after="160" w:line="360" w:lineRule="auto"/>
+              <w:rPr>
+                <w:rFonts w:asciiTheme="minorBidi" w:hAnsiTheme="minorBidi"/>
+              </w:rPr>
+            </w:pPr>
+            <w:proofErr w:type="spellStart"/>
+            <w:r>
+              <w:rPr>
+                <w:rFonts w:asciiTheme="minorBidi" w:hAnsiTheme="minorBidi"/>
+              </w:rPr>
+              <w:lastRenderedPageBreak/>
+              <w:t>Choisi</w:t>
+            </w:r>
+            <w:proofErr w:type="spellEnd"/>
+            <w:r>
+              <w:rPr>
+                <w:rFonts w:asciiTheme="minorBidi" w:hAnsiTheme="minorBidi"/>
+              </w:rPr>
+              <w:t xml:space="preserve"> </w:t>
+            </w:r>
+            <w:proofErr w:type="spellStart"/>
+            <w:r>
+              <w:rPr>
+                <w:rFonts w:asciiTheme="minorBidi" w:hAnsiTheme="minorBidi"/>
+              </w:rPr>
+              <w:t>aléatoirement</w:t>
+            </w:r>
+            <w:proofErr w:type="spellEnd"/>
+          </w:p>
+        </w:tc>
+      </w:tr>
+      <w:tr>
+        <w:tc>
+          <w:tcPr>
+            <w:tcW w:w="0" w:type="auto"/>
+            <w:hideMark/>
+          </w:tcPr>
+          <w:p>
+            <w:pPr>
+              <w:spacing w:after="160" w:line="360" w:lineRule="auto"/>
+              <w:rPr>
+                <w:rFonts w:asciiTheme="minorBidi" w:hAnsiTheme="minorBidi"/>
+                <w:b/>
+                <w:bCs/>
+              </w:rPr>
+            </w:pPr>
+            <w:proofErr w:type="spellStart"/>
+            <w:r>
+              <w:rPr>
+                <w:rFonts w:asciiTheme="minorBidi" w:hAnsiTheme="minorBidi"/>
+                <w:b/>
+                <w:bCs/>
+              </w:rPr>
+              <w:t>Catégorie</w:t>
+            </w:r>
+            <w:proofErr w:type="spellEnd"/>
+          </w:p>
+        </w:tc>
+        <w:tc>
+          <w:tcPr>
+            <w:tcW w:w="0" w:type="auto"/>
+            <w:hideMark/>
+          </w:tcPr>
+          <w:p>
+            <w:pPr>
+              <w:spacing w:after="160" w:line="360" w:lineRule="auto"/>
+              <w:jc w:val="center"/>
+              <w:rPr>
+                <w:rFonts w:asciiTheme="minorBidi" w:hAnsiTheme="minorBidi"/>
+              </w:rPr>
+            </w:pPr>
+            <w:r>
+              <w:rPr>
+                <w:rFonts w:asciiTheme="minorBidi" w:hAnsiTheme="minorBidi"/>
+              </w:rPr>
+              <w:t>Texte</w:t>
+            </w:r>
+          </w:p>
+        </w:tc>
+        <w:tc>
+          <w:tcPr>
+            <w:tcW w:w="0" w:type="auto"/>
+            <w:hideMark/>
+          </w:tcPr>
+          <w:p>
+            <w:pPr>
+              <w:spacing w:after="160" w:line="360" w:lineRule="auto"/>
+              <w:rPr>
+                <w:rFonts w:asciiTheme="minorBidi" w:hAnsiTheme="minorBidi"/>
+              </w:rPr>
+            </w:pPr>
+            <w:proofErr w:type="spellStart"/>
+            <w:r>
+              <w:rPr>
+                <w:rFonts w:asciiTheme="minorBidi" w:hAnsiTheme="minorBidi"/>
+              </w:rPr>
+              <w:t>Catégorie</w:t>
+            </w:r>
+            <w:proofErr w:type="spellEnd"/>
+            <w:r>
+              <w:rPr>
+                <w:rFonts w:asciiTheme="minorBidi" w:hAnsiTheme="minorBidi"/>
+              </w:rPr>
+              <w:t xml:space="preserve"> du </w:t>
+            </w:r>
+            <w:proofErr w:type="spellStart"/>
+            <w:r>
+              <w:rPr>
+                <w:rFonts w:asciiTheme="minorBidi" w:hAnsiTheme="minorBidi"/>
+              </w:rPr>
+              <w:t>joueur</w:t>
+            </w:r>
+            <w:proofErr w:type="spellEnd"/>
+          </w:p>
+        </w:tc>
+        <w:tc>
+          <w:tcPr>
+            <w:tcW w:w="0" w:type="auto"/>
+            <w:hideMark/>
+          </w:tcPr>
+          <w:p>
+            <w:pPr>
+              <w:spacing w:after="160" w:line="360" w:lineRule="auto"/>
+              <w:rPr>
+                <w:rFonts w:asciiTheme="minorBidi" w:hAnsiTheme="minorBidi"/>
+              </w:rPr>
+            </w:pPr>
+            <w:proofErr w:type="spellStart"/>
+            <w:r>
+              <w:rPr>
+                <w:rFonts w:asciiTheme="minorBidi" w:hAnsiTheme="minorBidi"/>
+              </w:rPr>
+              <w:t>Récupérée</w:t>
+            </w:r>
+            <w:proofErr w:type="spellEnd"/>
+            <w:r>
+              <w:rPr>
+                <w:rFonts w:asciiTheme="minorBidi" w:hAnsiTheme="minorBidi"/>
+              </w:rPr>
+              <w:t xml:space="preserve"> </w:t>
+            </w:r>
+            <w:proofErr w:type="spellStart"/>
+            <w:r>
+              <w:rPr>
+                <w:rFonts w:asciiTheme="minorBidi" w:hAnsiTheme="minorBidi"/>
+              </w:rPr>
+              <w:t>depuis</w:t>
+            </w:r>
+            <w:proofErr w:type="spellEnd"/>
+            <w:r>
+              <w:rPr>
+                <w:rFonts w:asciiTheme="minorBidi" w:hAnsiTheme="minorBidi"/>
+              </w:rPr>
+              <w:t xml:space="preserve"> joueurs.csv</w:t>
+            </w:r>
+          </w:p>
+        </w:tc>
+      </w:tr>
+      <w:tr>
+        <w:tc>
+          <w:tcPr>
+            <w:tcW w:w="0" w:type="auto"/>
+            <w:hideMark/>
+          </w:tcPr>
+          <w:p>
+            <w:pPr>
+              <w:spacing w:after="160" w:line="360" w:lineRule="auto"/>
+              <w:rPr>
+                <w:rFonts w:asciiTheme="minorBidi" w:hAnsiTheme="minorBidi"/>
+                <w:b/>
+                <w:bCs/>
+              </w:rPr>
+            </w:pPr>
+            <w:r>
+              <w:rPr>
+                <w:rFonts w:asciiTheme="minorBidi" w:hAnsiTheme="minorBidi"/>
+                <w:b/>
+                <w:bCs/>
+              </w:rPr>
+              <w:t>Saison</w:t>
+            </w:r>
+          </w:p>
+        </w:tc>
+        <w:tc>
+          <w:tcPr>
+            <w:tcW w:w="0" w:type="auto"/>
+            <w:hideMark/>
+          </w:tcPr>
+          <w:p>
+            <w:pPr>
+              <w:spacing w:after="160" w:line="360" w:lineRule="auto"/>
+              <w:jc w:val="center"/>
+              <w:rPr>
+                <w:rFonts w:asciiTheme="minorBidi" w:hAnsiTheme="minorBidi"/>
+              </w:rPr>
+            </w:pPr>
+            <w:r>
+              <w:rPr>
+                <w:rFonts w:asciiTheme="minorBidi" w:hAnsiTheme="minorBidi"/>
+              </w:rPr>
+              <w:t>Texte</w:t>
+            </w:r>
+          </w:p>
+        </w:tc>
+        <w:tc>
+          <w:tcPr>
+            <w:tcW w:w="0" w:type="auto"/>
+            <w:hideMark/>
+          </w:tcPr>
+          <w:p>
+            <w:pPr>
+              <w:spacing w:after="160" w:line="360" w:lineRule="auto"/>
+              <w:rPr>
+                <w:rFonts w:asciiTheme="minorBidi" w:hAnsiTheme="minorBidi"/>
+                <w:lang w:val="fr-FR"/>
+              </w:rPr>
+            </w:pPr>
+            <w:r>
+              <w:rPr>
+                <w:rFonts w:asciiTheme="minorBidi" w:hAnsiTheme="minorBidi"/>
+                <w:lang w:val="fr-FR"/>
+              </w:rPr>
+              <w:t>Saison à laquelle appartient la séance</w:t>
+            </w:r>
+          </w:p>
+        </w:tc>
+        <w:tc>
+          <w:tcPr>
+            <w:tcW w:w="0" w:type="auto"/>
+            <w:hideMark/>
+          </w:tcPr>
+          <w:p>
+            <w:pPr>
+              <w:spacing w:after="160" w:line="360" w:lineRule="auto"/>
+              <w:rPr>
+                <w:rFonts w:asciiTheme="minorBidi" w:hAnsiTheme="minorBidi"/>
+              </w:rPr>
+            </w:pPr>
+            <w:r>
+              <w:rPr>
+                <w:rFonts w:asciiTheme="minorBidi" w:hAnsiTheme="minorBidi"/>
+              </w:rPr>
+              <w:t>2022-2023, 2023-2024, 2024-2025</w:t>
+            </w:r>
+          </w:p>
+        </w:tc>
+      </w:tr>
+    </w:tbl>
+    <w:p>
+      <w:pPr>
+        <w:pStyle w:val="Heading2"/>
+        <w:spacing w:before="360" w:after="200"/>
+        <w:rPr>
+          <w:rFonts w:asciiTheme="minorBidi" w:hAnsiTheme="minorBidi" w:cstheme="minorBidi"/>
+          <w:b/>
+          <w:bCs/>
+          <w:lang w:val="fr-FR"/>
+        </w:rPr>
+      </w:pPr>
+      <w:bookmarkStart w:id="79" w:name="_Toc196837316"/>
+      <w:r>
+        <w:rPr>
+          <w:rFonts w:asciiTheme="minorBidi" w:hAnsiTheme="minorBidi" w:cstheme="minorBidi"/>
+          <w:b/>
+          <w:bCs/>
+          <w:lang w:val="fr-FR"/>
+        </w:rPr>
+        <w:t>Règles de Génération :</w:t>
+      </w:r>
+      <w:bookmarkEnd w:id="79"/>
+    </w:p>
+    <w:p>
+      <w:pPr>
+        <w:pStyle w:val="ListParagraph"/>
+        <w:numPr>
+          <w:ilvl w:val="0"/>
+          <w:numId w:val="52"/>
+        </w:numPr>
+        <w:spacing w:line="360" w:lineRule="auto"/>
+        <w:rPr>
+          <w:rFonts w:asciiTheme="minorBidi" w:hAnsiTheme="minorBidi"/>
+        </w:rPr>
+      </w:pPr>
+      <w:bookmarkStart w:id="80" w:name="_Toc196837317"/>
+      <w:proofErr w:type="spellStart"/>
+      <w:r>
+        <w:rPr>
+          <w:rStyle w:val="Heading3Char"/>
+          <w:rFonts w:asciiTheme="minorBidi" w:hAnsiTheme="minorBidi" w:cstheme="minorBidi"/>
+          <w:b/>
+          <w:bCs/>
+          <w:color w:val="auto"/>
+        </w:rPr>
+        <w:t>Période</w:t>
+      </w:r>
+      <w:proofErr w:type="spellEnd"/>
+      <w:r>
+        <w:rPr>
+          <w:rStyle w:val="Heading3Char"/>
+          <w:rFonts w:asciiTheme="minorBidi" w:hAnsiTheme="minorBidi" w:cstheme="minorBidi"/>
+          <w:b/>
+          <w:bCs/>
+          <w:color w:val="auto"/>
+        </w:rPr>
+        <w:t xml:space="preserve"> de </w:t>
+      </w:r>
+      <w:proofErr w:type="gramStart"/>
+      <w:r>
+        <w:rPr>
+          <w:rStyle w:val="Heading3Char"/>
+          <w:rFonts w:asciiTheme="minorBidi" w:hAnsiTheme="minorBidi" w:cstheme="minorBidi"/>
+          <w:b/>
+          <w:bCs/>
+          <w:color w:val="auto"/>
+        </w:rPr>
+        <w:t>simulation :</w:t>
+      </w:r>
+      <w:bookmarkEnd w:id="80"/>
+      <w:proofErr w:type="gramEnd"/>
+    </w:p>
+    <w:p>
+      <w:pPr>
+        <w:numPr>
+          <w:ilvl w:val="1"/>
+          <w:numId w:val="53"/>
+        </w:numPr>
+        <w:spacing w:line="360" w:lineRule="auto"/>
+        <w:rPr>
+          <w:rFonts w:asciiTheme="minorBidi" w:hAnsiTheme="minorBidi"/>
+          <w:lang w:val="fr-FR"/>
+        </w:rPr>
+      </w:pPr>
+      <w:r>
+        <w:rPr>
+          <w:rFonts w:asciiTheme="minorBidi" w:hAnsiTheme="minorBidi"/>
+          <w:lang w:val="fr-FR"/>
+        </w:rPr>
+        <w:t>1 mois avant la saison (préparation) + toute la saison</w:t>
+      </w:r>
+    </w:p>
+    <w:p>
+      <w:pPr>
+        <w:numPr>
+          <w:ilvl w:val="1"/>
+          <w:numId w:val="53"/>
+        </w:numPr>
+        <w:spacing w:line="360" w:lineRule="auto"/>
+        <w:rPr>
+          <w:rFonts w:asciiTheme="minorBidi" w:hAnsiTheme="minorBidi"/>
+          <w:lang w:val="fr-FR"/>
+        </w:rPr>
+      </w:pPr>
+      <w:r>
+        <w:rPr>
+          <w:rFonts w:asciiTheme="minorBidi" w:hAnsiTheme="minorBidi"/>
+          <w:lang w:val="fr-FR"/>
+        </w:rPr>
+        <w:t xml:space="preserve">Pas d'entraînement le weekend et </w:t>
+      </w:r>
+      <w:r>
+        <w:rPr>
+          <w:rFonts w:asciiTheme="minorBidi" w:hAnsiTheme="minorBidi"/>
+          <w:b/>
+          <w:bCs/>
+          <w:lang w:val="fr-FR"/>
+        </w:rPr>
+        <w:t>pas de séance les jours de match</w:t>
+      </w:r>
+    </w:p>
+    <w:p>
+      <w:pPr>
+        <w:pStyle w:val="ListParagraph"/>
+        <w:numPr>
+          <w:ilvl w:val="0"/>
+          <w:numId w:val="52"/>
+        </w:numPr>
+        <w:spacing w:line="360" w:lineRule="auto"/>
+        <w:rPr>
+          <w:rFonts w:asciiTheme="minorBidi" w:hAnsiTheme="minorBidi"/>
+        </w:rPr>
+      </w:pPr>
+      <w:bookmarkStart w:id="81" w:name="_Toc196837318"/>
+      <w:proofErr w:type="spellStart"/>
+      <w:proofErr w:type="gramStart"/>
+      <w:r>
+        <w:rPr>
+          <w:rStyle w:val="Heading3Char"/>
+          <w:rFonts w:asciiTheme="minorBidi" w:hAnsiTheme="minorBidi" w:cstheme="minorBidi"/>
+          <w:b/>
+          <w:bCs/>
+          <w:color w:val="auto"/>
+        </w:rPr>
+        <w:t>Fréquence</w:t>
+      </w:r>
+      <w:proofErr w:type="spellEnd"/>
+      <w:r>
+        <w:rPr>
+          <w:rStyle w:val="Heading3Char"/>
+          <w:rFonts w:asciiTheme="minorBidi" w:hAnsiTheme="minorBidi" w:cstheme="minorBidi"/>
+          <w:b/>
+          <w:bCs/>
+          <w:color w:val="auto"/>
+        </w:rPr>
+        <w:t xml:space="preserve"> :</w:t>
+      </w:r>
+      <w:bookmarkEnd w:id="81"/>
+      <w:proofErr w:type="gramEnd"/>
+    </w:p>
+    <w:p>
+      <w:pPr>
+        <w:numPr>
+          <w:ilvl w:val="1"/>
+          <w:numId w:val="53"/>
+        </w:numPr>
+        <w:spacing w:line="360" w:lineRule="auto"/>
+        <w:rPr>
+          <w:rFonts w:asciiTheme="minorBidi" w:hAnsiTheme="minorBidi"/>
+          <w:lang w:val="fr-FR"/>
+        </w:rPr>
+      </w:pPr>
+      <w:r>
+        <w:rPr>
+          <w:rFonts w:asciiTheme="minorBidi" w:hAnsiTheme="minorBidi"/>
+          <w:lang w:val="fr-FR"/>
+        </w:rPr>
+        <w:t>2 à 4 séances / semaine par joueur (aléatoire)</w:t>
+      </w:r>
+    </w:p>
+    <w:p>
+      <w:pPr>
+        <w:numPr>
+          <w:ilvl w:val="1"/>
+          <w:numId w:val="53"/>
+        </w:numPr>
+        <w:spacing w:line="360" w:lineRule="auto"/>
+        <w:rPr>
+          <w:rFonts w:asciiTheme="minorBidi" w:hAnsiTheme="minorBidi"/>
+          <w:lang w:val="fr-FR"/>
+        </w:rPr>
+      </w:pPr>
+      <w:r>
+        <w:rPr>
+          <w:rFonts w:asciiTheme="minorBidi" w:hAnsiTheme="minorBidi"/>
+          <w:lang w:val="fr-FR"/>
+        </w:rPr>
+        <w:t>80–90% de participation des joueurs chaque jour (simule les absences)</w:t>
+      </w:r>
+    </w:p>
+    <w:p>
+      <w:pPr>
+        <w:pStyle w:val="ListParagraph"/>
+        <w:numPr>
+          <w:ilvl w:val="0"/>
+          <w:numId w:val="52"/>
+        </w:numPr>
+        <w:spacing w:line="360" w:lineRule="auto"/>
+        <w:rPr>
+          <w:rFonts w:asciiTheme="minorBidi" w:hAnsiTheme="minorBidi"/>
+        </w:rPr>
+      </w:pPr>
+      <w:bookmarkStart w:id="82" w:name="_Toc196837319"/>
+      <w:r>
+        <w:rPr>
+          <w:rStyle w:val="Heading3Char"/>
+          <w:rFonts w:asciiTheme="minorBidi" w:hAnsiTheme="minorBidi" w:cstheme="minorBidi"/>
+          <w:b/>
+          <w:bCs/>
+          <w:color w:val="auto"/>
+        </w:rPr>
+        <w:t xml:space="preserve">Données </w:t>
+      </w:r>
+      <w:proofErr w:type="spellStart"/>
+      <w:r>
+        <w:rPr>
+          <w:rStyle w:val="Heading3Char"/>
+          <w:rFonts w:asciiTheme="minorBidi" w:hAnsiTheme="minorBidi" w:cstheme="minorBidi"/>
+          <w:b/>
+          <w:bCs/>
+          <w:color w:val="auto"/>
+        </w:rPr>
+        <w:t>simulées</w:t>
+      </w:r>
+      <w:proofErr w:type="spellEnd"/>
+      <w:r>
+        <w:rPr>
+          <w:rStyle w:val="Heading3Char"/>
+          <w:rFonts w:asciiTheme="minorBidi" w:hAnsiTheme="minorBidi" w:cstheme="minorBidi"/>
+          <w:b/>
+          <w:bCs/>
+          <w:color w:val="auto"/>
+        </w:rPr>
+        <w:t xml:space="preserve"> </w:t>
+      </w:r>
+      <w:proofErr w:type="spellStart"/>
+      <w:proofErr w:type="gramStart"/>
+      <w:r>
+        <w:rPr>
+          <w:rStyle w:val="Heading3Char"/>
+          <w:rFonts w:asciiTheme="minorBidi" w:hAnsiTheme="minorBidi" w:cstheme="minorBidi"/>
+          <w:b/>
+          <w:bCs/>
+          <w:color w:val="auto"/>
+        </w:rPr>
+        <w:t>dynamiquement</w:t>
+      </w:r>
+      <w:proofErr w:type="spellEnd"/>
+      <w:r>
+        <w:rPr>
+          <w:rStyle w:val="Heading3Char"/>
+          <w:rFonts w:asciiTheme="minorBidi" w:hAnsiTheme="minorBidi" w:cstheme="minorBidi"/>
+          <w:b/>
+          <w:bCs/>
+          <w:color w:val="auto"/>
+        </w:rPr>
+        <w:t xml:space="preserve"> :</w:t>
+      </w:r>
+      <w:bookmarkEnd w:id="82"/>
+      <w:proofErr w:type="gramEnd"/>
+    </w:p>
+    <w:p>
+      <w:pPr>
+        <w:numPr>
+          <w:ilvl w:val="1"/>
+          <w:numId w:val="53"/>
+        </w:numPr>
+        <w:tabs>
+          <w:tab w:val="clear" w:pos="1440"/>
+        </w:tabs>
+        <w:spacing w:line="360" w:lineRule="auto"/>
+        <w:rPr>
+          <w:rFonts w:asciiTheme="minorBidi" w:hAnsiTheme="minorBidi"/>
+          <w:lang w:val="fr-FR"/>
+        </w:rPr>
+      </w:pPr>
+      <w:r>
+        <w:rPr>
+          <w:rFonts w:asciiTheme="minorBidi" w:hAnsiTheme="minorBidi"/>
+          <w:lang w:val="fr-FR"/>
+        </w:rPr>
+        <w:t xml:space="preserve">Distance et </w:t>
+      </w:r>
+      <w:proofErr w:type="spellStart"/>
+      <w:r>
+        <w:rPr>
+          <w:rFonts w:asciiTheme="minorBidi" w:hAnsiTheme="minorBidi"/>
+          <w:lang w:val="fr-FR"/>
+        </w:rPr>
+        <w:t>Sprint_Max</w:t>
+      </w:r>
+      <w:proofErr w:type="spellEnd"/>
+      <w:r>
+        <w:rPr>
+          <w:rFonts w:asciiTheme="minorBidi" w:hAnsiTheme="minorBidi"/>
+          <w:lang w:val="fr-FR"/>
+        </w:rPr>
+        <w:t xml:space="preserve"> </w:t>
+      </w:r>
+      <w:proofErr w:type="gramStart"/>
+      <w:r>
+        <w:rPr>
+          <w:rFonts w:asciiTheme="minorBidi" w:hAnsiTheme="minorBidi"/>
+          <w:lang w:val="fr-FR"/>
+        </w:rPr>
+        <w:t>dépendent</w:t>
+      </w:r>
+      <w:proofErr w:type="gramEnd"/>
+      <w:r>
+        <w:rPr>
+          <w:rFonts w:asciiTheme="minorBidi" w:hAnsiTheme="minorBidi"/>
+          <w:lang w:val="fr-FR"/>
+        </w:rPr>
+        <w:t xml:space="preserve"> de l’intensité</w:t>
+      </w:r>
+    </w:p>
+    <w:p>
+      <w:pPr>
+        <w:numPr>
+          <w:ilvl w:val="1"/>
+          <w:numId w:val="53"/>
+        </w:numPr>
+        <w:tabs>
+          <w:tab w:val="clear" w:pos="1440"/>
+        </w:tabs>
+        <w:spacing w:line="360" w:lineRule="auto"/>
+        <w:rPr>
+          <w:rFonts w:asciiTheme="minorBidi" w:hAnsiTheme="minorBidi"/>
+          <w:lang w:val="fr-FR"/>
+        </w:rPr>
+      </w:pPr>
+      <w:r>
+        <w:rPr>
+          <w:rFonts w:asciiTheme="minorBidi" w:hAnsiTheme="minorBidi"/>
+          <w:lang w:val="fr-FR"/>
+        </w:rPr>
+        <w:t>Exemple : intensité = Élevée → distance &gt; 7.5 km et sprint &gt; 30 km/h</w:t>
+      </w:r>
+    </w:p>
+    <w:p>
+      <w:pPr>
+        <w:pStyle w:val="Heading2"/>
+        <w:spacing w:before="360" w:after="200"/>
+        <w:rPr>
+          <w:rFonts w:asciiTheme="minorBidi" w:hAnsiTheme="minorBidi" w:cstheme="minorBidi"/>
+          <w:b/>
+          <w:bCs/>
+        </w:rPr>
+      </w:pPr>
+      <w:bookmarkStart w:id="83" w:name="_Toc196837320"/>
+    </w:p>
+    <w:p>
+      <w:pPr>
+        <w:pStyle w:val="Heading2"/>
+        <w:spacing w:before="360" w:after="200"/>
+        <w:rPr>
+          <w:rFonts w:asciiTheme="minorBidi" w:hAnsiTheme="minorBidi" w:cstheme="minorBidi"/>
+          <w:b/>
+          <w:bCs/>
+        </w:rPr>
+      </w:pPr>
+      <w:proofErr w:type="spellStart"/>
+      <w:r>
+        <w:rPr>
+          <w:rFonts w:asciiTheme="minorBidi" w:hAnsiTheme="minorBidi" w:cstheme="minorBidi"/>
+          <w:b/>
+          <w:bCs/>
+        </w:rPr>
+        <w:t>Exemple</w:t>
+      </w:r>
+      <w:proofErr w:type="spellEnd"/>
+      <w:r>
+        <w:rPr>
+          <w:rFonts w:asciiTheme="minorBidi" w:hAnsiTheme="minorBidi" w:cstheme="minorBidi"/>
+          <w:b/>
+          <w:bCs/>
+        </w:rPr>
+        <w:t xml:space="preserve"> de Données </w:t>
+      </w:r>
+      <w:proofErr w:type="spellStart"/>
+      <w:r>
+        <w:rPr>
+          <w:rFonts w:asciiTheme="minorBidi" w:hAnsiTheme="minorBidi" w:cstheme="minorBidi"/>
+          <w:b/>
+          <w:bCs/>
+        </w:rPr>
+        <w:t>Générées</w:t>
+      </w:r>
+      <w:proofErr w:type="spellEnd"/>
+      <w:r>
+        <w:rPr>
+          <w:rFonts w:asciiTheme="minorBidi" w:hAnsiTheme="minorBidi" w:cstheme="minorBidi"/>
+          <w:b/>
+          <w:bCs/>
+        </w:rPr>
+        <w:t>:</w:t>
+      </w:r>
+      <w:bookmarkEnd w:id="83"/>
+    </w:p>
+    <w:p/>
+    <w:p>
+      <w:pPr>
+        <w:spacing w:line="360" w:lineRule="auto"/>
+        <w:rPr>
+          <w:rFonts w:asciiTheme="minorBidi" w:hAnsiTheme="minorBidi"/>
+          <w:lang w:val="fr-FR"/>
+        </w:rPr>
+      </w:pPr>
+      <w:r>
+        <w:rPr>
+          <w:rFonts w:asciiTheme="minorBidi" w:hAnsiTheme="minorBidi"/>
+          <w:lang w:val="fr-FR"/>
+        </w:rPr>
+        <w:lastRenderedPageBreak/>
+        <w:drawing>
+          <wp:inline distT="0" distB="0" distL="0" distR="0" wp14:anchorId="63CBC1B2" wp14:editId="63020697">
+            <wp:extent cx="5972810" cy="3545840"/>
+            <wp:effectExtent l="19050" t="19050" r="27940" b="16510"/>
+            <wp:docPr id="1236742776" name="Picture 1"/>
+            <wp:cNvGraphicFramePr>
+              <a:graphicFrameLocks xmlns:a="http://schemas.openxmlformats.org/drawingml/2006/main" noChangeAspect="1"/>
+            </wp:cNvGraphicFramePr>
+            <a:graphic xmlns:a="http://schemas.openxmlformats.org/drawingml/2006/main">
+              <a:graphicData uri="http://schemas.openxmlformats.org/drawingml/2006/picture">
+                <pic:pic xmlns:pic="http://schemas.openxmlformats.org/drawingml/2006/picture">
+                  <pic:nvPicPr>
+                    <pic:cNvPr id="1236742776" name=""/>
+                    <pic:cNvPicPr/>
+                  </pic:nvPicPr>
+                  <pic:blipFill>
+                    <a:blip r:embed="rId38"/>
+                    <a:stretch>
+                      <a:fillRect/>
+                    </a:stretch>
+                  </pic:blipFill>
+                  <pic:spPr>
+                    <a:xfrm>
+                      <a:off x="0" y="0"/>
+                      <a:ext cx="5972810" cy="3545840"/>
+                    </a:xfrm>
+                    <a:prstGeom prst="rect">
+                      <a:avLst/>
+                    </a:prstGeom>
+                    <a:ln>
+                      <a:solidFill>
+                        <a:schemeClr val="tx1"/>
+                      </a:solidFill>
+                    </a:ln>
+                  </pic:spPr>
+                </pic:pic>
+              </a:graphicData>
+            </a:graphic>
+          </wp:inline>
+        </w:drawing>
+      </w:r>
+    </w:p>
+    <w:p>
+      <w:pPr>
+        <w:pStyle w:val="Heading1"/>
+        <w:spacing w:before="480" w:after="240"/>
+        <w:rPr>
+          <w:rFonts w:asciiTheme="minorBidi" w:hAnsiTheme="minorBidi" w:cstheme="minorBidi"/>
+          <w:b/>
+          <w:bCs/>
+          <w:u w:val="single"/>
+          <w:lang w:val="fr-FR"/>
+        </w:rPr>
+      </w:pPr>
+    </w:p>
+    <w:p>
+      <w:pPr>
+        <w:rPr>
+          <w:lang w:val="fr-FR"/>
+        </w:rPr>
+      </w:pPr>
+    </w:p>
+    <w:p>
+      <w:pPr>
+        <w:rPr>
+          <w:lang w:val="fr-FR"/>
+        </w:rPr>
+      </w:pPr>
+    </w:p>
+    <w:p>
+      <w:pPr>
+        <w:rPr>
+          <w:lang w:val="fr-FR"/>
+        </w:rPr>
+      </w:pPr>
+    </w:p>
+    <w:p>
+      <w:pPr>
+        <w:rPr>
+          <w:lang w:val="fr-FR"/>
+        </w:rPr>
+      </w:pPr>
+    </w:p>
+    <w:p>
+      <w:pPr>
+        <w:rPr>
+          <w:lang w:val="fr-FR"/>
+        </w:rPr>
+      </w:pPr>
+    </w:p>
+    <w:p>
+      <w:pPr>
+        <w:rPr>
+          <w:lang w:val="fr-FR"/>
+        </w:rPr>
+      </w:pPr>
+    </w:p>
+    <w:p>
+      <w:pPr>
+        <w:rPr>
+          <w:lang w:val="fr-FR"/>
+        </w:rPr>
+      </w:pPr>
+    </w:p>
+    <w:p>
+      <w:pPr>
+        <w:rPr>
+          <w:lang w:val="fr-FR"/>
+        </w:rPr>
+      </w:pPr>
+    </w:p>
+    <w:p>
+      <w:pPr>
+        <w:rPr>
+          <w:lang w:val="fr-FR"/>
+        </w:rPr>
+      </w:pPr>
+    </w:p>
+    <w:p>
+      <w:pPr>
+        <w:pStyle w:val="Heading1"/>
+        <w:spacing w:before="480" w:after="240"/>
+        <w:rPr>
+          <w:rFonts w:asciiTheme="minorBidi" w:hAnsiTheme="minorBidi" w:cstheme="minorBidi"/>
+          <w:b/>
+          <w:bCs/>
+          <w:u w:val="single"/>
+          <w:lang w:val="fr-FR"/>
+        </w:rPr>
+      </w:pPr>
+      <w:bookmarkStart w:id="84" w:name="_Toc196837321"/>
       <w:r>
         <w:rPr>
           <w:rFonts w:asciiTheme="minorBidi" w:hAnsiTheme="minorBidi" w:cstheme="minorBidi"/>
@@ -35153,7 +39548,7 @@
         <w:lastRenderedPageBreak/>
         <w:t>Schéma Relationnel :</w:t>
       </w:r>
-      <w:bookmarkEnd w:id="73"/>
+      <w:bookmarkEnd w:id="84"/>
     </w:p>
     <w:p>
       <w:pPr>
@@ -35202,28 +39597,6 @@
         </w:rPr>
         <w:t>. Cela permet une organisation optimale des données et facilite l’analyse des performances et de l’état des joueurs.</w:t>
       </w:r>
-    </w:p>
-    <w:p>
-      <w:pPr>
-        <w:pStyle w:val="ListParagraph"/>
-        <w:rPr>
-          <w:rFonts w:asciiTheme="minorBidi" w:hAnsiTheme="minorBidi"/>
-          <w:b/>
-          <w:bCs/>
-          <w:lang w:val="fr-FR"/>
-        </w:rPr>
-      </w:pPr>
-    </w:p>
-    <w:p>
-      <w:pPr>
-        <w:pStyle w:val="ListParagraph"/>
-        <w:rPr>
-          <w:rFonts w:asciiTheme="minorBidi" w:hAnsiTheme="minorBidi"/>
-          <w:b/>
-          <w:bCs/>
-          <w:lang w:val="fr-FR"/>
-        </w:rPr>
-      </w:pPr>
     </w:p>
     <w:p>
       <w:pPr>
@@ -35256,7 +39629,7 @@
                     <pic:cNvPicPr/>
                   </pic:nvPicPr>
                   <pic:blipFill>
-                    <a:blip r:embed="rId37"/>
+                    <a:blip r:embed="rId39"/>
                     <a:stretch>
                       <a:fillRect/>
                     </a:stretch>
@@ -35283,7 +39656,7 @@
       </w:r>
     </w:p>
     <w:sectPr>
-      <w:footerReference w:type="default" r:id="rId38"/>
+      <w:footerReference w:type="default" r:id="rId40"/>
       <w:pgSz w:w="12240" w:h="15840"/>
       <w:pgMar w:top="1417" w:right="1417" w:bottom="1417" w:left="1417" w:header="720" w:footer="720" w:gutter="0"/>
       <w:pgNumType w:start="0"/>
@@ -35518,6 +39891,97 @@
     </w:lvl>
   </w:abstractNum>
   <w:abstractNum w:abstractNumId="1" w15:restartNumberingAfterBreak="0">
+    <w:nsid w:val="0826439E"/>
+    <w:multiLevelType w:val="hybridMultilevel"/>
+    <w:tmpl w:val="73C6D8A4"/>
+    <w:lvl w:ilvl="0" w:tplc="FFFFFFFF">
+      <w:start w:val="1"/>
+      <w:numFmt w:val="decimal"/>
+      <w:lvlText w:val="%1."/>
+      <w:lvlJc w:val="left"/>
+      <w:pPr>
+        <w:ind w:left="720" w:hanging="360"/>
+      </w:pPr>
+      <w:rPr>
+        <w:rFonts w:hint="default"/>
+      </w:rPr>
+    </w:lvl>
+    <w:lvl w:ilvl="1" w:tplc="FFFFFFFF">
+      <w:numFmt w:val="bullet"/>
+      <w:lvlText w:val=""/>
+      <w:lvlJc w:val="left"/>
+      <w:pPr>
+        <w:ind w:left="1440" w:hanging="360"/>
+      </w:pPr>
+      <w:rPr>
+        <w:rFonts w:ascii="Symbol" w:eastAsia="Times New Roman" w:hAnsi="Symbol" w:cs="Times New Roman" w:hint="default"/>
+      </w:rPr>
+    </w:lvl>
+    <w:lvl w:ilvl="2" w:tplc="FFFFFFFF" w:tentative="1">
+      <w:start w:val="1"/>
+      <w:numFmt w:val="lowerRoman"/>
+      <w:lvlText w:val="%3."/>
+      <w:lvlJc w:val="right"/>
+      <w:pPr>
+        <w:ind w:left="2160" w:hanging="180"/>
+      </w:pPr>
+    </w:lvl>
+    <w:lvl w:ilvl="3" w:tplc="FFFFFFFF" w:tentative="1">
+      <w:start w:val="1"/>
+      <w:numFmt w:val="decimal"/>
+      <w:lvlText w:val="%4."/>
+      <w:lvlJc w:val="left"/>
+      <w:pPr>
+        <w:ind w:left="2880" w:hanging="360"/>
+      </w:pPr>
+    </w:lvl>
+    <w:lvl w:ilvl="4" w:tplc="FFFFFFFF" w:tentative="1">
+      <w:start w:val="1"/>
+      <w:numFmt w:val="lowerLetter"/>
+      <w:lvlText w:val="%5."/>
+      <w:lvlJc w:val="left"/>
+      <w:pPr>
+        <w:ind w:left="3600" w:hanging="360"/>
+      </w:pPr>
+    </w:lvl>
+    <w:lvl w:ilvl="5" w:tplc="FFFFFFFF" w:tentative="1">
+      <w:start w:val="1"/>
+      <w:numFmt w:val="lowerRoman"/>
+      <w:lvlText w:val="%6."/>
+      <w:lvlJc w:val="right"/>
+      <w:pPr>
+        <w:ind w:left="4320" w:hanging="180"/>
+      </w:pPr>
+    </w:lvl>
+    <w:lvl w:ilvl="6" w:tplc="FFFFFFFF" w:tentative="1">
+      <w:start w:val="1"/>
+      <w:numFmt w:val="decimal"/>
+      <w:lvlText w:val="%7."/>
+      <w:lvlJc w:val="left"/>
+      <w:pPr>
+        <w:ind w:left="5040" w:hanging="360"/>
+      </w:pPr>
+    </w:lvl>
+    <w:lvl w:ilvl="7" w:tplc="FFFFFFFF" w:tentative="1">
+      <w:start w:val="1"/>
+      <w:numFmt w:val="lowerLetter"/>
+      <w:lvlText w:val="%8."/>
+      <w:lvlJc w:val="left"/>
+      <w:pPr>
+        <w:ind w:left="5760" w:hanging="360"/>
+      </w:pPr>
+    </w:lvl>
+    <w:lvl w:ilvl="8" w:tplc="FFFFFFFF" w:tentative="1">
+      <w:start w:val="1"/>
+      <w:numFmt w:val="lowerRoman"/>
+      <w:lvlText w:val="%9."/>
+      <w:lvlJc w:val="right"/>
+      <w:pPr>
+        <w:ind w:left="6480" w:hanging="180"/>
+      </w:pPr>
+    </w:lvl>
+  </w:abstractNum>
+  <w:abstractNum w:abstractNumId="2" w15:restartNumberingAfterBreak="0">
     <w:nsid w:val="0AA93745"/>
     <w:multiLevelType w:val="hybridMultilevel"/>
     <w:tmpl w:val="ADE80DBC"/>
@@ -35603,7 +40067,7 @@
       </w:pPr>
     </w:lvl>
   </w:abstractNum>
-  <w:abstractNum w:abstractNumId="2" w15:restartNumberingAfterBreak="0">
+  <w:abstractNum w:abstractNumId="3" w15:restartNumberingAfterBreak="0">
     <w:nsid w:val="0D330E2B"/>
     <w:multiLevelType w:val="hybridMultilevel"/>
     <w:tmpl w:val="C0B0D58C"/>
@@ -35692,7 +40156,7 @@
       </w:pPr>
     </w:lvl>
   </w:abstractNum>
-  <w:abstractNum w:abstractNumId="3" w15:restartNumberingAfterBreak="0">
+  <w:abstractNum w:abstractNumId="4" w15:restartNumberingAfterBreak="0">
     <w:nsid w:val="0DD12C83"/>
     <w:multiLevelType w:val="hybridMultilevel"/>
     <w:tmpl w:val="A1FCD7DA"/>
@@ -35778,7 +40242,98 @@
       </w:pPr>
     </w:lvl>
   </w:abstractNum>
-  <w:abstractNum w:abstractNumId="4" w15:restartNumberingAfterBreak="0">
+  <w:abstractNum w:abstractNumId="5" w15:restartNumberingAfterBreak="0">
+    <w:nsid w:val="128F3097"/>
+    <w:multiLevelType w:val="hybridMultilevel"/>
+    <w:tmpl w:val="73C6D8A4"/>
+    <w:lvl w:ilvl="0" w:tplc="FFFFFFFF">
+      <w:start w:val="1"/>
+      <w:numFmt w:val="decimal"/>
+      <w:lvlText w:val="%1."/>
+      <w:lvlJc w:val="left"/>
+      <w:pPr>
+        <w:ind w:left="720" w:hanging="360"/>
+      </w:pPr>
+      <w:rPr>
+        <w:rFonts w:hint="default"/>
+      </w:rPr>
+    </w:lvl>
+    <w:lvl w:ilvl="1" w:tplc="29923430">
+      <w:numFmt w:val="bullet"/>
+      <w:lvlText w:val=""/>
+      <w:lvlJc w:val="left"/>
+      <w:pPr>
+        <w:ind w:left="1440" w:hanging="360"/>
+      </w:pPr>
+      <w:rPr>
+        <w:rFonts w:ascii="Symbol" w:eastAsia="Times New Roman" w:hAnsi="Symbol" w:cs="Times New Roman" w:hint="default"/>
+      </w:rPr>
+    </w:lvl>
+    <w:lvl w:ilvl="2" w:tplc="FFFFFFFF" w:tentative="1">
+      <w:start w:val="1"/>
+      <w:numFmt w:val="lowerRoman"/>
+      <w:lvlText w:val="%3."/>
+      <w:lvlJc w:val="right"/>
+      <w:pPr>
+        <w:ind w:left="2160" w:hanging="180"/>
+      </w:pPr>
+    </w:lvl>
+    <w:lvl w:ilvl="3" w:tplc="FFFFFFFF" w:tentative="1">
+      <w:start w:val="1"/>
+      <w:numFmt w:val="decimal"/>
+      <w:lvlText w:val="%4."/>
+      <w:lvlJc w:val="left"/>
+      <w:pPr>
+        <w:ind w:left="2880" w:hanging="360"/>
+      </w:pPr>
+    </w:lvl>
+    <w:lvl w:ilvl="4" w:tplc="FFFFFFFF" w:tentative="1">
+      <w:start w:val="1"/>
+      <w:numFmt w:val="lowerLetter"/>
+      <w:lvlText w:val="%5."/>
+      <w:lvlJc w:val="left"/>
+      <w:pPr>
+        <w:ind w:left="3600" w:hanging="360"/>
+      </w:pPr>
+    </w:lvl>
+    <w:lvl w:ilvl="5" w:tplc="FFFFFFFF" w:tentative="1">
+      <w:start w:val="1"/>
+      <w:numFmt w:val="lowerRoman"/>
+      <w:lvlText w:val="%6."/>
+      <w:lvlJc w:val="right"/>
+      <w:pPr>
+        <w:ind w:left="4320" w:hanging="180"/>
+      </w:pPr>
+    </w:lvl>
+    <w:lvl w:ilvl="6" w:tplc="FFFFFFFF" w:tentative="1">
+      <w:start w:val="1"/>
+      <w:numFmt w:val="decimal"/>
+      <w:lvlText w:val="%7."/>
+      <w:lvlJc w:val="left"/>
+      <w:pPr>
+        <w:ind w:left="5040" w:hanging="360"/>
+      </w:pPr>
+    </w:lvl>
+    <w:lvl w:ilvl="7" w:tplc="FFFFFFFF" w:tentative="1">
+      <w:start w:val="1"/>
+      <w:numFmt w:val="lowerLetter"/>
+      <w:lvlText w:val="%8."/>
+      <w:lvlJc w:val="left"/>
+      <w:pPr>
+        <w:ind w:left="5760" w:hanging="360"/>
+      </w:pPr>
+    </w:lvl>
+    <w:lvl w:ilvl="8" w:tplc="FFFFFFFF" w:tentative="1">
+      <w:start w:val="1"/>
+      <w:numFmt w:val="lowerRoman"/>
+      <w:lvlText w:val="%9."/>
+      <w:lvlJc w:val="right"/>
+      <w:pPr>
+        <w:ind w:left="6480" w:hanging="180"/>
+      </w:pPr>
+    </w:lvl>
+  </w:abstractNum>
+  <w:abstractNum w:abstractNumId="6" w15:restartNumberingAfterBreak="0">
     <w:nsid w:val="15EF3011"/>
     <w:multiLevelType w:val="multilevel"/>
     <w:tmpl w:val="73EE0578"/>
@@ -35927,7 +40482,7 @@
       </w:rPr>
     </w:lvl>
   </w:abstractNum>
-  <w:abstractNum w:abstractNumId="5" w15:restartNumberingAfterBreak="0">
+  <w:abstractNum w:abstractNumId="7" w15:restartNumberingAfterBreak="0">
     <w:nsid w:val="195E6918"/>
     <w:multiLevelType w:val="hybridMultilevel"/>
     <w:tmpl w:val="F8D82E6A"/>
@@ -36040,7 +40595,7 @@
       </w:rPr>
     </w:lvl>
   </w:abstractNum>
-  <w:abstractNum w:abstractNumId="6" w15:restartNumberingAfterBreak="0">
+  <w:abstractNum w:abstractNumId="8" w15:restartNumberingAfterBreak="0">
     <w:nsid w:val="1DFE49A6"/>
     <w:multiLevelType w:val="hybridMultilevel"/>
     <w:tmpl w:val="42F06D72"/>
@@ -36126,7 +40681,156 @@
       </w:pPr>
     </w:lvl>
   </w:abstractNum>
-  <w:abstractNum w:abstractNumId="7" w15:restartNumberingAfterBreak="0">
+  <w:abstractNum w:abstractNumId="9" w15:restartNumberingAfterBreak="0">
+    <w:nsid w:val="1E2777D6"/>
+    <w:multiLevelType w:val="multilevel"/>
+    <w:tmpl w:val="1A0ED164"/>
+    <w:lvl w:ilvl="0">
+      <w:start w:val="1"/>
+      <w:numFmt w:val="bullet"/>
+      <w:lvlText w:val=""/>
+      <w:lvlJc w:val="left"/>
+      <w:pPr>
+        <w:tabs>
+          <w:tab w:val="num" w:pos="720"/>
+        </w:tabs>
+        <w:ind w:left="720" w:hanging="360"/>
+      </w:pPr>
+      <w:rPr>
+        <w:rFonts w:ascii="Symbol" w:hAnsi="Symbol" w:hint="default"/>
+        <w:sz w:val="20"/>
+      </w:rPr>
+    </w:lvl>
+    <w:lvl w:ilvl="1" w:tentative="1">
+      <w:start w:val="1"/>
+      <w:numFmt w:val="bullet"/>
+      <w:lvlText w:val="o"/>
+      <w:lvlJc w:val="left"/>
+      <w:pPr>
+        <w:tabs>
+          <w:tab w:val="num" w:pos="1440"/>
+        </w:tabs>
+        <w:ind w:left="1440" w:hanging="360"/>
+      </w:pPr>
+      <w:rPr>
+        <w:rFonts w:ascii="Courier New" w:hAnsi="Courier New" w:hint="default"/>
+        <w:sz w:val="20"/>
+      </w:rPr>
+    </w:lvl>
+    <w:lvl w:ilvl="2" w:tentative="1">
+      <w:start w:val="1"/>
+      <w:numFmt w:val="bullet"/>
+      <w:lvlText w:val=""/>
+      <w:lvlJc w:val="left"/>
+      <w:pPr>
+        <w:tabs>
+          <w:tab w:val="num" w:pos="2160"/>
+        </w:tabs>
+        <w:ind w:left="2160" w:hanging="360"/>
+      </w:pPr>
+      <w:rPr>
+        <w:rFonts w:ascii="Wingdings" w:hAnsi="Wingdings" w:hint="default"/>
+        <w:sz w:val="20"/>
+      </w:rPr>
+    </w:lvl>
+    <w:lvl w:ilvl="3" w:tentative="1">
+      <w:start w:val="1"/>
+      <w:numFmt w:val="bullet"/>
+      <w:lvlText w:val=""/>
+      <w:lvlJc w:val="left"/>
+      <w:pPr>
+        <w:tabs>
+          <w:tab w:val="num" w:pos="2880"/>
+        </w:tabs>
+        <w:ind w:left="2880" w:hanging="360"/>
+      </w:pPr>
+      <w:rPr>
+        <w:rFonts w:ascii="Wingdings" w:hAnsi="Wingdings" w:hint="default"/>
+        <w:sz w:val="20"/>
+      </w:rPr>
+    </w:lvl>
+    <w:lvl w:ilvl="4" w:tentative="1">
+      <w:start w:val="1"/>
+      <w:numFmt w:val="bullet"/>
+      <w:lvlText w:val=""/>
+      <w:lvlJc w:val="left"/>
+      <w:pPr>
+        <w:tabs>
+          <w:tab w:val="num" w:pos="3600"/>
+        </w:tabs>
+        <w:ind w:left="3600" w:hanging="360"/>
+      </w:pPr>
+      <w:rPr>
+        <w:rFonts w:ascii="Wingdings" w:hAnsi="Wingdings" w:hint="default"/>
+        <w:sz w:val="20"/>
+      </w:rPr>
+    </w:lvl>
+    <w:lvl w:ilvl="5" w:tentative="1">
+      <w:start w:val="1"/>
+      <w:numFmt w:val="bullet"/>
+      <w:lvlText w:val=""/>
+      <w:lvlJc w:val="left"/>
+      <w:pPr>
+        <w:tabs>
+          <w:tab w:val="num" w:pos="4320"/>
+        </w:tabs>
+        <w:ind w:left="4320" w:hanging="360"/>
+      </w:pPr>
+      <w:rPr>
+        <w:rFonts w:ascii="Wingdings" w:hAnsi="Wingdings" w:hint="default"/>
+        <w:sz w:val="20"/>
+      </w:rPr>
+    </w:lvl>
+    <w:lvl w:ilvl="6" w:tentative="1">
+      <w:start w:val="1"/>
+      <w:numFmt w:val="bullet"/>
+      <w:lvlText w:val=""/>
+      <w:lvlJc w:val="left"/>
+      <w:pPr>
+        <w:tabs>
+          <w:tab w:val="num" w:pos="5040"/>
+        </w:tabs>
+        <w:ind w:left="5040" w:hanging="360"/>
+      </w:pPr>
+      <w:rPr>
+        <w:rFonts w:ascii="Wingdings" w:hAnsi="Wingdings" w:hint="default"/>
+        <w:sz w:val="20"/>
+      </w:rPr>
+    </w:lvl>
+    <w:lvl w:ilvl="7" w:tentative="1">
+      <w:start w:val="1"/>
+      <w:numFmt w:val="bullet"/>
+      <w:lvlText w:val=""/>
+      <w:lvlJc w:val="left"/>
+      <w:pPr>
+        <w:tabs>
+          <w:tab w:val="num" w:pos="5760"/>
+        </w:tabs>
+        <w:ind w:left="5760" w:hanging="360"/>
+      </w:pPr>
+      <w:rPr>
+        <w:rFonts w:ascii="Wingdings" w:hAnsi="Wingdings" w:hint="default"/>
+        <w:sz w:val="20"/>
+      </w:rPr>
+    </w:lvl>
+    <w:lvl w:ilvl="8" w:tentative="1">
+      <w:start w:val="1"/>
+      <w:numFmt w:val="bullet"/>
+      <w:lvlText w:val=""/>
+      <w:lvlJc w:val="left"/>
+      <w:pPr>
+        <w:tabs>
+          <w:tab w:val="num" w:pos="6480"/>
+        </w:tabs>
+        <w:ind w:left="6480" w:hanging="360"/>
+      </w:pPr>
+      <w:rPr>
+        <w:rFonts w:ascii="Wingdings" w:hAnsi="Wingdings" w:hint="default"/>
+        <w:sz w:val="20"/>
+      </w:rPr>
+    </w:lvl>
+  </w:abstractNum>
+  <w:abstractNum w:abstractNumId="10" w15:restartNumberingAfterBreak="0">
     <w:nsid w:val="23842F40"/>
     <w:multiLevelType w:val="multilevel"/>
     <w:tmpl w:val="73EE0578"/>
@@ -36275,7 +40979,7 @@
       </w:rPr>
     </w:lvl>
   </w:abstractNum>
-  <w:abstractNum w:abstractNumId="8" w15:restartNumberingAfterBreak="0">
+  <w:abstractNum w:abstractNumId="11" w15:restartNumberingAfterBreak="0">
     <w:nsid w:val="255A2BEE"/>
     <w:multiLevelType w:val="hybridMultilevel"/>
     <w:tmpl w:val="F9026F8A"/>
@@ -36361,7 +41065,7 @@
       </w:pPr>
     </w:lvl>
   </w:abstractNum>
-  <w:abstractNum w:abstractNumId="9" w15:restartNumberingAfterBreak="0">
+  <w:abstractNum w:abstractNumId="12" w15:restartNumberingAfterBreak="0">
     <w:nsid w:val="25FA27FC"/>
     <w:multiLevelType w:val="hybridMultilevel"/>
     <w:tmpl w:val="5EE04F58"/>
@@ -36450,7 +41154,7 @@
       </w:pPr>
     </w:lvl>
   </w:abstractNum>
-  <w:abstractNum w:abstractNumId="10" w15:restartNumberingAfterBreak="0">
+  <w:abstractNum w:abstractNumId="13" w15:restartNumberingAfterBreak="0">
     <w:nsid w:val="2AFA6E35"/>
     <w:multiLevelType w:val="hybridMultilevel"/>
     <w:tmpl w:val="4B846A78"/>
@@ -36539,7 +41243,98 @@
       </w:pPr>
     </w:lvl>
   </w:abstractNum>
-  <w:abstractNum w:abstractNumId="11" w15:restartNumberingAfterBreak="0">
+  <w:abstractNum w:abstractNumId="14" w15:restartNumberingAfterBreak="0">
+    <w:nsid w:val="2D07324D"/>
+    <w:multiLevelType w:val="hybridMultilevel"/>
+    <w:tmpl w:val="73C6D8A4"/>
+    <w:lvl w:ilvl="0" w:tplc="FFFFFFFF">
+      <w:start w:val="1"/>
+      <w:numFmt w:val="decimal"/>
+      <w:lvlText w:val="%1."/>
+      <w:lvlJc w:val="left"/>
+      <w:pPr>
+        <w:ind w:left="720" w:hanging="360"/>
+      </w:pPr>
+      <w:rPr>
+        <w:rFonts w:hint="default"/>
+      </w:rPr>
+    </w:lvl>
+    <w:lvl w:ilvl="1" w:tplc="FFFFFFFF">
+      <w:numFmt w:val="bullet"/>
+      <w:lvlText w:val=""/>
+      <w:lvlJc w:val="left"/>
+      <w:pPr>
+        <w:ind w:left="1440" w:hanging="360"/>
+      </w:pPr>
+      <w:rPr>
+        <w:rFonts w:ascii="Symbol" w:eastAsia="Times New Roman" w:hAnsi="Symbol" w:cs="Times New Roman" w:hint="default"/>
+      </w:rPr>
+    </w:lvl>
+    <w:lvl w:ilvl="2" w:tplc="FFFFFFFF" w:tentative="1">
+      <w:start w:val="1"/>
+      <w:numFmt w:val="lowerRoman"/>
+      <w:lvlText w:val="%3."/>
+      <w:lvlJc w:val="right"/>
+      <w:pPr>
+        <w:ind w:left="2160" w:hanging="180"/>
+      </w:pPr>
+    </w:lvl>
+    <w:lvl w:ilvl="3" w:tplc="FFFFFFFF" w:tentative="1">
+      <w:start w:val="1"/>
+      <w:numFmt w:val="decimal"/>
+      <w:lvlText w:val="%4."/>
+      <w:lvlJc w:val="left"/>
+      <w:pPr>
+        <w:ind w:left="2880" w:hanging="360"/>
+      </w:pPr>
+    </w:lvl>
+    <w:lvl w:ilvl="4" w:tplc="FFFFFFFF" w:tentative="1">
+      <w:start w:val="1"/>
+      <w:numFmt w:val="lowerLetter"/>
+      <w:lvlText w:val="%5."/>
+      <w:lvlJc w:val="left"/>
+      <w:pPr>
+        <w:ind w:left="3600" w:hanging="360"/>
+      </w:pPr>
+    </w:lvl>
+    <w:lvl w:ilvl="5" w:tplc="FFFFFFFF" w:tentative="1">
+      <w:start w:val="1"/>
+      <w:numFmt w:val="lowerRoman"/>
+      <w:lvlText w:val="%6."/>
+      <w:lvlJc w:val="right"/>
+      <w:pPr>
+        <w:ind w:left="4320" w:hanging="180"/>
+      </w:pPr>
+    </w:lvl>
+    <w:lvl w:ilvl="6" w:tplc="FFFFFFFF" w:tentative="1">
+      <w:start w:val="1"/>
+      <w:numFmt w:val="decimal"/>
+      <w:lvlText w:val="%7."/>
+      <w:lvlJc w:val="left"/>
+      <w:pPr>
+        <w:ind w:left="5040" w:hanging="360"/>
+      </w:pPr>
+    </w:lvl>
+    <w:lvl w:ilvl="7" w:tplc="FFFFFFFF" w:tentative="1">
+      <w:start w:val="1"/>
+      <w:numFmt w:val="lowerLetter"/>
+      <w:lvlText w:val="%8."/>
+      <w:lvlJc w:val="left"/>
+      <w:pPr>
+        <w:ind w:left="5760" w:hanging="360"/>
+      </w:pPr>
+    </w:lvl>
+    <w:lvl w:ilvl="8" w:tplc="FFFFFFFF" w:tentative="1">
+      <w:start w:val="1"/>
+      <w:numFmt w:val="lowerRoman"/>
+      <w:lvlText w:val="%9."/>
+      <w:lvlJc w:val="right"/>
+      <w:pPr>
+        <w:ind w:left="6480" w:hanging="180"/>
+      </w:pPr>
+    </w:lvl>
+  </w:abstractNum>
+  <w:abstractNum w:abstractNumId="15" w15:restartNumberingAfterBreak="0">
     <w:nsid w:val="30643A20"/>
     <w:multiLevelType w:val="hybridMultilevel"/>
     <w:tmpl w:val="255E0342"/>
@@ -36652,7 +41447,7 @@
       </w:rPr>
     </w:lvl>
   </w:abstractNum>
-  <w:abstractNum w:abstractNumId="12" w15:restartNumberingAfterBreak="0">
+  <w:abstractNum w:abstractNumId="16" w15:restartNumberingAfterBreak="0">
     <w:nsid w:val="30FF57A8"/>
     <w:multiLevelType w:val="multilevel"/>
     <w:tmpl w:val="0B3404C2"/>
@@ -36801,7 +41596,7 @@
       </w:rPr>
     </w:lvl>
   </w:abstractNum>
-  <w:abstractNum w:abstractNumId="13" w15:restartNumberingAfterBreak="0">
+  <w:abstractNum w:abstractNumId="17" w15:restartNumberingAfterBreak="0">
     <w:nsid w:val="32B3307A"/>
     <w:multiLevelType w:val="hybridMultilevel"/>
     <w:tmpl w:val="E7B2475A"/>
@@ -36887,7 +41682,120 @@
       </w:pPr>
     </w:lvl>
   </w:abstractNum>
-  <w:abstractNum w:abstractNumId="14" w15:restartNumberingAfterBreak="0">
+  <w:abstractNum w:abstractNumId="18" w15:restartNumberingAfterBreak="0">
+    <w:nsid w:val="363B3515"/>
+    <w:multiLevelType w:val="hybridMultilevel"/>
+    <w:tmpl w:val="431618B4"/>
+    <w:lvl w:ilvl="0" w:tplc="04090001">
+      <w:start w:val="1"/>
+      <w:numFmt w:val="bullet"/>
+      <w:lvlText w:val=""/>
+      <w:lvlJc w:val="left"/>
+      <w:pPr>
+        <w:ind w:left="1440" w:hanging="360"/>
+      </w:pPr>
+      <w:rPr>
+        <w:rFonts w:ascii="Symbol" w:hAnsi="Symbol" w:hint="default"/>
+      </w:rPr>
+    </w:lvl>
+    <w:lvl w:ilvl="1" w:tplc="04090003" w:tentative="1">
+      <w:start w:val="1"/>
+      <w:numFmt w:val="bullet"/>
+      <w:lvlText w:val="o"/>
+      <w:lvlJc w:val="left"/>
+      <w:pPr>
+        <w:ind w:left="2160" w:hanging="360"/>
+      </w:pPr>
+      <w:rPr>
+        <w:rFonts w:ascii="Courier New" w:hAnsi="Courier New" w:cs="Courier New" w:hint="default"/>
+      </w:rPr>
+    </w:lvl>
+    <w:lvl w:ilvl="2" w:tplc="04090005" w:tentative="1">
+      <w:start w:val="1"/>
+      <w:numFmt w:val="bullet"/>
+      <w:lvlText w:val=""/>
+      <w:lvlJc w:val="left"/>
+      <w:pPr>
+        <w:ind w:left="2880" w:hanging="360"/>
+      </w:pPr>
+      <w:rPr>
+        <w:rFonts w:ascii="Wingdings" w:hAnsi="Wingdings" w:hint="default"/>
+      </w:rPr>
+    </w:lvl>
+    <w:lvl w:ilvl="3" w:tplc="04090001" w:tentative="1">
+      <w:start w:val="1"/>
+      <w:numFmt w:val="bullet"/>
+      <w:lvlText w:val=""/>
+      <w:lvlJc w:val="left"/>
+      <w:pPr>
+        <w:ind w:left="3600" w:hanging="360"/>
+      </w:pPr>
+      <w:rPr>
+        <w:rFonts w:ascii="Symbol" w:hAnsi="Symbol" w:hint="default"/>
+      </w:rPr>
+    </w:lvl>
+    <w:lvl w:ilvl="4" w:tplc="04090003" w:tentative="1">
+      <w:start w:val="1"/>
+      <w:numFmt w:val="bullet"/>
+      <w:lvlText w:val="o"/>
+      <w:lvlJc w:val="left"/>
+      <w:pPr>
+        <w:ind w:left="4320" w:hanging="360"/>
+      </w:pPr>
+      <w:rPr>
+        <w:rFonts w:ascii="Courier New" w:hAnsi="Courier New" w:cs="Courier New" w:hint="default"/>
+      </w:rPr>
+    </w:lvl>
+    <w:lvl w:ilvl="5" w:tplc="04090005" w:tentative="1">
+      <w:start w:val="1"/>
+      <w:numFmt w:val="bullet"/>
+      <w:lvlText w:val=""/>
+      <w:lvlJc w:val="left"/>
+      <w:pPr>
+        <w:ind w:left="5040" w:hanging="360"/>
+      </w:pPr>
+      <w:rPr>
+        <w:rFonts w:ascii="Wingdings" w:hAnsi="Wingdings" w:hint="default"/>
+      </w:rPr>
+    </w:lvl>
+    <w:lvl w:ilvl="6" w:tplc="04090001" w:tentative="1">
+      <w:start w:val="1"/>
+      <w:numFmt w:val="bullet"/>
+      <w:lvlText w:val=""/>
+      <w:lvlJc w:val="left"/>
+      <w:pPr>
+        <w:ind w:left="5760" w:hanging="360"/>
+      </w:pPr>
+      <w:rPr>
+        <w:rFonts w:ascii="Symbol" w:hAnsi="Symbol" w:hint="default"/>
+      </w:rPr>
+    </w:lvl>
+    <w:lvl w:ilvl="7" w:tplc="04090003" w:tentative="1">
+      <w:start w:val="1"/>
+      <w:numFmt w:val="bullet"/>
+      <w:lvlText w:val="o"/>
+      <w:lvlJc w:val="left"/>
+      <w:pPr>
+        <w:ind w:left="6480" w:hanging="360"/>
+      </w:pPr>
+      <w:rPr>
+        <w:rFonts w:ascii="Courier New" w:hAnsi="Courier New" w:cs="Courier New" w:hint="default"/>
+      </w:rPr>
+    </w:lvl>
+    <w:lvl w:ilvl="8" w:tplc="04090005" w:tentative="1">
+      <w:start w:val="1"/>
+      <w:numFmt w:val="bullet"/>
+      <w:lvlText w:val=""/>
+      <w:lvlJc w:val="left"/>
+      <w:pPr>
+        <w:ind w:left="7200" w:hanging="360"/>
+      </w:pPr>
+      <w:rPr>
+        <w:rFonts w:ascii="Wingdings" w:hAnsi="Wingdings" w:hint="default"/>
+      </w:rPr>
+    </w:lvl>
+  </w:abstractNum>
+  <w:abstractNum w:abstractNumId="19" w15:restartNumberingAfterBreak="0">
     <w:nsid w:val="36DF5A1D"/>
     <w:multiLevelType w:val="multilevel"/>
     <w:tmpl w:val="A0F0C6FA"/>
@@ -37036,7 +41944,7 @@
       </w:rPr>
     </w:lvl>
   </w:abstractNum>
-  <w:abstractNum w:abstractNumId="15" w15:restartNumberingAfterBreak="0">
+  <w:abstractNum w:abstractNumId="20" w15:restartNumberingAfterBreak="0">
     <w:nsid w:val="378C4105"/>
     <w:multiLevelType w:val="hybridMultilevel"/>
     <w:tmpl w:val="E46EE45E"/>
@@ -37125,7 +42033,7 @@
       </w:pPr>
     </w:lvl>
   </w:abstractNum>
-  <w:abstractNum w:abstractNumId="16" w15:restartNumberingAfterBreak="0">
+  <w:abstractNum w:abstractNumId="21" w15:restartNumberingAfterBreak="0">
     <w:nsid w:val="3CFF3F00"/>
     <w:multiLevelType w:val="hybridMultilevel"/>
     <w:tmpl w:val="5F440DCA"/>
@@ -37238,7 +42146,7 @@
       </w:rPr>
     </w:lvl>
   </w:abstractNum>
-  <w:abstractNum w:abstractNumId="17" w15:restartNumberingAfterBreak="0">
+  <w:abstractNum w:abstractNumId="22" w15:restartNumberingAfterBreak="0">
     <w:nsid w:val="3E115AD1"/>
     <w:multiLevelType w:val="hybridMultilevel"/>
     <w:tmpl w:val="A70CDFE2"/>
@@ -37327,7 +42235,7 @@
       </w:pPr>
     </w:lvl>
   </w:abstractNum>
-  <w:abstractNum w:abstractNumId="18" w15:restartNumberingAfterBreak="0">
+  <w:abstractNum w:abstractNumId="23" w15:restartNumberingAfterBreak="0">
     <w:nsid w:val="3FF61430"/>
     <w:multiLevelType w:val="hybridMultilevel"/>
     <w:tmpl w:val="3BCEA9DC"/>
@@ -37413,7 +42321,7 @@
       </w:pPr>
     </w:lvl>
   </w:abstractNum>
-  <w:abstractNum w:abstractNumId="19" w15:restartNumberingAfterBreak="0">
+  <w:abstractNum w:abstractNumId="24" w15:restartNumberingAfterBreak="0">
     <w:nsid w:val="43281C97"/>
     <w:multiLevelType w:val="hybridMultilevel"/>
     <w:tmpl w:val="28383EB0"/>
@@ -37502,7 +42410,7 @@
       </w:pPr>
     </w:lvl>
   </w:abstractNum>
-  <w:abstractNum w:abstractNumId="20" w15:restartNumberingAfterBreak="0">
+  <w:abstractNum w:abstractNumId="25" w15:restartNumberingAfterBreak="0">
     <w:nsid w:val="45BE486F"/>
     <w:multiLevelType w:val="hybridMultilevel"/>
     <w:tmpl w:val="D28E14A4"/>
@@ -37588,7 +42496,7 @@
       </w:pPr>
     </w:lvl>
   </w:abstractNum>
-  <w:abstractNum w:abstractNumId="21" w15:restartNumberingAfterBreak="0">
+  <w:abstractNum w:abstractNumId="26" w15:restartNumberingAfterBreak="0">
     <w:nsid w:val="46B71790"/>
     <w:multiLevelType w:val="hybridMultilevel"/>
     <w:tmpl w:val="0EE27456"/>
@@ -37674,7 +42582,7 @@
       </w:pPr>
     </w:lvl>
   </w:abstractNum>
-  <w:abstractNum w:abstractNumId="22" w15:restartNumberingAfterBreak="0">
+  <w:abstractNum w:abstractNumId="27" w15:restartNumberingAfterBreak="0">
     <w:nsid w:val="49517182"/>
     <w:multiLevelType w:val="multilevel"/>
     <w:tmpl w:val="8E3053A8"/>
@@ -37823,7 +42731,7 @@
       </w:rPr>
     </w:lvl>
   </w:abstractNum>
-  <w:abstractNum w:abstractNumId="23" w15:restartNumberingAfterBreak="0">
+  <w:abstractNum w:abstractNumId="28" w15:restartNumberingAfterBreak="0">
     <w:nsid w:val="51C1228F"/>
     <w:multiLevelType w:val="hybridMultilevel"/>
     <w:tmpl w:val="C382FA24"/>
@@ -37912,7 +42820,7 @@
       </w:pPr>
     </w:lvl>
   </w:abstractNum>
-  <w:abstractNum w:abstractNumId="24" w15:restartNumberingAfterBreak="0">
+  <w:abstractNum w:abstractNumId="29" w15:restartNumberingAfterBreak="0">
     <w:nsid w:val="52572697"/>
     <w:multiLevelType w:val="hybridMultilevel"/>
     <w:tmpl w:val="B54EF226"/>
@@ -37998,7 +42906,7 @@
       </w:pPr>
     </w:lvl>
   </w:abstractNum>
-  <w:abstractNum w:abstractNumId="25" w15:restartNumberingAfterBreak="0">
+  <w:abstractNum w:abstractNumId="30" w15:restartNumberingAfterBreak="0">
     <w:nsid w:val="55306C16"/>
     <w:multiLevelType w:val="hybridMultilevel"/>
     <w:tmpl w:val="54549D94"/>
@@ -38110,7 +43018,7 @@
       </w:rPr>
     </w:lvl>
   </w:abstractNum>
-  <w:abstractNum w:abstractNumId="26" w15:restartNumberingAfterBreak="0">
+  <w:abstractNum w:abstractNumId="31" w15:restartNumberingAfterBreak="0">
     <w:nsid w:val="55561A04"/>
     <w:multiLevelType w:val="hybridMultilevel"/>
     <w:tmpl w:val="2AB01DF8"/>
@@ -38196,7 +43104,156 @@
       </w:pPr>
     </w:lvl>
   </w:abstractNum>
-  <w:abstractNum w:abstractNumId="27" w15:restartNumberingAfterBreak="0">
+  <w:abstractNum w:abstractNumId="32" w15:restartNumberingAfterBreak="0">
+    <w:nsid w:val="575D4A43"/>
+    <w:multiLevelType w:val="multilevel"/>
+    <w:tmpl w:val="23389E22"/>
+    <w:lvl w:ilvl="0">
+      <w:start w:val="1"/>
+      <w:numFmt w:val="bullet"/>
+      <w:lvlText w:val="o"/>
+      <w:lvlJc w:val="left"/>
+      <w:pPr>
+        <w:tabs>
+          <w:tab w:val="num" w:pos="720"/>
+        </w:tabs>
+        <w:ind w:left="720" w:hanging="360"/>
+      </w:pPr>
+      <w:rPr>
+        <w:rFonts w:ascii="Courier New" w:hAnsi="Courier New" w:cs="Courier New" w:hint="default"/>
+        <w:sz w:val="20"/>
+      </w:rPr>
+    </w:lvl>
+    <w:lvl w:ilvl="1">
+      <w:start w:val="1"/>
+      <w:numFmt w:val="bullet"/>
+      <w:lvlText w:val="o"/>
+      <w:lvlJc w:val="left"/>
+      <w:pPr>
+        <w:tabs>
+          <w:tab w:val="num" w:pos="1440"/>
+        </w:tabs>
+        <w:ind w:left="1440" w:hanging="360"/>
+      </w:pPr>
+      <w:rPr>
+        <w:rFonts w:ascii="Courier New" w:hAnsi="Courier New" w:hint="default"/>
+        <w:sz w:val="20"/>
+      </w:rPr>
+    </w:lvl>
+    <w:lvl w:ilvl="2" w:tentative="1">
+      <w:start w:val="1"/>
+      <w:numFmt w:val="bullet"/>
+      <w:lvlText w:val=""/>
+      <w:lvlJc w:val="left"/>
+      <w:pPr>
+        <w:tabs>
+          <w:tab w:val="num" w:pos="2160"/>
+        </w:tabs>
+        <w:ind w:left="2160" w:hanging="360"/>
+      </w:pPr>
+      <w:rPr>
+        <w:rFonts w:ascii="Wingdings" w:hAnsi="Wingdings" w:hint="default"/>
+        <w:sz w:val="20"/>
+      </w:rPr>
+    </w:lvl>
+    <w:lvl w:ilvl="3" w:tentative="1">
+      <w:start w:val="1"/>
+      <w:numFmt w:val="bullet"/>
+      <w:lvlText w:val=""/>
+      <w:lvlJc w:val="left"/>
+      <w:pPr>
+        <w:tabs>
+          <w:tab w:val="num" w:pos="2880"/>
+        </w:tabs>
+        <w:ind w:left="2880" w:hanging="360"/>
+      </w:pPr>
+      <w:rPr>
+        <w:rFonts w:ascii="Wingdings" w:hAnsi="Wingdings" w:hint="default"/>
+        <w:sz w:val="20"/>
+      </w:rPr>
+    </w:lvl>
+    <w:lvl w:ilvl="4" w:tentative="1">
+      <w:start w:val="1"/>
+      <w:numFmt w:val="bullet"/>
+      <w:lvlText w:val=""/>
+      <w:lvlJc w:val="left"/>
+      <w:pPr>
+        <w:tabs>
+          <w:tab w:val="num" w:pos="3600"/>
+        </w:tabs>
+        <w:ind w:left="3600" w:hanging="360"/>
+      </w:pPr>
+      <w:rPr>
+        <w:rFonts w:ascii="Wingdings" w:hAnsi="Wingdings" w:hint="default"/>
+        <w:sz w:val="20"/>
+      </w:rPr>
+    </w:lvl>
+    <w:lvl w:ilvl="5" w:tentative="1">
+      <w:start w:val="1"/>
+      <w:numFmt w:val="bullet"/>
+      <w:lvlText w:val=""/>
+      <w:lvlJc w:val="left"/>
+      <w:pPr>
+        <w:tabs>
+          <w:tab w:val="num" w:pos="4320"/>
+        </w:tabs>
+        <w:ind w:left="4320" w:hanging="360"/>
+      </w:pPr>
+      <w:rPr>
+        <w:rFonts w:ascii="Wingdings" w:hAnsi="Wingdings" w:hint="default"/>
+        <w:sz w:val="20"/>
+      </w:rPr>
+    </w:lvl>
+    <w:lvl w:ilvl="6" w:tentative="1">
+      <w:start w:val="1"/>
+      <w:numFmt w:val="bullet"/>
+      <w:lvlText w:val=""/>
+      <w:lvlJc w:val="left"/>
+      <w:pPr>
+        <w:tabs>
+          <w:tab w:val="num" w:pos="5040"/>
+        </w:tabs>
+        <w:ind w:left="5040" w:hanging="360"/>
+      </w:pPr>
+      <w:rPr>
+        <w:rFonts w:ascii="Wingdings" w:hAnsi="Wingdings" w:hint="default"/>
+        <w:sz w:val="20"/>
+      </w:rPr>
+    </w:lvl>
+    <w:lvl w:ilvl="7" w:tentative="1">
+      <w:start w:val="1"/>
+      <w:numFmt w:val="bullet"/>
+      <w:lvlText w:val=""/>
+      <w:lvlJc w:val="left"/>
+      <w:pPr>
+        <w:tabs>
+          <w:tab w:val="num" w:pos="5760"/>
+        </w:tabs>
+        <w:ind w:left="5760" w:hanging="360"/>
+      </w:pPr>
+      <w:rPr>
+        <w:rFonts w:ascii="Wingdings" w:hAnsi="Wingdings" w:hint="default"/>
+        <w:sz w:val="20"/>
+      </w:rPr>
+    </w:lvl>
+    <w:lvl w:ilvl="8" w:tentative="1">
+      <w:start w:val="1"/>
+      <w:numFmt w:val="bullet"/>
+      <w:lvlText w:val=""/>
+      <w:lvlJc w:val="left"/>
+      <w:pPr>
+        <w:tabs>
+          <w:tab w:val="num" w:pos="6480"/>
+        </w:tabs>
+        <w:ind w:left="6480" w:hanging="360"/>
+      </w:pPr>
+      <w:rPr>
+        <w:rFonts w:ascii="Wingdings" w:hAnsi="Wingdings" w:hint="default"/>
+        <w:sz w:val="20"/>
+      </w:rPr>
+    </w:lvl>
+  </w:abstractNum>
+  <w:abstractNum w:abstractNumId="33" w15:restartNumberingAfterBreak="0">
     <w:nsid w:val="596B28D5"/>
     <w:multiLevelType w:val="hybridMultilevel"/>
     <w:tmpl w:val="C6DED05C"/>
@@ -38282,7 +43339,7 @@
       </w:pPr>
     </w:lvl>
   </w:abstractNum>
-  <w:abstractNum w:abstractNumId="28" w15:restartNumberingAfterBreak="0">
+  <w:abstractNum w:abstractNumId="34" w15:restartNumberingAfterBreak="0">
     <w:nsid w:val="599D12EE"/>
     <w:multiLevelType w:val="hybridMultilevel"/>
     <w:tmpl w:val="74D6A236"/>
@@ -38371,7 +43428,7 @@
       </w:pPr>
     </w:lvl>
   </w:abstractNum>
-  <w:abstractNum w:abstractNumId="29" w15:restartNumberingAfterBreak="0">
+  <w:abstractNum w:abstractNumId="35" w15:restartNumberingAfterBreak="0">
     <w:nsid w:val="641B2AE0"/>
     <w:multiLevelType w:val="multilevel"/>
     <w:tmpl w:val="0E2E79A2"/>
@@ -38516,7 +43573,7 @@
       </w:rPr>
     </w:lvl>
   </w:abstractNum>
-  <w:abstractNum w:abstractNumId="30" w15:restartNumberingAfterBreak="0">
+  <w:abstractNum w:abstractNumId="36" w15:restartNumberingAfterBreak="0">
     <w:nsid w:val="65292422"/>
     <w:multiLevelType w:val="hybridMultilevel"/>
     <w:tmpl w:val="2E2CD8C8"/>
@@ -38605,7 +43662,7 @@
       </w:pPr>
     </w:lvl>
   </w:abstractNum>
-  <w:abstractNum w:abstractNumId="31" w15:restartNumberingAfterBreak="0">
+  <w:abstractNum w:abstractNumId="37" w15:restartNumberingAfterBreak="0">
     <w:nsid w:val="652D2F20"/>
     <w:multiLevelType w:val="hybridMultilevel"/>
     <w:tmpl w:val="1876BF3C"/>
@@ -38694,7 +43751,7 @@
       </w:pPr>
     </w:lvl>
   </w:abstractNum>
-  <w:abstractNum w:abstractNumId="32" w15:restartNumberingAfterBreak="0">
+  <w:abstractNum w:abstractNumId="38" w15:restartNumberingAfterBreak="0">
     <w:nsid w:val="659B3247"/>
     <w:multiLevelType w:val="hybridMultilevel"/>
     <w:tmpl w:val="2D0C70F4"/>
@@ -38780,7 +43837,7 @@
       </w:pPr>
     </w:lvl>
   </w:abstractNum>
-  <w:abstractNum w:abstractNumId="33" w15:restartNumberingAfterBreak="0">
+  <w:abstractNum w:abstractNumId="39" w15:restartNumberingAfterBreak="0">
     <w:nsid w:val="66C84CED"/>
     <w:multiLevelType w:val="hybridMultilevel"/>
     <w:tmpl w:val="95623E8A"/>
@@ -38869,7 +43926,7 @@
       </w:pPr>
     </w:lvl>
   </w:abstractNum>
-  <w:abstractNum w:abstractNumId="34" w15:restartNumberingAfterBreak="0">
+  <w:abstractNum w:abstractNumId="40" w15:restartNumberingAfterBreak="0">
     <w:nsid w:val="67B67CD1"/>
     <w:multiLevelType w:val="hybridMultilevel"/>
     <w:tmpl w:val="556EB2C2"/>
@@ -38955,7 +44012,7 @@
       </w:pPr>
     </w:lvl>
   </w:abstractNum>
-  <w:abstractNum w:abstractNumId="35" w15:restartNumberingAfterBreak="0">
+  <w:abstractNum w:abstractNumId="41" w15:restartNumberingAfterBreak="0">
     <w:nsid w:val="6982718C"/>
     <w:multiLevelType w:val="hybridMultilevel"/>
     <w:tmpl w:val="9F8C6E0C"/>
@@ -39044,7 +44101,7 @@
       </w:pPr>
     </w:lvl>
   </w:abstractNum>
-  <w:abstractNum w:abstractNumId="36" w15:restartNumberingAfterBreak="0">
+  <w:abstractNum w:abstractNumId="42" w15:restartNumberingAfterBreak="0">
     <w:nsid w:val="6E4F1491"/>
     <w:multiLevelType w:val="multilevel"/>
     <w:tmpl w:val="70921556"/>
@@ -39161,7 +44218,7 @@
       </w:pPr>
     </w:lvl>
   </w:abstractNum>
-  <w:abstractNum w:abstractNumId="37" w15:restartNumberingAfterBreak="0">
+  <w:abstractNum w:abstractNumId="43" w15:restartNumberingAfterBreak="0">
     <w:nsid w:val="6F170B16"/>
     <w:multiLevelType w:val="multilevel"/>
     <w:tmpl w:val="D76CEA72"/>
@@ -39310,7 +44367,99 @@
       </w:rPr>
     </w:lvl>
   </w:abstractNum>
-  <w:abstractNum w:abstractNumId="38" w15:restartNumberingAfterBreak="0">
+  <w:abstractNum w:abstractNumId="44" w15:restartNumberingAfterBreak="0">
+    <w:nsid w:val="75371766"/>
+    <w:multiLevelType w:val="hybridMultilevel"/>
+    <w:tmpl w:val="15BE9AF8"/>
+    <w:lvl w:ilvl="0" w:tplc="FFFFFFFF">
+      <w:start w:val="1"/>
+      <w:numFmt w:val="decimal"/>
+      <w:lvlText w:val="%1."/>
+      <w:lvlJc w:val="left"/>
+      <w:pPr>
+        <w:ind w:left="720" w:hanging="360"/>
+      </w:pPr>
+      <w:rPr>
+        <w:rFonts w:hint="default"/>
+      </w:rPr>
+    </w:lvl>
+    <w:lvl w:ilvl="1" w:tplc="04090003">
+      <w:start w:val="1"/>
+      <w:numFmt w:val="bullet"/>
+      <w:lvlText w:val="o"/>
+      <w:lvlJc w:val="left"/>
+      <w:pPr>
+        <w:ind w:left="1440" w:hanging="360"/>
+      </w:pPr>
+      <w:rPr>
+        <w:rFonts w:ascii="Courier New" w:hAnsi="Courier New" w:cs="Courier New" w:hint="default"/>
+      </w:rPr>
+    </w:lvl>
+    <w:lvl w:ilvl="2" w:tplc="FFFFFFFF" w:tentative="1">
+      <w:start w:val="1"/>
+      <w:numFmt w:val="lowerRoman"/>
+      <w:lvlText w:val="%3."/>
+      <w:lvlJc w:val="right"/>
+      <w:pPr>
+        <w:ind w:left="2160" w:hanging="180"/>
+      </w:pPr>
+    </w:lvl>
+    <w:lvl w:ilvl="3" w:tplc="FFFFFFFF" w:tentative="1">
+      <w:start w:val="1"/>
+      <w:numFmt w:val="decimal"/>
+      <w:lvlText w:val="%4."/>
+      <w:lvlJc w:val="left"/>
+      <w:pPr>
+        <w:ind w:left="2880" w:hanging="360"/>
+      </w:pPr>
+    </w:lvl>
+    <w:lvl w:ilvl="4" w:tplc="FFFFFFFF" w:tentative="1">
+      <w:start w:val="1"/>
+      <w:numFmt w:val="lowerLetter"/>
+      <w:lvlText w:val="%5."/>
+      <w:lvlJc w:val="left"/>
+      <w:pPr>
+        <w:ind w:left="3600" w:hanging="360"/>
+      </w:pPr>
+    </w:lvl>
+    <w:lvl w:ilvl="5" w:tplc="FFFFFFFF" w:tentative="1">
+      <w:start w:val="1"/>
+      <w:numFmt w:val="lowerRoman"/>
+      <w:lvlText w:val="%6."/>
+      <w:lvlJc w:val="right"/>
+      <w:pPr>
+        <w:ind w:left="4320" w:hanging="180"/>
+      </w:pPr>
+    </w:lvl>
+    <w:lvl w:ilvl="6" w:tplc="FFFFFFFF" w:tentative="1">
+      <w:start w:val="1"/>
+      <w:numFmt w:val="decimal"/>
+      <w:lvlText w:val="%7."/>
+      <w:lvlJc w:val="left"/>
+      <w:pPr>
+        <w:ind w:left="5040" w:hanging="360"/>
+      </w:pPr>
+    </w:lvl>
+    <w:lvl w:ilvl="7" w:tplc="FFFFFFFF" w:tentative="1">
+      <w:start w:val="1"/>
+      <w:numFmt w:val="lowerLetter"/>
+      <w:lvlText w:val="%8."/>
+      <w:lvlJc w:val="left"/>
+      <w:pPr>
+        <w:ind w:left="5760" w:hanging="360"/>
+      </w:pPr>
+    </w:lvl>
+    <w:lvl w:ilvl="8" w:tplc="FFFFFFFF" w:tentative="1">
+      <w:start w:val="1"/>
+      <w:numFmt w:val="lowerRoman"/>
+      <w:lvlText w:val="%9."/>
+      <w:lvlJc w:val="right"/>
+      <w:pPr>
+        <w:ind w:left="6480" w:hanging="180"/>
+      </w:pPr>
+    </w:lvl>
+  </w:abstractNum>
+  <w:abstractNum w:abstractNumId="45" w15:restartNumberingAfterBreak="0">
     <w:nsid w:val="75C0142C"/>
     <w:multiLevelType w:val="hybridMultilevel"/>
     <w:tmpl w:val="28383EB0"/>
@@ -39399,7 +44548,7 @@
       </w:pPr>
     </w:lvl>
   </w:abstractNum>
-  <w:abstractNum w:abstractNumId="39" w15:restartNumberingAfterBreak="0">
+  <w:abstractNum w:abstractNumId="46" w15:restartNumberingAfterBreak="0">
     <w:nsid w:val="75D66E1A"/>
     <w:multiLevelType w:val="multilevel"/>
     <w:tmpl w:val="22FA2F08"/>
@@ -39548,7 +44697,7 @@
       </w:rPr>
     </w:lvl>
   </w:abstractNum>
-  <w:abstractNum w:abstractNumId="40" w15:restartNumberingAfterBreak="0">
+  <w:abstractNum w:abstractNumId="47" w15:restartNumberingAfterBreak="0">
     <w:nsid w:val="76F55496"/>
     <w:multiLevelType w:val="hybridMultilevel"/>
     <w:tmpl w:val="CE900C6C"/>
@@ -39637,7 +44786,7 @@
       </w:pPr>
     </w:lvl>
   </w:abstractNum>
-  <w:abstractNum w:abstractNumId="41" w15:restartNumberingAfterBreak="0">
+  <w:abstractNum w:abstractNumId="48" w15:restartNumberingAfterBreak="0">
     <w:nsid w:val="78F47948"/>
     <w:multiLevelType w:val="hybridMultilevel"/>
     <w:tmpl w:val="0CFC5FC2"/>
@@ -39723,7 +44872,156 @@
       </w:pPr>
     </w:lvl>
   </w:abstractNum>
-  <w:abstractNum w:abstractNumId="42" w15:restartNumberingAfterBreak="0">
+  <w:abstractNum w:abstractNumId="49" w15:restartNumberingAfterBreak="0">
+    <w:nsid w:val="7A9F6DAE"/>
+    <w:multiLevelType w:val="multilevel"/>
+    <w:tmpl w:val="0C36E384"/>
+    <w:lvl w:ilvl="0">
+      <w:start w:val="1"/>
+      <w:numFmt w:val="bullet"/>
+      <w:lvlText w:val=""/>
+      <w:lvlJc w:val="left"/>
+      <w:pPr>
+        <w:tabs>
+          <w:tab w:val="num" w:pos="720"/>
+        </w:tabs>
+        <w:ind w:left="720" w:hanging="360"/>
+      </w:pPr>
+      <w:rPr>
+        <w:rFonts w:ascii="Symbol" w:hAnsi="Symbol" w:hint="default"/>
+        <w:sz w:val="20"/>
+      </w:rPr>
+    </w:lvl>
+    <w:lvl w:ilvl="1" w:tentative="1">
+      <w:start w:val="1"/>
+      <w:numFmt w:val="bullet"/>
+      <w:lvlText w:val="o"/>
+      <w:lvlJc w:val="left"/>
+      <w:pPr>
+        <w:tabs>
+          <w:tab w:val="num" w:pos="1440"/>
+        </w:tabs>
+        <w:ind w:left="1440" w:hanging="360"/>
+      </w:pPr>
+      <w:rPr>
+        <w:rFonts w:ascii="Courier New" w:hAnsi="Courier New" w:hint="default"/>
+        <w:sz w:val="20"/>
+      </w:rPr>
+    </w:lvl>
+    <w:lvl w:ilvl="2" w:tentative="1">
+      <w:start w:val="1"/>
+      <w:numFmt w:val="bullet"/>
+      <w:lvlText w:val=""/>
+      <w:lvlJc w:val="left"/>
+      <w:pPr>
+        <w:tabs>
+          <w:tab w:val="num" w:pos="2160"/>
+        </w:tabs>
+        <w:ind w:left="2160" w:hanging="360"/>
+      </w:pPr>
+      <w:rPr>
+        <w:rFonts w:ascii="Wingdings" w:hAnsi="Wingdings" w:hint="default"/>
+        <w:sz w:val="20"/>
+      </w:rPr>
+    </w:lvl>
+    <w:lvl w:ilvl="3" w:tentative="1">
+      <w:start w:val="1"/>
+      <w:numFmt w:val="bullet"/>
+      <w:lvlText w:val=""/>
+      <w:lvlJc w:val="left"/>
+      <w:pPr>
+        <w:tabs>
+          <w:tab w:val="num" w:pos="2880"/>
+        </w:tabs>
+        <w:ind w:left="2880" w:hanging="360"/>
+      </w:pPr>
+      <w:rPr>
+        <w:rFonts w:ascii="Wingdings" w:hAnsi="Wingdings" w:hint="default"/>
+        <w:sz w:val="20"/>
+      </w:rPr>
+    </w:lvl>
+    <w:lvl w:ilvl="4" w:tentative="1">
+      <w:start w:val="1"/>
+      <w:numFmt w:val="bullet"/>
+      <w:lvlText w:val=""/>
+      <w:lvlJc w:val="left"/>
+      <w:pPr>
+        <w:tabs>
+          <w:tab w:val="num" w:pos="3600"/>
+        </w:tabs>
+        <w:ind w:left="3600" w:hanging="360"/>
+      </w:pPr>
+      <w:rPr>
+        <w:rFonts w:ascii="Wingdings" w:hAnsi="Wingdings" w:hint="default"/>
+        <w:sz w:val="20"/>
+      </w:rPr>
+    </w:lvl>
+    <w:lvl w:ilvl="5" w:tentative="1">
+      <w:start w:val="1"/>
+      <w:numFmt w:val="bullet"/>
+      <w:lvlText w:val=""/>
+      <w:lvlJc w:val="left"/>
+      <w:pPr>
+        <w:tabs>
+          <w:tab w:val="num" w:pos="4320"/>
+        </w:tabs>
+        <w:ind w:left="4320" w:hanging="360"/>
+      </w:pPr>
+      <w:rPr>
+        <w:rFonts w:ascii="Wingdings" w:hAnsi="Wingdings" w:hint="default"/>
+        <w:sz w:val="20"/>
+      </w:rPr>
+    </w:lvl>
+    <w:lvl w:ilvl="6" w:tentative="1">
+      <w:start w:val="1"/>
+      <w:numFmt w:val="bullet"/>
+      <w:lvlText w:val=""/>
+      <w:lvlJc w:val="left"/>
+      <w:pPr>
+        <w:tabs>
+          <w:tab w:val="num" w:pos="5040"/>
+        </w:tabs>
+        <w:ind w:left="5040" w:hanging="360"/>
+      </w:pPr>
+      <w:rPr>
+        <w:rFonts w:ascii="Wingdings" w:hAnsi="Wingdings" w:hint="default"/>
+        <w:sz w:val="20"/>
+      </w:rPr>
+    </w:lvl>
+    <w:lvl w:ilvl="7" w:tentative="1">
+      <w:start w:val="1"/>
+      <w:numFmt w:val="bullet"/>
+      <w:lvlText w:val=""/>
+      <w:lvlJc w:val="left"/>
+      <w:pPr>
+        <w:tabs>
+          <w:tab w:val="num" w:pos="5760"/>
+        </w:tabs>
+        <w:ind w:left="5760" w:hanging="360"/>
+      </w:pPr>
+      <w:rPr>
+        <w:rFonts w:ascii="Wingdings" w:hAnsi="Wingdings" w:hint="default"/>
+        <w:sz w:val="20"/>
+      </w:rPr>
+    </w:lvl>
+    <w:lvl w:ilvl="8" w:tentative="1">
+      <w:start w:val="1"/>
+      <w:numFmt w:val="bullet"/>
+      <w:lvlText w:val=""/>
+      <w:lvlJc w:val="left"/>
+      <w:pPr>
+        <w:tabs>
+          <w:tab w:val="num" w:pos="6480"/>
+        </w:tabs>
+        <w:ind w:left="6480" w:hanging="360"/>
+      </w:pPr>
+      <w:rPr>
+        <w:rFonts w:ascii="Wingdings" w:hAnsi="Wingdings" w:hint="default"/>
+        <w:sz w:val="20"/>
+      </w:rPr>
+    </w:lvl>
+  </w:abstractNum>
+  <w:abstractNum w:abstractNumId="50" w15:restartNumberingAfterBreak="0">
     <w:nsid w:val="7D642A5C"/>
     <w:multiLevelType w:val="hybridMultilevel"/>
     <w:tmpl w:val="90B4EE26"/>
@@ -39836,7 +45134,7 @@
       </w:rPr>
     </w:lvl>
   </w:abstractNum>
-  <w:abstractNum w:abstractNumId="43" w15:restartNumberingAfterBreak="0">
+  <w:abstractNum w:abstractNumId="51" w15:restartNumberingAfterBreak="0">
     <w:nsid w:val="7E0E31E8"/>
     <w:multiLevelType w:val="hybridMultilevel"/>
     <w:tmpl w:val="F9828C14"/>
@@ -39922,137 +45220,313 @@
       </w:pPr>
     </w:lvl>
   </w:abstractNum>
+  <w:abstractNum w:abstractNumId="52" w15:restartNumberingAfterBreak="0">
+    <w:nsid w:val="7E6C40F8"/>
+    <w:multiLevelType w:val="multilevel"/>
+    <w:tmpl w:val="36ACC3A2"/>
+    <w:lvl w:ilvl="0">
+      <w:start w:val="1"/>
+      <w:numFmt w:val="bullet"/>
+      <w:lvlText w:val=""/>
+      <w:lvlJc w:val="left"/>
+      <w:pPr>
+        <w:tabs>
+          <w:tab w:val="num" w:pos="720"/>
+        </w:tabs>
+        <w:ind w:left="720" w:hanging="360"/>
+      </w:pPr>
+      <w:rPr>
+        <w:rFonts w:ascii="Symbol" w:hAnsi="Symbol" w:hint="default"/>
+        <w:sz w:val="20"/>
+      </w:rPr>
+    </w:lvl>
+    <w:lvl w:ilvl="1" w:tentative="1">
+      <w:start w:val="1"/>
+      <w:numFmt w:val="bullet"/>
+      <w:lvlText w:val="o"/>
+      <w:lvlJc w:val="left"/>
+      <w:pPr>
+        <w:tabs>
+          <w:tab w:val="num" w:pos="1440"/>
+        </w:tabs>
+        <w:ind w:left="1440" w:hanging="360"/>
+      </w:pPr>
+      <w:rPr>
+        <w:rFonts w:ascii="Courier New" w:hAnsi="Courier New" w:hint="default"/>
+        <w:sz w:val="20"/>
+      </w:rPr>
+    </w:lvl>
+    <w:lvl w:ilvl="2" w:tentative="1">
+      <w:start w:val="1"/>
+      <w:numFmt w:val="bullet"/>
+      <w:lvlText w:val=""/>
+      <w:lvlJc w:val="left"/>
+      <w:pPr>
+        <w:tabs>
+          <w:tab w:val="num" w:pos="2160"/>
+        </w:tabs>
+        <w:ind w:left="2160" w:hanging="360"/>
+      </w:pPr>
+      <w:rPr>
+        <w:rFonts w:ascii="Wingdings" w:hAnsi="Wingdings" w:hint="default"/>
+        <w:sz w:val="20"/>
+      </w:rPr>
+    </w:lvl>
+    <w:lvl w:ilvl="3" w:tentative="1">
+      <w:start w:val="1"/>
+      <w:numFmt w:val="bullet"/>
+      <w:lvlText w:val=""/>
+      <w:lvlJc w:val="left"/>
+      <w:pPr>
+        <w:tabs>
+          <w:tab w:val="num" w:pos="2880"/>
+        </w:tabs>
+        <w:ind w:left="2880" w:hanging="360"/>
+      </w:pPr>
+      <w:rPr>
+        <w:rFonts w:ascii="Wingdings" w:hAnsi="Wingdings" w:hint="default"/>
+        <w:sz w:val="20"/>
+      </w:rPr>
+    </w:lvl>
+    <w:lvl w:ilvl="4" w:tentative="1">
+      <w:start w:val="1"/>
+      <w:numFmt w:val="bullet"/>
+      <w:lvlText w:val=""/>
+      <w:lvlJc w:val="left"/>
+      <w:pPr>
+        <w:tabs>
+          <w:tab w:val="num" w:pos="3600"/>
+        </w:tabs>
+        <w:ind w:left="3600" w:hanging="360"/>
+      </w:pPr>
+      <w:rPr>
+        <w:rFonts w:ascii="Wingdings" w:hAnsi="Wingdings" w:hint="default"/>
+        <w:sz w:val="20"/>
+      </w:rPr>
+    </w:lvl>
+    <w:lvl w:ilvl="5" w:tentative="1">
+      <w:start w:val="1"/>
+      <w:numFmt w:val="bullet"/>
+      <w:lvlText w:val=""/>
+      <w:lvlJc w:val="left"/>
+      <w:pPr>
+        <w:tabs>
+          <w:tab w:val="num" w:pos="4320"/>
+        </w:tabs>
+        <w:ind w:left="4320" w:hanging="360"/>
+      </w:pPr>
+      <w:rPr>
+        <w:rFonts w:ascii="Wingdings" w:hAnsi="Wingdings" w:hint="default"/>
+        <w:sz w:val="20"/>
+      </w:rPr>
+    </w:lvl>
+    <w:lvl w:ilvl="6" w:tentative="1">
+      <w:start w:val="1"/>
+      <w:numFmt w:val="bullet"/>
+      <w:lvlText w:val=""/>
+      <w:lvlJc w:val="left"/>
+      <w:pPr>
+        <w:tabs>
+          <w:tab w:val="num" w:pos="5040"/>
+        </w:tabs>
+        <w:ind w:left="5040" w:hanging="360"/>
+      </w:pPr>
+      <w:rPr>
+        <w:rFonts w:ascii="Wingdings" w:hAnsi="Wingdings" w:hint="default"/>
+        <w:sz w:val="20"/>
+      </w:rPr>
+    </w:lvl>
+    <w:lvl w:ilvl="7" w:tentative="1">
+      <w:start w:val="1"/>
+      <w:numFmt w:val="bullet"/>
+      <w:lvlText w:val=""/>
+      <w:lvlJc w:val="left"/>
+      <w:pPr>
+        <w:tabs>
+          <w:tab w:val="num" w:pos="5760"/>
+        </w:tabs>
+        <w:ind w:left="5760" w:hanging="360"/>
+      </w:pPr>
+      <w:rPr>
+        <w:rFonts w:ascii="Wingdings" w:hAnsi="Wingdings" w:hint="default"/>
+        <w:sz w:val="20"/>
+      </w:rPr>
+    </w:lvl>
+    <w:lvl w:ilvl="8" w:tentative="1">
+      <w:start w:val="1"/>
+      <w:numFmt w:val="bullet"/>
+      <w:lvlText w:val=""/>
+      <w:lvlJc w:val="left"/>
+      <w:pPr>
+        <w:tabs>
+          <w:tab w:val="num" w:pos="6480"/>
+        </w:tabs>
+        <w:ind w:left="6480" w:hanging="360"/>
+      </w:pPr>
+      <w:rPr>
+        <w:rFonts w:ascii="Wingdings" w:hAnsi="Wingdings" w:hint="default"/>
+        <w:sz w:val="20"/>
+      </w:rPr>
+    </w:lvl>
+  </w:abstractNum>
   <w:num w:numId="1" w16cid:durableId="1815677680">
-    <w:abstractNumId w:val="36"/>
+    <w:abstractNumId w:val="42"/>
   </w:num>
   <w:num w:numId="2" w16cid:durableId="848717166">
     <w:abstractNumId w:val="0"/>
   </w:num>
   <w:num w:numId="3" w16cid:durableId="1910074173">
+    <w:abstractNumId w:val="16"/>
+  </w:num>
+  <w:num w:numId="4" w16cid:durableId="1737586424">
+    <w:abstractNumId w:val="27"/>
+  </w:num>
+  <w:num w:numId="5" w16cid:durableId="1419135338">
+    <w:abstractNumId w:val="8"/>
+  </w:num>
+  <w:num w:numId="6" w16cid:durableId="379399754">
+    <w:abstractNumId w:val="35"/>
+  </w:num>
+  <w:num w:numId="7" w16cid:durableId="778523920">
+    <w:abstractNumId w:val="46"/>
+  </w:num>
+  <w:num w:numId="8" w16cid:durableId="222447927">
+    <w:abstractNumId w:val="48"/>
+  </w:num>
+  <w:num w:numId="9" w16cid:durableId="1861317347">
+    <w:abstractNumId w:val="17"/>
+  </w:num>
+  <w:num w:numId="10" w16cid:durableId="271598494">
+    <w:abstractNumId w:val="23"/>
+  </w:num>
+  <w:num w:numId="11" w16cid:durableId="1259293396">
+    <w:abstractNumId w:val="38"/>
+  </w:num>
+  <w:num w:numId="12" w16cid:durableId="148445303">
+    <w:abstractNumId w:val="25"/>
+  </w:num>
+  <w:num w:numId="13" w16cid:durableId="205336607">
+    <w:abstractNumId w:val="2"/>
+  </w:num>
+  <w:num w:numId="14" w16cid:durableId="529032762">
+    <w:abstractNumId w:val="33"/>
+  </w:num>
+  <w:num w:numId="15" w16cid:durableId="1631789928">
+    <w:abstractNumId w:val="4"/>
+  </w:num>
+  <w:num w:numId="16" w16cid:durableId="1217203423">
+    <w:abstractNumId w:val="51"/>
+  </w:num>
+  <w:num w:numId="17" w16cid:durableId="1180436153">
+    <w:abstractNumId w:val="7"/>
+  </w:num>
+  <w:num w:numId="18" w16cid:durableId="755441549">
+    <w:abstractNumId w:val="26"/>
+  </w:num>
+  <w:num w:numId="19" w16cid:durableId="1651976765">
+    <w:abstractNumId w:val="43"/>
+  </w:num>
+  <w:num w:numId="20" w16cid:durableId="1856846295">
+    <w:abstractNumId w:val="10"/>
+  </w:num>
+  <w:num w:numId="21" w16cid:durableId="686979283">
+    <w:abstractNumId w:val="6"/>
+  </w:num>
+  <w:num w:numId="22" w16cid:durableId="1950041620">
+    <w:abstractNumId w:val="11"/>
+  </w:num>
+  <w:num w:numId="23" w16cid:durableId="1958439698">
+    <w:abstractNumId w:val="19"/>
+  </w:num>
+  <w:num w:numId="24" w16cid:durableId="942540634">
+    <w:abstractNumId w:val="15"/>
+  </w:num>
+  <w:num w:numId="25" w16cid:durableId="2134714633">
+    <w:abstractNumId w:val="50"/>
+  </w:num>
+  <w:num w:numId="26" w16cid:durableId="1252467783">
+    <w:abstractNumId w:val="31"/>
+  </w:num>
+  <w:num w:numId="27" w16cid:durableId="825820164">
+    <w:abstractNumId w:val="21"/>
+  </w:num>
+  <w:num w:numId="28" w16cid:durableId="985282643">
+    <w:abstractNumId w:val="29"/>
+  </w:num>
+  <w:num w:numId="29" w16cid:durableId="267348782">
+    <w:abstractNumId w:val="30"/>
+  </w:num>
+  <w:num w:numId="30" w16cid:durableId="1355573207">
+    <w:abstractNumId w:val="40"/>
+  </w:num>
+  <w:num w:numId="31" w16cid:durableId="345063151">
+    <w:abstractNumId w:val="37"/>
+  </w:num>
+  <w:num w:numId="32" w16cid:durableId="1998991490">
+    <w:abstractNumId w:val="34"/>
+  </w:num>
+  <w:num w:numId="33" w16cid:durableId="1065831533">
+    <w:abstractNumId w:val="22"/>
+  </w:num>
+  <w:num w:numId="34" w16cid:durableId="70467633">
+    <w:abstractNumId w:val="41"/>
+  </w:num>
+  <w:num w:numId="35" w16cid:durableId="1909226086">
+    <w:abstractNumId w:val="47"/>
+  </w:num>
+  <w:num w:numId="36" w16cid:durableId="234438080">
+    <w:abstractNumId w:val="28"/>
+  </w:num>
+  <w:num w:numId="37" w16cid:durableId="1976256643">
+    <w:abstractNumId w:val="39"/>
+  </w:num>
+  <w:num w:numId="38" w16cid:durableId="506410873">
     <w:abstractNumId w:val="12"/>
   </w:num>
-  <w:num w:numId="4" w16cid:durableId="1737586424">
-    <w:abstractNumId w:val="22"/>
+  <w:num w:numId="39" w16cid:durableId="705910205">
+    <w:abstractNumId w:val="3"/>
   </w:num>
-  <w:num w:numId="5" w16cid:durableId="1419135338">
-    <w:abstractNumId w:val="6"/>
+  <w:num w:numId="40" w16cid:durableId="1806851299">
+    <w:abstractNumId w:val="36"/>
   </w:num>
-  <w:num w:numId="6" w16cid:durableId="379399754">
-    <w:abstractNumId w:val="29"/>
-  </w:num>
-  <w:num w:numId="7" w16cid:durableId="778523920">
-    <w:abstractNumId w:val="39"/>
-  </w:num>
-  <w:num w:numId="8" w16cid:durableId="222447927">
-    <w:abstractNumId w:val="41"/>
-  </w:num>
-  <w:num w:numId="9" w16cid:durableId="1861317347">
+  <w:num w:numId="41" w16cid:durableId="720179478">
     <w:abstractNumId w:val="13"/>
   </w:num>
-  <w:num w:numId="10" w16cid:durableId="271598494">
+  <w:num w:numId="42" w16cid:durableId="320155041">
+    <w:abstractNumId w:val="20"/>
+  </w:num>
+  <w:num w:numId="43" w16cid:durableId="123667916">
+    <w:abstractNumId w:val="45"/>
+  </w:num>
+  <w:num w:numId="44" w16cid:durableId="1924799429">
+    <w:abstractNumId w:val="24"/>
+  </w:num>
+  <w:num w:numId="45" w16cid:durableId="1108113292">
+    <w:abstractNumId w:val="5"/>
+  </w:num>
+  <w:num w:numId="46" w16cid:durableId="33388713">
     <w:abstractNumId w:val="18"/>
   </w:num>
-  <w:num w:numId="11" w16cid:durableId="1259293396">
-    <w:abstractNumId w:val="32"/>
+  <w:num w:numId="47" w16cid:durableId="1324895126">
+    <w:abstractNumId w:val="44"/>
   </w:num>
-  <w:num w:numId="12" w16cid:durableId="148445303">
-    <w:abstractNumId w:val="20"/>
+  <w:num w:numId="48" w16cid:durableId="1225527617">
+    <w:abstractNumId w:val="52"/>
   </w:num>
-  <w:num w:numId="13" w16cid:durableId="205336607">
+  <w:num w:numId="49" w16cid:durableId="1429230777">
+    <w:abstractNumId w:val="9"/>
+  </w:num>
+  <w:num w:numId="50" w16cid:durableId="2108231235">
+    <w:abstractNumId w:val="49"/>
+  </w:num>
+  <w:num w:numId="51" w16cid:durableId="961420959">
     <w:abstractNumId w:val="1"/>
   </w:num>
-  <w:num w:numId="14" w16cid:durableId="529032762">
-    <w:abstractNumId w:val="27"/>
-  </w:num>
-  <w:num w:numId="15" w16cid:durableId="1631789928">
-    <w:abstractNumId w:val="3"/>
-  </w:num>
-  <w:num w:numId="16" w16cid:durableId="1217203423">
-    <w:abstractNumId w:val="43"/>
-  </w:num>
-  <w:num w:numId="17" w16cid:durableId="1180436153">
-    <w:abstractNumId w:val="5"/>
-  </w:num>
-  <w:num w:numId="18" w16cid:durableId="755441549">
-    <w:abstractNumId w:val="21"/>
-  </w:num>
-  <w:num w:numId="19" w16cid:durableId="1651976765">
-    <w:abstractNumId w:val="37"/>
-  </w:num>
-  <w:num w:numId="20" w16cid:durableId="1856846295">
-    <w:abstractNumId w:val="7"/>
-  </w:num>
-  <w:num w:numId="21" w16cid:durableId="686979283">
-    <w:abstractNumId w:val="4"/>
-  </w:num>
-  <w:num w:numId="22" w16cid:durableId="1950041620">
-    <w:abstractNumId w:val="8"/>
-  </w:num>
-  <w:num w:numId="23" w16cid:durableId="1958439698">
+  <w:num w:numId="52" w16cid:durableId="1990939697">
     <w:abstractNumId w:val="14"/>
   </w:num>
-  <w:num w:numId="24" w16cid:durableId="942540634">
-    <w:abstractNumId w:val="11"/>
-  </w:num>
-  <w:num w:numId="25" w16cid:durableId="2134714633">
-    <w:abstractNumId w:val="42"/>
-  </w:num>
-  <w:num w:numId="26" w16cid:durableId="1252467783">
-    <w:abstractNumId w:val="26"/>
-  </w:num>
-  <w:num w:numId="27" w16cid:durableId="825820164">
-    <w:abstractNumId w:val="16"/>
-  </w:num>
-  <w:num w:numId="28" w16cid:durableId="985282643">
-    <w:abstractNumId w:val="24"/>
-  </w:num>
-  <w:num w:numId="29" w16cid:durableId="267348782">
-    <w:abstractNumId w:val="25"/>
-  </w:num>
-  <w:num w:numId="30" w16cid:durableId="1355573207">
-    <w:abstractNumId w:val="34"/>
-  </w:num>
-  <w:num w:numId="31" w16cid:durableId="345063151">
-    <w:abstractNumId w:val="31"/>
-  </w:num>
-  <w:num w:numId="32" w16cid:durableId="1998991490">
-    <w:abstractNumId w:val="28"/>
-  </w:num>
-  <w:num w:numId="33" w16cid:durableId="1065831533">
-    <w:abstractNumId w:val="17"/>
-  </w:num>
-  <w:num w:numId="34" w16cid:durableId="70467633">
-    <w:abstractNumId w:val="35"/>
-  </w:num>
-  <w:num w:numId="35" w16cid:durableId="1909226086">
-    <w:abstractNumId w:val="40"/>
-  </w:num>
-  <w:num w:numId="36" w16cid:durableId="234438080">
-    <w:abstractNumId w:val="23"/>
-  </w:num>
-  <w:num w:numId="37" w16cid:durableId="1976256643">
-    <w:abstractNumId w:val="33"/>
-  </w:num>
-  <w:num w:numId="38" w16cid:durableId="506410873">
-    <w:abstractNumId w:val="9"/>
-  </w:num>
-  <w:num w:numId="39" w16cid:durableId="705910205">
-    <w:abstractNumId w:val="2"/>
-  </w:num>
-  <w:num w:numId="40" w16cid:durableId="1806851299">
-    <w:abstractNumId w:val="30"/>
-  </w:num>
-  <w:num w:numId="41" w16cid:durableId="720179478">
-    <w:abstractNumId w:val="10"/>
-  </w:num>
-  <w:num w:numId="42" w16cid:durableId="320155041">
-    <w:abstractNumId w:val="15"/>
-  </w:num>
-  <w:num w:numId="43" w16cid:durableId="123667916">
-    <w:abstractNumId w:val="38"/>
-  </w:num>
-  <w:num w:numId="44" w16cid:durableId="1924799429">
-    <w:abstractNumId w:val="19"/>
+  <w:num w:numId="53" w16cid:durableId="542668754">
+    <w:abstractNumId w:val="32"/>
   </w:num>
 </w:numbering>
 </file>
@@ -41302,6 +46776,17 @@
       <w14:ligatures w14:val="none"/>
     </w:rPr>
   </w:style>
+  <w:style w:type="character" w:styleId="Strong">
+    <w:name w:val="Strong"/>
+    <w:basedOn w:val="DefaultParagraphFont"/>
+    <w:uiPriority w:val="22"/>
+    <w:qFormat/>
+    <w:rsid w:val="009747F9"/>
+    <w:rPr>
+      <w:b/>
+      <w:bCs/>
+    </w:rPr>
+  </w:style>
 </w:styles>
 </file>
 
@@ -41480,17 +46965,17 @@
     <w:pitch w:val="variable"/>
     <w:sig w:usb0="E0002EFF" w:usb1="C000785B" w:usb2="00000009" w:usb3="00000000" w:csb0="000001FF" w:csb1="00000000"/>
   </w:font>
+  <w:font w:name="Symbol">
+    <w:panose1 w:val="05050102010706020507"/>
+    <w:charset w:val="02"/>
+    <w:family w:val="roman"/>
+    <w:pitch w:val="variable"/>
+    <w:sig w:usb0="00000000" w:usb1="10000000" w:usb2="00000000" w:usb3="00000000" w:csb0="80000000" w:csb1="00000000"/>
+  </w:font>
   <w:font w:name="Wingdings">
     <w:panose1 w:val="05000000000000000000"/>
     <w:charset w:val="02"/>
     <w:family w:val="auto"/>
-    <w:pitch w:val="variable"/>
-    <w:sig w:usb0="00000000" w:usb1="10000000" w:usb2="00000000" w:usb3="00000000" w:csb0="80000000" w:csb1="00000000"/>
-  </w:font>
-  <w:font w:name="Symbol">
-    <w:panose1 w:val="05050102010706020507"/>
-    <w:charset w:val="02"/>
-    <w:family w:val="roman"/>
     <w:pitch w:val="variable"/>
     <w:sig w:usb0="00000000" w:usb1="10000000" w:usb2="00000000" w:usb3="00000000" w:csb0="80000000" w:csb1="00000000"/>
   </w:font>
@@ -41533,7 +47018,10 @@
   <w:rsids>
     <w:rsidRoot w:val="00015CF1"/>
     <w:rsid w:val="00015CF1"/>
+    <w:rsid w:val="00194F8E"/>
     <w:rsid w:val="004444B7"/>
+    <w:rsid w:val="004F3464"/>
+    <w:rsid w:val="00AA60DA"/>
     <w:rsid w:val="00CE17F3"/>
   </w:rsids>
   <m:mathPr>
@@ -41985,14 +47473,6 @@
     <w:semiHidden/>
     <w:unhideWhenUsed/>
   </w:style>
-  <w:style w:type="paragraph" w:customStyle="1" w:styleId="B6D610100DC745EABBAA93DD5F7C17B8">
-    <w:name w:val="B6D610100DC745EABBAA93DD5F7C17B8"/>
-    <w:rsid w:val="00015CF1"/>
-  </w:style>
-  <w:style w:type="paragraph" w:customStyle="1" w:styleId="2A48B55E419940EA91D77D3A0DDC7E8E">
-    <w:name w:val="2A48B55E419940EA91D77D3A0DDC7E8E"/>
-    <w:rsid w:val="00015CF1"/>
-  </w:style>
   <w:style w:type="paragraph" w:customStyle="1" w:styleId="8349D5133D1943F3B400FFADA9323204">
     <w:name w:val="8349D5133D1943F3B400FFADA9323204"/>
     <w:rsid w:val="00015CF1"/>
